--- a/대한민국 헌법.docx
+++ b/대한민국 헌법.docx
@@ -59,19 +59,11 @@
     </w:p>
     <w:p/>
     <w:p>
-      <w:proofErr w:type="gramStart"/>
-      <w:r>
-        <w:rPr>
-          <w:rFonts w:hint="eastAsia"/>
-        </w:rPr>
-        <w:t>제 1</w:t>
-      </w:r>
-      <w:proofErr w:type="gramEnd"/>
-      <w:r>
-        <w:rPr>
-          <w:rFonts w:hint="eastAsia"/>
-        </w:rPr>
-        <w:t>조</w:t>
+      <w:r>
+        <w:rPr>
+          <w:rFonts w:hint="eastAsia"/>
+        </w:rPr>
+        <w:t>제 1조</w:t>
       </w:r>
     </w:p>
     <w:p>
@@ -92,19 +84,11 @@
     </w:p>
     <w:p/>
     <w:p>
-      <w:proofErr w:type="gramStart"/>
-      <w:r>
-        <w:rPr>
-          <w:rFonts w:hint="eastAsia"/>
-        </w:rPr>
-        <w:t>제 2</w:t>
-      </w:r>
-      <w:proofErr w:type="gramEnd"/>
-      <w:r>
-        <w:rPr>
-          <w:rFonts w:hint="eastAsia"/>
-        </w:rPr>
-        <w:t>조</w:t>
+      <w:r>
+        <w:rPr>
+          <w:rFonts w:hint="eastAsia"/>
+        </w:rPr>
+        <w:t>제 2조</w:t>
       </w:r>
     </w:p>
     <w:p>
@@ -125,19 +109,11 @@
     </w:p>
     <w:p/>
     <w:p>
-      <w:proofErr w:type="gramStart"/>
-      <w:r>
-        <w:rPr>
-          <w:rFonts w:hint="eastAsia"/>
-        </w:rPr>
-        <w:t>제 3</w:t>
-      </w:r>
-      <w:proofErr w:type="gramEnd"/>
-      <w:r>
-        <w:rPr>
-          <w:rFonts w:hint="eastAsia"/>
-        </w:rPr>
-        <w:t>조</w:t>
+      <w:r>
+        <w:rPr>
+          <w:rFonts w:hint="eastAsia"/>
+        </w:rPr>
+        <w:t>제 3조</w:t>
       </w:r>
     </w:p>
     <w:p>
@@ -150,19 +126,11 @@
     </w:p>
     <w:p/>
     <w:p>
-      <w:proofErr w:type="gramStart"/>
-      <w:r>
-        <w:rPr>
-          <w:rFonts w:hint="eastAsia"/>
-        </w:rPr>
-        <w:t>제 4</w:t>
-      </w:r>
-      <w:proofErr w:type="gramEnd"/>
-      <w:r>
-        <w:rPr>
-          <w:rFonts w:hint="eastAsia"/>
-        </w:rPr>
-        <w:t>조</w:t>
+      <w:r>
+        <w:rPr>
+          <w:rFonts w:hint="eastAsia"/>
+        </w:rPr>
+        <w:t>제 4조</w:t>
       </w:r>
     </w:p>
     <w:p>
@@ -176,19 +144,11 @@
     </w:p>
     <w:p/>
     <w:p>
-      <w:proofErr w:type="gramStart"/>
-      <w:r>
-        <w:rPr>
-          <w:rFonts w:hint="eastAsia"/>
-        </w:rPr>
-        <w:t>제 5</w:t>
-      </w:r>
-      <w:proofErr w:type="gramEnd"/>
-      <w:r>
-        <w:rPr>
-          <w:rFonts w:hint="eastAsia"/>
-        </w:rPr>
-        <w:t>조</w:t>
+      <w:r>
+        <w:rPr>
+          <w:rFonts w:hint="eastAsia"/>
+        </w:rPr>
+        <w:t>제 5조</w:t>
       </w:r>
     </w:p>
     <w:p>
@@ -209,19 +169,11 @@
     </w:p>
     <w:p/>
     <w:p>
-      <w:proofErr w:type="gramStart"/>
-      <w:r>
-        <w:rPr>
-          <w:rFonts w:hint="eastAsia"/>
-        </w:rPr>
-        <w:t>제 6</w:t>
-      </w:r>
-      <w:proofErr w:type="gramEnd"/>
-      <w:r>
-        <w:rPr>
-          <w:rFonts w:hint="eastAsia"/>
-        </w:rPr>
-        <w:t>조</w:t>
+      <w:r>
+        <w:rPr>
+          <w:rFonts w:hint="eastAsia"/>
+        </w:rPr>
+        <w:t>제 6조</w:t>
       </w:r>
     </w:p>
     <w:p>
@@ -242,19 +194,11 @@
     </w:p>
     <w:p/>
     <w:p>
-      <w:proofErr w:type="gramStart"/>
-      <w:r>
-        <w:rPr>
-          <w:rFonts w:hint="eastAsia"/>
-        </w:rPr>
-        <w:t>제 7</w:t>
-      </w:r>
-      <w:proofErr w:type="gramEnd"/>
-      <w:r>
-        <w:rPr>
-          <w:rFonts w:hint="eastAsia"/>
-        </w:rPr>
-        <w:t>조</w:t>
+      <w:r>
+        <w:rPr>
+          <w:rFonts w:hint="eastAsia"/>
+        </w:rPr>
+        <w:t>제 7조</w:t>
       </w:r>
     </w:p>
     <w:p>
@@ -275,19 +219,11 @@
     </w:p>
     <w:p/>
     <w:p>
-      <w:proofErr w:type="gramStart"/>
-      <w:r>
-        <w:rPr>
-          <w:rFonts w:hint="eastAsia"/>
-        </w:rPr>
-        <w:t>제 8</w:t>
-      </w:r>
-      <w:proofErr w:type="gramEnd"/>
-      <w:r>
-        <w:rPr>
-          <w:rFonts w:hint="eastAsia"/>
-        </w:rPr>
-        <w:t>강</w:t>
+      <w:r>
+        <w:rPr>
+          <w:rFonts w:hint="eastAsia"/>
+        </w:rPr>
+        <w:t>제 8강</w:t>
       </w:r>
     </w:p>
     <w:p>
@@ -325,20 +261,12 @@
     <w:p/>
     <w:p/>
     <w:p>
-      <w:proofErr w:type="gramStart"/>
       <w:r>
         <w:rPr>
           <w:rFonts w:hint="eastAsia"/>
         </w:rPr>
         <w:lastRenderedPageBreak/>
-        <w:t>제 9</w:t>
-      </w:r>
-      <w:proofErr w:type="gramEnd"/>
-      <w:r>
-        <w:rPr>
-          <w:rFonts w:hint="eastAsia"/>
-        </w:rPr>
-        <w:t>강</w:t>
+        <w:t>제 9강</w:t>
       </w:r>
     </w:p>
     <w:p>
@@ -351,35 +279,19 @@
     </w:p>
     <w:p/>
     <w:p>
-      <w:proofErr w:type="gramStart"/>
-      <w:r>
-        <w:rPr>
-          <w:rFonts w:hint="eastAsia"/>
-        </w:rPr>
-        <w:t>제 2</w:t>
-      </w:r>
-      <w:proofErr w:type="gramEnd"/>
-      <w:r>
-        <w:rPr>
-          <w:rFonts w:hint="eastAsia"/>
-        </w:rPr>
-        <w:t>장 국민의 권리와 의무</w:t>
-      </w:r>
-    </w:p>
-    <w:p>
-      <w:proofErr w:type="gramStart"/>
-      <w:r>
-        <w:rPr>
-          <w:rFonts w:hint="eastAsia"/>
-        </w:rPr>
-        <w:t>제 10</w:t>
-      </w:r>
-      <w:proofErr w:type="gramEnd"/>
-      <w:r>
-        <w:rPr>
-          <w:rFonts w:hint="eastAsia"/>
-        </w:rPr>
-        <w:t>조</w:t>
+      <w:r>
+        <w:rPr>
+          <w:rFonts w:hint="eastAsia"/>
+        </w:rPr>
+        <w:t>제 2장 국민의 권리와 의무</w:t>
+      </w:r>
+    </w:p>
+    <w:p>
+      <w:r>
+        <w:rPr>
+          <w:rFonts w:hint="eastAsia"/>
+        </w:rPr>
+        <w:t>제 10조</w:t>
       </w:r>
     </w:p>
     <w:p>
@@ -406,19 +318,11 @@
     </w:p>
     <w:p/>
     <w:p>
-      <w:proofErr w:type="gramStart"/>
-      <w:r>
-        <w:rPr>
-          <w:rFonts w:hint="eastAsia"/>
-        </w:rPr>
-        <w:t>제 11</w:t>
-      </w:r>
-      <w:proofErr w:type="gramEnd"/>
-      <w:r>
-        <w:rPr>
-          <w:rFonts w:hint="eastAsia"/>
-        </w:rPr>
-        <w:t>조</w:t>
+      <w:r>
+        <w:rPr>
+          <w:rFonts w:hint="eastAsia"/>
+        </w:rPr>
+        <w:t>제 11조</w:t>
       </w:r>
     </w:p>
     <w:p>
@@ -463,19 +367,11 @@
     </w:p>
     <w:p/>
     <w:p>
-      <w:proofErr w:type="gramStart"/>
-      <w:r>
-        <w:rPr>
-          <w:rFonts w:hint="eastAsia"/>
-        </w:rPr>
-        <w:t>제 12</w:t>
-      </w:r>
-      <w:proofErr w:type="gramEnd"/>
-      <w:r>
-        <w:rPr>
-          <w:rFonts w:hint="eastAsia"/>
-        </w:rPr>
-        <w:t>조</w:t>
+      <w:r>
+        <w:rPr>
+          <w:rFonts w:hint="eastAsia"/>
+        </w:rPr>
+        <w:t>제 12조</w:t>
       </w:r>
     </w:p>
     <w:p>
@@ -585,19 +481,11 @@
     </w:p>
     <w:p/>
     <w:p>
-      <w:proofErr w:type="gramStart"/>
-      <w:r>
-        <w:rPr>
-          <w:rFonts w:hint="eastAsia"/>
-        </w:rPr>
-        <w:t>제 13</w:t>
-      </w:r>
-      <w:proofErr w:type="gramEnd"/>
-      <w:r>
-        <w:rPr>
-          <w:rFonts w:hint="eastAsia"/>
-        </w:rPr>
-        <w:t>조</w:t>
+      <w:r>
+        <w:rPr>
+          <w:rFonts w:hint="eastAsia"/>
+        </w:rPr>
+        <w:t>제 13조</w:t>
       </w:r>
     </w:p>
     <w:p>
@@ -661,19 +549,11 @@
     </w:p>
     <w:p/>
     <w:p>
-      <w:proofErr w:type="gramStart"/>
-      <w:r>
-        <w:rPr>
-          <w:rFonts w:hint="eastAsia"/>
-        </w:rPr>
-        <w:t>제 14</w:t>
-      </w:r>
-      <w:proofErr w:type="gramEnd"/>
-      <w:r>
-        <w:rPr>
-          <w:rFonts w:hint="eastAsia"/>
-        </w:rPr>
-        <w:t>조</w:t>
+      <w:r>
+        <w:rPr>
+          <w:rFonts w:hint="eastAsia"/>
+        </w:rPr>
+        <w:t>제 14조</w:t>
       </w:r>
     </w:p>
     <w:p>
@@ -686,19 +566,11 @@
     </w:p>
     <w:p/>
     <w:p>
-      <w:proofErr w:type="gramStart"/>
-      <w:r>
-        <w:rPr>
-          <w:rFonts w:hint="eastAsia"/>
-        </w:rPr>
-        <w:t>제 15</w:t>
-      </w:r>
-      <w:proofErr w:type="gramEnd"/>
-      <w:r>
-        <w:rPr>
-          <w:rFonts w:hint="eastAsia"/>
-        </w:rPr>
-        <w:t>조</w:t>
+      <w:r>
+        <w:rPr>
+          <w:rFonts w:hint="eastAsia"/>
+        </w:rPr>
+        <w:t>제 15조</w:t>
       </w:r>
     </w:p>
     <w:p>
@@ -711,19 +583,11 @@
     </w:p>
     <w:p/>
     <w:p>
-      <w:proofErr w:type="gramStart"/>
-      <w:r>
-        <w:rPr>
-          <w:rFonts w:hint="eastAsia"/>
-        </w:rPr>
-        <w:t>제 16</w:t>
-      </w:r>
-      <w:proofErr w:type="gramEnd"/>
-      <w:r>
-        <w:rPr>
-          <w:rFonts w:hint="eastAsia"/>
-        </w:rPr>
-        <w:t>조</w:t>
+      <w:r>
+        <w:rPr>
+          <w:rFonts w:hint="eastAsia"/>
+        </w:rPr>
+        <w:t>제 16조</w:t>
       </w:r>
     </w:p>
     <w:p>
@@ -764,19 +628,11 @@
     </w:p>
     <w:p/>
     <w:p>
-      <w:proofErr w:type="gramStart"/>
-      <w:r>
-        <w:rPr>
-          <w:rFonts w:hint="eastAsia"/>
-        </w:rPr>
-        <w:t>제 17</w:t>
-      </w:r>
-      <w:proofErr w:type="gramEnd"/>
-      <w:r>
-        <w:rPr>
-          <w:rFonts w:hint="eastAsia"/>
-        </w:rPr>
-        <w:t>조</w:t>
+      <w:r>
+        <w:rPr>
+          <w:rFonts w:hint="eastAsia"/>
+        </w:rPr>
+        <w:t>제 17조</w:t>
       </w:r>
     </w:p>
     <w:p>
@@ -803,20 +659,12 @@
     </w:p>
     <w:p/>
     <w:p>
-      <w:proofErr w:type="gramStart"/>
       <w:r>
         <w:rPr>
           <w:rFonts w:hint="eastAsia"/>
         </w:rPr>
         <w:lastRenderedPageBreak/>
-        <w:t>제 18</w:t>
-      </w:r>
-      <w:proofErr w:type="gramEnd"/>
-      <w:r>
-        <w:rPr>
-          <w:rFonts w:hint="eastAsia"/>
-        </w:rPr>
-        <w:t>조</w:t>
+        <w:t>제 18조</w:t>
       </w:r>
     </w:p>
     <w:p>
@@ -843,19 +691,11 @@
     </w:p>
     <w:p/>
     <w:p>
-      <w:proofErr w:type="gramStart"/>
-      <w:r>
-        <w:rPr>
-          <w:rFonts w:hint="eastAsia"/>
-        </w:rPr>
-        <w:t>제 19</w:t>
-      </w:r>
-      <w:proofErr w:type="gramEnd"/>
-      <w:r>
-        <w:rPr>
-          <w:rFonts w:hint="eastAsia"/>
-        </w:rPr>
-        <w:t>조</w:t>
+      <w:r>
+        <w:rPr>
+          <w:rFonts w:hint="eastAsia"/>
+        </w:rPr>
+        <w:t>제 19조</w:t>
       </w:r>
     </w:p>
     <w:p>
@@ -868,19 +708,11 @@
     </w:p>
     <w:p/>
     <w:p>
-      <w:proofErr w:type="gramStart"/>
-      <w:r>
-        <w:rPr>
-          <w:rFonts w:hint="eastAsia"/>
-        </w:rPr>
-        <w:t>제 20</w:t>
-      </w:r>
-      <w:proofErr w:type="gramEnd"/>
-      <w:r>
-        <w:rPr>
-          <w:rFonts w:hint="eastAsia"/>
-        </w:rPr>
-        <w:t>조</w:t>
+      <w:r>
+        <w:rPr>
+          <w:rFonts w:hint="eastAsia"/>
+        </w:rPr>
+        <w:t>제 20조</w:t>
       </w:r>
     </w:p>
     <w:p>
@@ -915,19 +747,11 @@
     </w:p>
     <w:p/>
     <w:p>
-      <w:proofErr w:type="gramStart"/>
-      <w:r>
-        <w:rPr>
-          <w:rFonts w:hint="eastAsia"/>
-        </w:rPr>
-        <w:t>제 21</w:t>
-      </w:r>
-      <w:proofErr w:type="gramEnd"/>
-      <w:r>
-        <w:rPr>
-          <w:rFonts w:hint="eastAsia"/>
-        </w:rPr>
-        <w:t>조</w:t>
+      <w:r>
+        <w:rPr>
+          <w:rFonts w:hint="eastAsia"/>
+        </w:rPr>
+        <w:t>제 21조</w:t>
       </w:r>
     </w:p>
     <w:p>
@@ -992,19 +816,11 @@
     </w:p>
     <w:p/>
     <w:p>
-      <w:proofErr w:type="gramStart"/>
-      <w:r>
-        <w:rPr>
-          <w:rFonts w:hint="eastAsia"/>
-        </w:rPr>
-        <w:t>제 22</w:t>
-      </w:r>
-      <w:proofErr w:type="gramEnd"/>
-      <w:r>
-        <w:rPr>
-          <w:rFonts w:hint="eastAsia"/>
-        </w:rPr>
-        <w:t>조</w:t>
+      <w:r>
+        <w:rPr>
+          <w:rFonts w:hint="eastAsia"/>
+        </w:rPr>
+        <w:t>제 22조</w:t>
       </w:r>
     </w:p>
     <w:p>
@@ -1039,19 +855,11 @@
     </w:p>
     <w:p/>
     <w:p>
-      <w:proofErr w:type="gramStart"/>
-      <w:r>
-        <w:rPr>
-          <w:rFonts w:hint="eastAsia"/>
-        </w:rPr>
-        <w:t>제 23</w:t>
-      </w:r>
-      <w:proofErr w:type="gramEnd"/>
-      <w:r>
-        <w:rPr>
-          <w:rFonts w:hint="eastAsia"/>
-        </w:rPr>
-        <w:t>조</w:t>
+      <w:r>
+        <w:rPr>
+          <w:rFonts w:hint="eastAsia"/>
+        </w:rPr>
+        <w:t>제 23조</w:t>
       </w:r>
     </w:p>
     <w:p>
@@ -1100,20 +908,12 @@
       </w:r>
     </w:p>
     <w:p>
-      <w:proofErr w:type="gramStart"/>
       <w:r>
         <w:rPr>
           <w:rFonts w:hint="eastAsia"/>
         </w:rPr>
         <w:lastRenderedPageBreak/>
-        <w:t>제 24</w:t>
-      </w:r>
-      <w:proofErr w:type="gramEnd"/>
-      <w:r>
-        <w:rPr>
-          <w:rFonts w:hint="eastAsia"/>
-        </w:rPr>
-        <w:t>조</w:t>
+        <w:t>제 24조</w:t>
       </w:r>
     </w:p>
     <w:p>
@@ -1126,19 +926,11 @@
     </w:p>
     <w:p/>
     <w:p>
-      <w:proofErr w:type="gramStart"/>
-      <w:r>
-        <w:rPr>
-          <w:rFonts w:hint="eastAsia"/>
-        </w:rPr>
-        <w:t>제 25</w:t>
-      </w:r>
-      <w:proofErr w:type="gramEnd"/>
-      <w:r>
-        <w:rPr>
-          <w:rFonts w:hint="eastAsia"/>
-        </w:rPr>
-        <w:t>조</w:t>
+      <w:r>
+        <w:rPr>
+          <w:rFonts w:hint="eastAsia"/>
+        </w:rPr>
+        <w:t>제 25조</w:t>
       </w:r>
     </w:p>
     <w:p>
@@ -1151,19 +943,11 @@
     </w:p>
     <w:p/>
     <w:p>
-      <w:proofErr w:type="gramStart"/>
-      <w:r>
-        <w:rPr>
-          <w:rFonts w:hint="eastAsia"/>
-        </w:rPr>
-        <w:t>제 26</w:t>
-      </w:r>
-      <w:proofErr w:type="gramEnd"/>
-      <w:r>
-        <w:rPr>
-          <w:rFonts w:hint="eastAsia"/>
-        </w:rPr>
-        <w:t>조</w:t>
+      <w:r>
+        <w:rPr>
+          <w:rFonts w:hint="eastAsia"/>
+        </w:rPr>
+        <w:t>제 26조</w:t>
       </w:r>
     </w:p>
     <w:p>
@@ -1198,19 +982,11 @@
     </w:p>
     <w:p/>
     <w:p>
-      <w:proofErr w:type="gramStart"/>
-      <w:r>
-        <w:rPr>
-          <w:rFonts w:hint="eastAsia"/>
-        </w:rPr>
-        <w:t>제 27</w:t>
-      </w:r>
-      <w:proofErr w:type="gramEnd"/>
-      <w:r>
-        <w:rPr>
-          <w:rFonts w:hint="eastAsia"/>
-        </w:rPr>
-        <w:t>조</w:t>
+      <w:r>
+        <w:rPr>
+          <w:rFonts w:hint="eastAsia"/>
+        </w:rPr>
+        <w:t>제 27조</w:t>
       </w:r>
     </w:p>
     <w:p>
@@ -1332,19 +1108,11 @@
     </w:p>
     <w:p/>
     <w:p>
-      <w:proofErr w:type="gramStart"/>
-      <w:r>
-        <w:rPr>
-          <w:rFonts w:hint="eastAsia"/>
-        </w:rPr>
-        <w:t>제 28</w:t>
-      </w:r>
-      <w:proofErr w:type="gramEnd"/>
-      <w:r>
-        <w:rPr>
-          <w:rFonts w:hint="eastAsia"/>
-        </w:rPr>
-        <w:t>조</w:t>
+      <w:r>
+        <w:rPr>
+          <w:rFonts w:hint="eastAsia"/>
+        </w:rPr>
+        <w:t>제 28조</w:t>
       </w:r>
     </w:p>
     <w:p>
@@ -1357,19 +1125,11 @@
     </w:p>
     <w:p/>
     <w:p>
-      <w:proofErr w:type="gramStart"/>
-      <w:r>
-        <w:rPr>
-          <w:rFonts w:hint="eastAsia"/>
-        </w:rPr>
-        <w:t>제 29</w:t>
-      </w:r>
-      <w:proofErr w:type="gramEnd"/>
-      <w:r>
-        <w:rPr>
-          <w:rFonts w:hint="eastAsia"/>
-        </w:rPr>
-        <w:t>조</w:t>
+      <w:r>
+        <w:rPr>
+          <w:rFonts w:hint="eastAsia"/>
+        </w:rPr>
+        <w:t>제 29조</w:t>
       </w:r>
     </w:p>
     <w:p>
@@ -1405,19 +1165,11 @@
     </w:p>
     <w:p/>
     <w:p>
-      <w:proofErr w:type="gramStart"/>
-      <w:r>
-        <w:rPr>
-          <w:rFonts w:hint="eastAsia"/>
-        </w:rPr>
-        <w:t>제 30</w:t>
-      </w:r>
-      <w:proofErr w:type="gramEnd"/>
-      <w:r>
-        <w:rPr>
-          <w:rFonts w:hint="eastAsia"/>
-        </w:rPr>
-        <w:t>조</w:t>
+      <w:r>
+        <w:rPr>
+          <w:rFonts w:hint="eastAsia"/>
+        </w:rPr>
+        <w:t>제 30조</w:t>
       </w:r>
     </w:p>
     <w:p>
@@ -1430,19 +1182,11 @@
     </w:p>
     <w:p/>
     <w:p>
-      <w:proofErr w:type="gramStart"/>
-      <w:r>
-        <w:rPr>
-          <w:rFonts w:hint="eastAsia"/>
-        </w:rPr>
-        <w:t>제 31</w:t>
-      </w:r>
-      <w:proofErr w:type="gramEnd"/>
-      <w:r>
-        <w:rPr>
-          <w:rFonts w:hint="eastAsia"/>
-        </w:rPr>
-        <w:t>조</w:t>
+      <w:r>
+        <w:rPr>
+          <w:rFonts w:hint="eastAsia"/>
+        </w:rPr>
+        <w:t>제 31조</w:t>
       </w:r>
     </w:p>
     <w:p>
@@ -1543,11 +1287,1971 @@
     </w:p>
     <w:p/>
     <w:p>
-      <w:pPr>
-        <w:rPr>
-          <w:rFonts w:hint="eastAsia"/>
-        </w:rPr>
-      </w:pPr>
+      <w:r>
+        <w:t>제</w:t>
+      </w:r>
+      <w:r>
+        <w:rPr>
+          <w:rFonts w:hint="eastAsia"/>
+        </w:rPr>
+        <w:t xml:space="preserve"> 32조</w:t>
+      </w:r>
+    </w:p>
+    <w:p>
+      <w:pPr>
+        <w:pStyle w:val="a6"/>
+        <w:numPr>
+          <w:ilvl w:val="0"/>
+          <w:numId w:val="10"/>
+        </w:numPr>
+      </w:pPr>
+      <w:r>
+        <w:rPr>
+          <w:rFonts w:hint="eastAsia"/>
+        </w:rPr>
+        <w:t>모든 국민은 근로의 권리를 가진다. 국가는 사회적, 경제적 방법으로 근로자의 고용의 증진과 적정임금의 보장에 노력하여야 하며, 법률이 정하는 바에 의하여 최저임금제를 시행하여야 한다.</w:t>
+      </w:r>
+    </w:p>
+    <w:p>
+      <w:pPr>
+        <w:pStyle w:val="a6"/>
+        <w:numPr>
+          <w:ilvl w:val="0"/>
+          <w:numId w:val="10"/>
+        </w:numPr>
+      </w:pPr>
+      <w:r>
+        <w:rPr>
+          <w:rFonts w:hint="eastAsia"/>
+        </w:rPr>
+        <w:t>모든 국민은 근로의 의무를 진다. 국가는 근로의 의무와 내용과 조건을 민주주의원칙에 따라 법률로 정한다.</w:t>
+      </w:r>
+    </w:p>
+    <w:p>
+      <w:pPr>
+        <w:pStyle w:val="a6"/>
+        <w:numPr>
+          <w:ilvl w:val="0"/>
+          <w:numId w:val="10"/>
+        </w:numPr>
+      </w:pPr>
+      <w:r>
+        <w:rPr>
+          <w:rFonts w:hint="eastAsia"/>
+        </w:rPr>
+        <w:t>근로조건의 기준은 인간의 존엄성을 보장하도록 법률로 정한다.</w:t>
+      </w:r>
+    </w:p>
+    <w:p>
+      <w:pPr>
+        <w:pStyle w:val="a6"/>
+        <w:numPr>
+          <w:ilvl w:val="0"/>
+          <w:numId w:val="10"/>
+        </w:numPr>
+      </w:pPr>
+      <w:r>
+        <w:rPr>
+          <w:rFonts w:hint="eastAsia"/>
+        </w:rPr>
+        <w:t>여자의 근로는 특별한 보호를 받으며, 고용, 임금 및 근로조건에 있어서 부당한 차별을 받지 아니한다.</w:t>
+      </w:r>
+    </w:p>
+    <w:p>
+      <w:pPr>
+        <w:pStyle w:val="a6"/>
+        <w:numPr>
+          <w:ilvl w:val="0"/>
+          <w:numId w:val="10"/>
+        </w:numPr>
+      </w:pPr>
+      <w:r>
+        <w:rPr>
+          <w:rFonts w:hint="eastAsia"/>
+        </w:rPr>
+        <w:t>연소자의 근로는 특별한 보호를 받는다.</w:t>
+      </w:r>
+    </w:p>
+    <w:p>
+      <w:pPr>
+        <w:pStyle w:val="a6"/>
+        <w:numPr>
+          <w:ilvl w:val="0"/>
+          <w:numId w:val="10"/>
+        </w:numPr>
+      </w:pPr>
+      <w:r>
+        <w:rPr>
+          <w:rFonts w:hint="eastAsia"/>
+        </w:rPr>
+        <w:lastRenderedPageBreak/>
+        <w:t xml:space="preserve">국가유공자, 상이군경 및 전몰군경의 유가족은 법률이 정하는 바에 의하여 우선적으로 근로의 기회를 </w:t>
+      </w:r>
+      <w:proofErr w:type="spellStart"/>
+      <w:r>
+        <w:rPr>
+          <w:rFonts w:hint="eastAsia"/>
+        </w:rPr>
+        <w:t>부여받는다</w:t>
+      </w:r>
+      <w:proofErr w:type="spellEnd"/>
+      <w:r>
+        <w:rPr>
+          <w:rFonts w:hint="eastAsia"/>
+        </w:rPr>
+        <w:t>.</w:t>
+      </w:r>
+    </w:p>
+    <w:p/>
+    <w:p>
+      <w:r>
+        <w:rPr>
+          <w:rFonts w:hint="eastAsia"/>
+        </w:rPr>
+        <w:t>제 33조</w:t>
+      </w:r>
+    </w:p>
+    <w:p>
+      <w:pPr>
+        <w:pStyle w:val="a6"/>
+        <w:numPr>
+          <w:ilvl w:val="0"/>
+          <w:numId w:val="11"/>
+        </w:numPr>
+      </w:pPr>
+      <w:r>
+        <w:rPr>
+          <w:rFonts w:hint="eastAsia"/>
+        </w:rPr>
+        <w:t>근로자는 근로조건의 향상을 위하여 자주적인 단결권, 단체교섭권 및 단체행동권을 가진다.</w:t>
+      </w:r>
+    </w:p>
+    <w:p>
+      <w:pPr>
+        <w:pStyle w:val="a6"/>
+        <w:numPr>
+          <w:ilvl w:val="0"/>
+          <w:numId w:val="11"/>
+        </w:numPr>
+      </w:pPr>
+      <w:r>
+        <w:rPr>
+          <w:rFonts w:hint="eastAsia"/>
+        </w:rPr>
+        <w:t>공무원인 근로자는 법률이 정하는 자에 한하여 단결권, 단체교섭권 및 단체행동권을 가진다.</w:t>
+      </w:r>
+    </w:p>
+    <w:p>
+      <w:pPr>
+        <w:pStyle w:val="a6"/>
+        <w:numPr>
+          <w:ilvl w:val="0"/>
+          <w:numId w:val="11"/>
+        </w:numPr>
+      </w:pPr>
+      <w:r>
+        <w:rPr>
+          <w:rFonts w:hint="eastAsia"/>
+        </w:rPr>
+        <w:t>법률이 정하는 주요방위산업체에 종사하는 근로자의 단체행동권은 법률이 정하는 바에 의하여 이를 제한하거나 인정하지 아니할 수 있다.</w:t>
+      </w:r>
+    </w:p>
+    <w:p/>
+    <w:p>
+      <w:r>
+        <w:rPr>
+          <w:rFonts w:hint="eastAsia"/>
+        </w:rPr>
+        <w:t>제 34조</w:t>
+      </w:r>
+    </w:p>
+    <w:p>
+      <w:pPr>
+        <w:pStyle w:val="a6"/>
+        <w:numPr>
+          <w:ilvl w:val="0"/>
+          <w:numId w:val="12"/>
+        </w:numPr>
+      </w:pPr>
+      <w:r>
+        <w:rPr>
+          <w:rFonts w:hint="eastAsia"/>
+        </w:rPr>
+        <w:t>모든 국민은 인간다운 생활을 할 권리를 가진다.</w:t>
+      </w:r>
+    </w:p>
+    <w:p>
+      <w:pPr>
+        <w:pStyle w:val="a6"/>
+        <w:numPr>
+          <w:ilvl w:val="0"/>
+          <w:numId w:val="12"/>
+        </w:numPr>
+      </w:pPr>
+      <w:r>
+        <w:rPr>
+          <w:rFonts w:hint="eastAsia"/>
+        </w:rPr>
+        <w:t>국가는 사회보장, 사회복지의 증진에 노력할 의무를 진다.</w:t>
+      </w:r>
+    </w:p>
+    <w:p>
+      <w:pPr>
+        <w:pStyle w:val="a6"/>
+        <w:numPr>
+          <w:ilvl w:val="0"/>
+          <w:numId w:val="12"/>
+        </w:numPr>
+      </w:pPr>
+      <w:r>
+        <w:rPr>
+          <w:rFonts w:hint="eastAsia"/>
+        </w:rPr>
+        <w:t>국가는 여자의 복지와 권익의 향상을 위하여 노력하여야 한다.</w:t>
+      </w:r>
+    </w:p>
+    <w:p>
+      <w:pPr>
+        <w:pStyle w:val="a6"/>
+        <w:numPr>
+          <w:ilvl w:val="0"/>
+          <w:numId w:val="12"/>
+        </w:numPr>
+      </w:pPr>
+      <w:r>
+        <w:rPr>
+          <w:rFonts w:hint="eastAsia"/>
+        </w:rPr>
+        <w:t>국가는 노인과 청소년의 복지향상을 위한 정책을 실시할 의무를 진다.</w:t>
+      </w:r>
+    </w:p>
+    <w:p>
+      <w:pPr>
+        <w:pStyle w:val="a6"/>
+        <w:numPr>
+          <w:ilvl w:val="0"/>
+          <w:numId w:val="12"/>
+        </w:numPr>
+      </w:pPr>
+      <w:r>
+        <w:rPr>
+          <w:rFonts w:hint="eastAsia"/>
+        </w:rPr>
+        <w:t>신체장애자 및 질병, 노령 기타의 사유로 생활능력이 없는 국민은 법률이 정하는 바에 의하여 국가의 보호를 받는다.</w:t>
+      </w:r>
+    </w:p>
+    <w:p>
+      <w:pPr>
+        <w:pStyle w:val="a6"/>
+        <w:numPr>
+          <w:ilvl w:val="0"/>
+          <w:numId w:val="12"/>
+        </w:numPr>
+      </w:pPr>
+      <w:r>
+        <w:rPr>
+          <w:rFonts w:hint="eastAsia"/>
+        </w:rPr>
+        <w:t>국가는 재해를 예방하고, 그 위험으로부터 국민을 보호하기 위하여 노력하여야 한다.</w:t>
+      </w:r>
+    </w:p>
+    <w:p/>
+    <w:p>
+      <w:r>
+        <w:rPr>
+          <w:rFonts w:hint="eastAsia"/>
+        </w:rPr>
+        <w:t>제 35조</w:t>
+      </w:r>
+    </w:p>
+    <w:p>
+      <w:pPr>
+        <w:pStyle w:val="a6"/>
+        <w:numPr>
+          <w:ilvl w:val="0"/>
+          <w:numId w:val="13"/>
+        </w:numPr>
+      </w:pPr>
+      <w:r>
+        <w:rPr>
+          <w:rFonts w:hint="eastAsia"/>
+        </w:rPr>
+        <w:t>모든 국민은 건강하고 쾌적한 환경에서 생활할 권리를 가지며, 국가와 국민은 환경보전을 위하여 노력하여야 한다.</w:t>
+      </w:r>
+    </w:p>
+    <w:p>
+      <w:pPr>
+        <w:pStyle w:val="a6"/>
+        <w:numPr>
+          <w:ilvl w:val="0"/>
+          <w:numId w:val="13"/>
+        </w:numPr>
+      </w:pPr>
+      <w:r>
+        <w:rPr>
+          <w:rFonts w:hint="eastAsia"/>
+        </w:rPr>
+        <w:t>환경권의 내용과 행사에 관해서는 법률로 정한다.</w:t>
+      </w:r>
+    </w:p>
+    <w:p>
+      <w:pPr>
+        <w:pStyle w:val="a6"/>
+        <w:numPr>
+          <w:ilvl w:val="0"/>
+          <w:numId w:val="13"/>
+        </w:numPr>
+      </w:pPr>
+      <w:r>
+        <w:rPr>
+          <w:rFonts w:hint="eastAsia"/>
+        </w:rPr>
+        <w:t xml:space="preserve">국가는 </w:t>
+      </w:r>
+      <w:proofErr w:type="spellStart"/>
+      <w:r>
+        <w:rPr>
+          <w:rFonts w:hint="eastAsia"/>
+        </w:rPr>
+        <w:t>주택개발정책등을</w:t>
+      </w:r>
+      <w:proofErr w:type="spellEnd"/>
+      <w:r>
+        <w:rPr>
+          <w:rFonts w:hint="eastAsia"/>
+        </w:rPr>
+        <w:t xml:space="preserve"> 통하여 모든 국민이 쾌적한 주거생활을 할 수 있도록 노력하여야 한다.</w:t>
+      </w:r>
+    </w:p>
+    <w:p/>
+    <w:p>
+      <w:r>
+        <w:rPr>
+          <w:rFonts w:hint="eastAsia"/>
+        </w:rPr>
+        <w:t>제 36조</w:t>
+      </w:r>
+    </w:p>
+    <w:p>
+      <w:pPr>
+        <w:pStyle w:val="a6"/>
+        <w:numPr>
+          <w:ilvl w:val="0"/>
+          <w:numId w:val="14"/>
+        </w:numPr>
+      </w:pPr>
+      <w:r>
+        <w:rPr>
+          <w:rFonts w:hint="eastAsia"/>
+        </w:rPr>
+        <w:t xml:space="preserve">혼인과 가족생활은 개인의 존엄과 양성의 평등을 기초로 성립되고 유지되어야 </w:t>
+      </w:r>
+      <w:r>
+        <w:rPr>
+          <w:rFonts w:hint="eastAsia"/>
+        </w:rPr>
+        <w:lastRenderedPageBreak/>
+        <w:t>하며, 국가는 이를 보장한다.</w:t>
+      </w:r>
+    </w:p>
+    <w:p>
+      <w:pPr>
+        <w:pStyle w:val="a6"/>
+        <w:numPr>
+          <w:ilvl w:val="0"/>
+          <w:numId w:val="14"/>
+        </w:numPr>
+      </w:pPr>
+      <w:r>
+        <w:rPr>
+          <w:rFonts w:hint="eastAsia"/>
+        </w:rPr>
+        <w:t>국가는 모성의 보호를 위하여 노력하여야 한다.</w:t>
+      </w:r>
+    </w:p>
+    <w:p>
+      <w:pPr>
+        <w:pStyle w:val="a6"/>
+        <w:numPr>
+          <w:ilvl w:val="0"/>
+          <w:numId w:val="14"/>
+        </w:numPr>
+      </w:pPr>
+      <w:r>
+        <w:rPr>
+          <w:rFonts w:hint="eastAsia"/>
+        </w:rPr>
+        <w:t>모든 국민은 보건에 관하여 국가의 보호를 받는다.</w:t>
+      </w:r>
+    </w:p>
+    <w:p/>
+    <w:p>
+      <w:r>
+        <w:rPr>
+          <w:rFonts w:hint="eastAsia"/>
+        </w:rPr>
+        <w:t>제 37조</w:t>
+      </w:r>
+    </w:p>
+    <w:p>
+      <w:pPr>
+        <w:pStyle w:val="a6"/>
+        <w:numPr>
+          <w:ilvl w:val="0"/>
+          <w:numId w:val="15"/>
+        </w:numPr>
+      </w:pPr>
+      <w:r>
+        <w:rPr>
+          <w:rFonts w:hint="eastAsia"/>
+        </w:rPr>
+        <w:t>국민의 자유와 권리는 헌법에 열거되지 아니한 이유로 경시되지 아니한다.</w:t>
+      </w:r>
+    </w:p>
+    <w:p>
+      <w:pPr>
+        <w:pStyle w:val="a6"/>
+        <w:numPr>
+          <w:ilvl w:val="0"/>
+          <w:numId w:val="15"/>
+        </w:numPr>
+      </w:pPr>
+      <w:r>
+        <w:rPr>
+          <w:rFonts w:hint="eastAsia"/>
+        </w:rPr>
+        <w:t>국민의 모든 자유와 권리는 국가안전보장, 질서유지 또는 공공복리를 위하여 필요한 경우에 한하여 법률로써 제한할 수 있으며, 제한하는 경우에도 자유와 권리의 본질적인 내용을 침해할 수 없다.</w:t>
+      </w:r>
+    </w:p>
+    <w:p/>
+    <w:p>
+      <w:r>
+        <w:rPr>
+          <w:rFonts w:hint="eastAsia"/>
+        </w:rPr>
+        <w:t>제 38조</w:t>
+      </w:r>
+    </w:p>
+    <w:p>
+      <w:r>
+        <w:rPr>
+          <w:rFonts w:hint="eastAsia"/>
+        </w:rPr>
+        <w:t>모든 국민은 법률이 정하는 바에 의하여 납세의 의무를 진다.</w:t>
+      </w:r>
+    </w:p>
+    <w:p/>
+    <w:p>
+      <w:r>
+        <w:rPr>
+          <w:rFonts w:hint="eastAsia"/>
+        </w:rPr>
+        <w:t>제 39조</w:t>
+      </w:r>
+    </w:p>
+    <w:p>
+      <w:pPr>
+        <w:pStyle w:val="a6"/>
+        <w:numPr>
+          <w:ilvl w:val="0"/>
+          <w:numId w:val="16"/>
+        </w:numPr>
+      </w:pPr>
+      <w:r>
+        <w:rPr>
+          <w:rFonts w:hint="eastAsia"/>
+        </w:rPr>
+        <w:t>모든 국민은 법률이 정하는 바에 의하여 국방의 의무를 진다.</w:t>
+      </w:r>
+    </w:p>
+    <w:p>
+      <w:pPr>
+        <w:pStyle w:val="a6"/>
+        <w:numPr>
+          <w:ilvl w:val="0"/>
+          <w:numId w:val="16"/>
+        </w:numPr>
+      </w:pPr>
+      <w:r>
+        <w:rPr>
+          <w:rFonts w:hint="eastAsia"/>
+        </w:rPr>
+        <w:t>누구든지 병역의무의 이행으로 인하여 불이익한 처우를 받지 아니한다.</w:t>
+      </w:r>
+    </w:p>
+    <w:p/>
+    <w:p>
+      <w:r>
+        <w:rPr>
+          <w:rFonts w:hint="eastAsia"/>
+        </w:rPr>
+        <w:t>제 3장 국회</w:t>
+      </w:r>
+    </w:p>
+    <w:p>
+      <w:r>
+        <w:rPr>
+          <w:rFonts w:hint="eastAsia"/>
+        </w:rPr>
+        <w:t>제 40조</w:t>
+      </w:r>
+    </w:p>
+    <w:p>
+      <w:r>
+        <w:rPr>
+          <w:rFonts w:hint="eastAsia"/>
+        </w:rPr>
+        <w:t>입법권은 국회에 속한다.</w:t>
+      </w:r>
+    </w:p>
+    <w:p/>
+    <w:p>
+      <w:r>
+        <w:rPr>
+          <w:rFonts w:hint="eastAsia"/>
+        </w:rPr>
+        <w:t>제 41조</w:t>
+      </w:r>
+    </w:p>
+    <w:p>
+      <w:pPr>
+        <w:pStyle w:val="a6"/>
+        <w:numPr>
+          <w:ilvl w:val="0"/>
+          <w:numId w:val="17"/>
+        </w:numPr>
+      </w:pPr>
+      <w:r>
+        <w:rPr>
+          <w:rFonts w:hint="eastAsia"/>
+        </w:rPr>
+        <w:t>국회는 국민의 보통, 평등, 직접, 비밀선거에 의하여 선출된 국회의원으로 구성된다.</w:t>
+      </w:r>
+    </w:p>
+    <w:p>
+      <w:pPr>
+        <w:pStyle w:val="a6"/>
+        <w:numPr>
+          <w:ilvl w:val="0"/>
+          <w:numId w:val="17"/>
+        </w:numPr>
+      </w:pPr>
+      <w:r>
+        <w:rPr>
+          <w:rFonts w:hint="eastAsia"/>
+        </w:rPr>
+        <w:t>국회의원의 수는 법률로 정하되, 200인 이상으로 한다.</w:t>
+      </w:r>
+    </w:p>
+    <w:p>
+      <w:pPr>
+        <w:pStyle w:val="a6"/>
+        <w:numPr>
+          <w:ilvl w:val="0"/>
+          <w:numId w:val="17"/>
+        </w:numPr>
+      </w:pPr>
+      <w:r>
+        <w:rPr>
+          <w:rFonts w:hint="eastAsia"/>
+        </w:rPr>
+        <w:t>국회의원의 선거구와 비례대표제 기타 선거에 관한 사항은 법률로 정한다.</w:t>
+      </w:r>
+    </w:p>
+    <w:p/>
+    <w:p>
+      <w:r>
+        <w:rPr>
+          <w:rFonts w:hint="eastAsia"/>
+        </w:rPr>
+        <w:t>제 42조</w:t>
+      </w:r>
+    </w:p>
+    <w:p>
+      <w:r>
+        <w:rPr>
+          <w:rFonts w:hint="eastAsia"/>
+        </w:rPr>
+        <w:lastRenderedPageBreak/>
+        <w:t>국회의원의 임기는 4년으로 한다.</w:t>
+      </w:r>
+    </w:p>
+    <w:p/>
+    <w:p>
+      <w:r>
+        <w:rPr>
+          <w:rFonts w:hint="eastAsia"/>
+        </w:rPr>
+        <w:t>제 43조</w:t>
+      </w:r>
+    </w:p>
+    <w:p>
+      <w:r>
+        <w:rPr>
+          <w:rFonts w:hint="eastAsia"/>
+        </w:rPr>
+        <w:t>국회의원은 법률이 정하는 직을 겸할 수 없다.</w:t>
+      </w:r>
+    </w:p>
+    <w:p/>
+    <w:p>
+      <w:r>
+        <w:rPr>
+          <w:rFonts w:hint="eastAsia"/>
+        </w:rPr>
+        <w:t>제 44조</w:t>
+      </w:r>
+    </w:p>
+    <w:p>
+      <w:pPr>
+        <w:pStyle w:val="a6"/>
+        <w:numPr>
+          <w:ilvl w:val="0"/>
+          <w:numId w:val="18"/>
+        </w:numPr>
+      </w:pPr>
+      <w:r>
+        <w:rPr>
+          <w:rFonts w:hint="eastAsia"/>
+        </w:rPr>
+        <w:t xml:space="preserve">국회의원은 현행범인 경우를 제외하고는 회기 중 국회의 </w:t>
+      </w:r>
+      <w:proofErr w:type="spellStart"/>
+      <w:r>
+        <w:rPr>
+          <w:rFonts w:hint="eastAsia"/>
+        </w:rPr>
+        <w:t>동의없이</w:t>
+      </w:r>
+      <w:proofErr w:type="spellEnd"/>
+      <w:r>
+        <w:rPr>
+          <w:rFonts w:hint="eastAsia"/>
+        </w:rPr>
+        <w:t xml:space="preserve"> 체포 또는 구금되지 아니한다.</w:t>
+      </w:r>
+    </w:p>
+    <w:p>
+      <w:pPr>
+        <w:pStyle w:val="a6"/>
+        <w:numPr>
+          <w:ilvl w:val="0"/>
+          <w:numId w:val="18"/>
+        </w:numPr>
+      </w:pPr>
+      <w:r>
+        <w:rPr>
+          <w:rFonts w:hint="eastAsia"/>
+        </w:rPr>
+        <w:t>국회의원이 회기 전에 체포 또는 구금된 때에는 현행범인이 아닌 한, 국회의 요구가 있으면, 회기 중 석방된다.</w:t>
+      </w:r>
+    </w:p>
+    <w:p/>
+    <w:p>
+      <w:r>
+        <w:rPr>
+          <w:rFonts w:hint="eastAsia"/>
+        </w:rPr>
+        <w:t>제 45조</w:t>
+      </w:r>
+    </w:p>
+    <w:p>
+      <w:r>
+        <w:rPr>
+          <w:rFonts w:hint="eastAsia"/>
+        </w:rPr>
+        <w:t>국회의원은 국회에서 직무상 행한 발언과 표결에 관하여 국회 외에서 책임을 지지 아니한다.</w:t>
+      </w:r>
+    </w:p>
+    <w:p/>
+    <w:p>
+      <w:r>
+        <w:rPr>
+          <w:rFonts w:hint="eastAsia"/>
+        </w:rPr>
+        <w:t>제 46조</w:t>
+      </w:r>
+    </w:p>
+    <w:p>
+      <w:pPr>
+        <w:pStyle w:val="a6"/>
+        <w:numPr>
+          <w:ilvl w:val="0"/>
+          <w:numId w:val="19"/>
+        </w:numPr>
+      </w:pPr>
+      <w:r>
+        <w:rPr>
+          <w:rFonts w:hint="eastAsia"/>
+        </w:rPr>
+        <w:t>국회의원은 청렴의 의무가 있다.</w:t>
+      </w:r>
+    </w:p>
+    <w:p>
+      <w:pPr>
+        <w:pStyle w:val="a6"/>
+        <w:numPr>
+          <w:ilvl w:val="0"/>
+          <w:numId w:val="19"/>
+        </w:numPr>
+      </w:pPr>
+      <w:r>
+        <w:rPr>
+          <w:rFonts w:hint="eastAsia"/>
+        </w:rPr>
+        <w:t>국회의원은 국가이익을 우선하여 양심에 따라 직무를 행한다.</w:t>
+      </w:r>
+    </w:p>
+    <w:p>
+      <w:pPr>
+        <w:pStyle w:val="a6"/>
+        <w:numPr>
+          <w:ilvl w:val="0"/>
+          <w:numId w:val="19"/>
+        </w:numPr>
+      </w:pPr>
+      <w:r>
+        <w:rPr>
+          <w:rFonts w:hint="eastAsia"/>
+        </w:rPr>
+        <w:t>국회의원은 그 직위를 남용하여 국가, 공공단체 또는 기업체와의 계약이나 그 처분에 의하여, 재산상의 권리, 이익 또는 직위를 취득하거나 타인을 위하여 그 취득을 알선할 수 없다.</w:t>
+      </w:r>
+    </w:p>
+    <w:p/>
+    <w:p>
+      <w:r>
+        <w:rPr>
+          <w:rFonts w:hint="eastAsia"/>
+        </w:rPr>
+        <w:t>제 47조</w:t>
+      </w:r>
+    </w:p>
+    <w:p>
+      <w:pPr>
+        <w:pStyle w:val="a6"/>
+        <w:numPr>
+          <w:ilvl w:val="0"/>
+          <w:numId w:val="20"/>
+        </w:numPr>
+      </w:pPr>
+      <w:r>
+        <w:rPr>
+          <w:rFonts w:hint="eastAsia"/>
+        </w:rPr>
+        <w:t xml:space="preserve">국회의 정기회는 법률이 정하는 바에 의하여 매년 1회 </w:t>
+      </w:r>
+      <w:proofErr w:type="spellStart"/>
+      <w:r>
+        <w:rPr>
+          <w:rFonts w:hint="eastAsia"/>
+        </w:rPr>
+        <w:t>집회되며</w:t>
+      </w:r>
+      <w:proofErr w:type="spellEnd"/>
+      <w:r>
+        <w:rPr>
+          <w:rFonts w:hint="eastAsia"/>
+        </w:rPr>
+        <w:t xml:space="preserve">, 국회의 임시회는 대통령 또는 </w:t>
+      </w:r>
+      <w:proofErr w:type="spellStart"/>
+      <w:r>
+        <w:rPr>
+          <w:rFonts w:hint="eastAsia"/>
+        </w:rPr>
+        <w:t>국회재적의원</w:t>
+      </w:r>
+      <w:proofErr w:type="spellEnd"/>
+      <w:r>
+        <w:rPr>
+          <w:rFonts w:hint="eastAsia"/>
+        </w:rPr>
+        <w:t xml:space="preserve"> 4분의 1이상의 요구에 의하여 </w:t>
+      </w:r>
+      <w:proofErr w:type="spellStart"/>
+      <w:r>
+        <w:rPr>
+          <w:rFonts w:hint="eastAsia"/>
+        </w:rPr>
+        <w:t>집회된다</w:t>
+      </w:r>
+      <w:proofErr w:type="spellEnd"/>
+      <w:r>
+        <w:rPr>
+          <w:rFonts w:hint="eastAsia"/>
+        </w:rPr>
+        <w:t>.</w:t>
+      </w:r>
+    </w:p>
+    <w:p>
+      <w:pPr>
+        <w:pStyle w:val="a6"/>
+        <w:numPr>
+          <w:ilvl w:val="0"/>
+          <w:numId w:val="20"/>
+        </w:numPr>
+      </w:pPr>
+      <w:r>
+        <w:rPr>
+          <w:rFonts w:hint="eastAsia"/>
+        </w:rPr>
+        <w:t>정기회의 회기는 100일을, 임시회의 회기는 30일을 초과할 수 없다.</w:t>
+      </w:r>
+    </w:p>
+    <w:p>
+      <w:pPr>
+        <w:pStyle w:val="a6"/>
+        <w:numPr>
+          <w:ilvl w:val="0"/>
+          <w:numId w:val="20"/>
+        </w:numPr>
+      </w:pPr>
+      <w:r>
+        <w:rPr>
+          <w:rFonts w:hint="eastAsia"/>
+        </w:rPr>
+        <w:t>대통령이 임시회의 집회를 요구할 때에는 기간과 집회요구의 이유를 명시하여야 한다.</w:t>
+      </w:r>
+    </w:p>
+    <w:p/>
+    <w:p>
+      <w:r>
+        <w:rPr>
+          <w:rFonts w:hint="eastAsia"/>
+        </w:rPr>
+        <w:lastRenderedPageBreak/>
+        <w:t>제 48조</w:t>
+      </w:r>
+    </w:p>
+    <w:p>
+      <w:r>
+        <w:rPr>
+          <w:rFonts w:hint="eastAsia"/>
+        </w:rPr>
+        <w:t>국회는 의장 1인과 부의장 2인을 선출한다.</w:t>
+      </w:r>
+    </w:p>
+    <w:p/>
+    <w:p>
+      <w:r>
+        <w:rPr>
+          <w:rFonts w:hint="eastAsia"/>
+        </w:rPr>
+        <w:t>제 49조</w:t>
+      </w:r>
+    </w:p>
+    <w:p>
+      <w:r>
+        <w:rPr>
+          <w:rFonts w:hint="eastAsia"/>
+        </w:rPr>
+        <w:t>국회는 헌법 또는 법률에 특별한 규정이 없는 한 재적위원 과반수의 출석과 출석의원 과반수의 찬성으로 의결한다. 가부동수인 때에는 부결된 것으로 본다.</w:t>
+      </w:r>
+    </w:p>
+    <w:p/>
+    <w:p>
+      <w:r>
+        <w:rPr>
+          <w:rFonts w:hint="eastAsia"/>
+        </w:rPr>
+        <w:t>제 50조</w:t>
+      </w:r>
+    </w:p>
+    <w:p>
+      <w:pPr>
+        <w:pStyle w:val="a6"/>
+        <w:numPr>
+          <w:ilvl w:val="0"/>
+          <w:numId w:val="21"/>
+        </w:numPr>
+      </w:pPr>
+      <w:r>
+        <w:rPr>
+          <w:rFonts w:hint="eastAsia"/>
+        </w:rPr>
+        <w:t>국회의 회의는 공개한다. 다만, 출석인원 과반수의 찬성이 있거나, 의장이 국가의 안전보장을 위하여 필요하다고 인정할 때에는 공개하지 아니할 수 있다.</w:t>
+      </w:r>
+    </w:p>
+    <w:p>
+      <w:pPr>
+        <w:pStyle w:val="a6"/>
+        <w:numPr>
+          <w:ilvl w:val="0"/>
+          <w:numId w:val="21"/>
+        </w:numPr>
+      </w:pPr>
+      <w:r>
+        <w:rPr>
+          <w:rFonts w:hint="eastAsia"/>
+        </w:rPr>
+        <w:t>공개하지 아니한 회의내용의 공표에 관하여는 법률이 정하는 바에 의한다.</w:t>
+      </w:r>
+    </w:p>
+    <w:p/>
+    <w:p>
+      <w:r>
+        <w:rPr>
+          <w:rFonts w:hint="eastAsia"/>
+        </w:rPr>
+        <w:t>제 51조</w:t>
+      </w:r>
+    </w:p>
+    <w:p>
+      <w:r>
+        <w:rPr>
+          <w:rFonts w:hint="eastAsia"/>
+        </w:rPr>
+        <w:t>국회에 제출된 법률안 기타의 의안은 회기 중에 의결되지 못한 이유로 폐기되지 아니한다. 다만, 국회의원의 임기가 만료된 때에는 그러하지 아니한다.</w:t>
+      </w:r>
+    </w:p>
+    <w:p/>
+    <w:p>
+      <w:r>
+        <w:rPr>
+          <w:rFonts w:hint="eastAsia"/>
+        </w:rPr>
+        <w:t>제 52조</w:t>
+      </w:r>
+    </w:p>
+    <w:p>
+      <w:r>
+        <w:rPr>
+          <w:rFonts w:hint="eastAsia"/>
+        </w:rPr>
+        <w:t>국회의원과 정부는 법률안을 제출할 수 있다.</w:t>
+      </w:r>
+    </w:p>
+    <w:p/>
+    <w:p>
+      <w:r>
+        <w:rPr>
+          <w:rFonts w:hint="eastAsia"/>
+        </w:rPr>
+        <w:t>제 53조</w:t>
+      </w:r>
+    </w:p>
+    <w:p>
+      <w:pPr>
+        <w:pStyle w:val="a6"/>
+        <w:numPr>
+          <w:ilvl w:val="0"/>
+          <w:numId w:val="22"/>
+        </w:numPr>
+      </w:pPr>
+      <w:r>
+        <w:rPr>
+          <w:rFonts w:hint="eastAsia"/>
+        </w:rPr>
+        <w:t>국회에서 의결된 법률안은 정부에 이송되어 15일 이내에 대통령이 공표한다.</w:t>
+      </w:r>
+    </w:p>
+    <w:p>
+      <w:pPr>
+        <w:pStyle w:val="a6"/>
+        <w:numPr>
+          <w:ilvl w:val="0"/>
+          <w:numId w:val="22"/>
+        </w:numPr>
+      </w:pPr>
+      <w:r>
+        <w:rPr>
+          <w:rFonts w:hint="eastAsia"/>
+        </w:rPr>
+        <w:t>법률안에 의의가 있을 때에는 대통령은 제 1항의 기간내에 이의서를 붙여 국회로 환부하고, 그 재의를 요구할 수 있다. 국회의 폐회 중에도 또한 같다.</w:t>
+      </w:r>
+    </w:p>
+    <w:p>
+      <w:pPr>
+        <w:pStyle w:val="a6"/>
+        <w:numPr>
+          <w:ilvl w:val="0"/>
+          <w:numId w:val="22"/>
+        </w:numPr>
+      </w:pPr>
+      <w:r>
+        <w:rPr>
+          <w:rFonts w:hint="eastAsia"/>
+        </w:rPr>
+        <w:t>대통령은 법률안의 일부에 대하여 또는 법률안을 수정하여 재의를 요구할 수 있다.</w:t>
+      </w:r>
+    </w:p>
+    <w:p>
+      <w:pPr>
+        <w:pStyle w:val="a6"/>
+        <w:numPr>
+          <w:ilvl w:val="0"/>
+          <w:numId w:val="22"/>
+        </w:numPr>
+      </w:pPr>
+      <w:r>
+        <w:rPr>
+          <w:rFonts w:hint="eastAsia"/>
+        </w:rPr>
+        <w:t>재의의 요구가 있을 때에는 국회는 재의에 붙이고, 재적의원 과반수의 출석과 출석의원 3분의 2이상의 찬성으로 전과 같은 의결을 하면, 그 법은 법률로서 확정된다.</w:t>
+      </w:r>
+    </w:p>
+    <w:p>
+      <w:pPr>
+        <w:pStyle w:val="a6"/>
+        <w:numPr>
+          <w:ilvl w:val="0"/>
+          <w:numId w:val="22"/>
+        </w:numPr>
+      </w:pPr>
+      <w:r>
+        <w:rPr>
+          <w:rFonts w:hint="eastAsia"/>
+        </w:rPr>
+        <w:t>대통령이 제1항의 기간 내에 공포나 재의의 요구를 하지 아니한 때에도 그 법률</w:t>
+      </w:r>
+      <w:r>
+        <w:rPr>
+          <w:rFonts w:hint="eastAsia"/>
+        </w:rPr>
+        <w:lastRenderedPageBreak/>
+        <w:t>안은 법률로서 확정된다.</w:t>
+      </w:r>
+    </w:p>
+    <w:p>
+      <w:pPr>
+        <w:pStyle w:val="a6"/>
+        <w:numPr>
+          <w:ilvl w:val="0"/>
+          <w:numId w:val="22"/>
+        </w:numPr>
+      </w:pPr>
+      <w:r>
+        <w:rPr>
+          <w:rFonts w:hint="eastAsia"/>
+        </w:rPr>
+        <w:t xml:space="preserve">대통령은 제 4항과 제 5항의 규정에 의하여, 확정된 법률을 </w:t>
+      </w:r>
+      <w:proofErr w:type="spellStart"/>
+      <w:r>
+        <w:rPr>
+          <w:rFonts w:hint="eastAsia"/>
+        </w:rPr>
+        <w:t>지체없이</w:t>
+      </w:r>
+      <w:proofErr w:type="spellEnd"/>
+      <w:r>
+        <w:rPr>
+          <w:rFonts w:hint="eastAsia"/>
+        </w:rPr>
+        <w:t xml:space="preserve"> 공포하여야 한다. 제 5항에 의하여 법률이 확정된 후 또는 제 4항에 의한 확정법률이 정부에 이송된 후 5일 이내에 대통령이 공포하지 아니할 때에는 국회의장이 이를 공포한다.</w:t>
+      </w:r>
+    </w:p>
+    <w:p>
+      <w:pPr>
+        <w:pStyle w:val="a6"/>
+        <w:numPr>
+          <w:ilvl w:val="0"/>
+          <w:numId w:val="22"/>
+        </w:numPr>
+      </w:pPr>
+      <w:r>
+        <w:rPr>
+          <w:rFonts w:hint="eastAsia"/>
+        </w:rPr>
+        <w:t>법률은 특별한 규정이 없는 한 공포한 날로부터 20일을 경과함으로써 효력을 발생한다.</w:t>
+      </w:r>
+    </w:p>
+    <w:p/>
+    <w:p>
+      <w:r>
+        <w:rPr>
+          <w:rFonts w:hint="eastAsia"/>
+        </w:rPr>
+        <w:t>제 54조</w:t>
+      </w:r>
+    </w:p>
+    <w:p>
+      <w:pPr>
+        <w:pStyle w:val="a6"/>
+        <w:numPr>
+          <w:ilvl w:val="0"/>
+          <w:numId w:val="23"/>
+        </w:numPr>
+      </w:pPr>
+      <w:r>
+        <w:rPr>
+          <w:rFonts w:hint="eastAsia"/>
+        </w:rPr>
+        <w:t>국회는 국가의 예산안을 심의, 확정한다.</w:t>
+      </w:r>
+    </w:p>
+    <w:p>
+      <w:pPr>
+        <w:pStyle w:val="a6"/>
+        <w:numPr>
+          <w:ilvl w:val="0"/>
+          <w:numId w:val="23"/>
+        </w:numPr>
+      </w:pPr>
+      <w:r>
+        <w:rPr>
+          <w:rFonts w:hint="eastAsia"/>
+        </w:rPr>
+        <w:t>정부는 회계연도마다 예산안을 편성하여 회계연도 개시 90일 전까지 국회에 제출하고, 국회는 회계연도 개시 30일 전까지 이를 의결하여야 한다.</w:t>
+      </w:r>
+    </w:p>
+    <w:p>
+      <w:pPr>
+        <w:pStyle w:val="a6"/>
+        <w:numPr>
+          <w:ilvl w:val="0"/>
+          <w:numId w:val="23"/>
+        </w:numPr>
+      </w:pPr>
+      <w:r>
+        <w:rPr>
+          <w:rFonts w:hint="eastAsia"/>
+        </w:rPr>
+        <w:t>새로운 회계연도가 개시될 때까지 예산안이 의결되지 못한 때에는 정부는 국회에서 예산안이 의결될 때까지 다음의 목적을 위한 경비는 전년도 예산에 준하여 집행할 수 있다.</w:t>
+      </w:r>
+    </w:p>
+    <w:p>
+      <w:pPr>
+        <w:pStyle w:val="a6"/>
+        <w:numPr>
+          <w:ilvl w:val="1"/>
+          <w:numId w:val="23"/>
+        </w:numPr>
+      </w:pPr>
+      <w:r>
+        <w:rPr>
+          <w:rFonts w:hint="eastAsia"/>
+        </w:rPr>
+        <w:t>헌법이나 법률에 의하여 설치된 기관 또는 시설의 유지, 운영</w:t>
+      </w:r>
+    </w:p>
+    <w:p>
+      <w:pPr>
+        <w:pStyle w:val="a6"/>
+        <w:numPr>
+          <w:ilvl w:val="1"/>
+          <w:numId w:val="23"/>
+        </w:numPr>
+      </w:pPr>
+      <w:r>
+        <w:rPr>
+          <w:rFonts w:hint="eastAsia"/>
+        </w:rPr>
+        <w:t>법률상 지출의무의 이행</w:t>
+      </w:r>
+    </w:p>
+    <w:p>
+      <w:pPr>
+        <w:pStyle w:val="a6"/>
+        <w:numPr>
+          <w:ilvl w:val="1"/>
+          <w:numId w:val="23"/>
+        </w:numPr>
+      </w:pPr>
+      <w:r>
+        <w:rPr>
+          <w:rFonts w:hint="eastAsia"/>
+        </w:rPr>
+        <w:t>이미 예산으로 승인된 사업의 지속</w:t>
+      </w:r>
+    </w:p>
+    <w:p/>
+    <w:p>
+      <w:r>
+        <w:rPr>
+          <w:rFonts w:hint="eastAsia"/>
+        </w:rPr>
+        <w:t>제 55조</w:t>
+      </w:r>
+    </w:p>
+    <w:p>
+      <w:r>
+        <w:rPr>
+          <w:rFonts w:hint="eastAsia"/>
+        </w:rPr>
+        <w:t>한 회계연도를 넘어 계속하여 지출할 필요가 있을 때에는 정부는 연한을 정하여 계속비로서 국회의 의결을 얻어야 한다.</w:t>
+      </w:r>
+    </w:p>
+    <w:p>
+      <w:r>
+        <w:rPr>
+          <w:rFonts w:hint="eastAsia"/>
+        </w:rPr>
+        <w:t>예비비는 총액으로 국회의 의결을 얻어야 한다. 예비비의 지출은 차기국회의 승인을 얻어야 한다.</w:t>
+      </w:r>
+    </w:p>
+    <w:p/>
+    <w:p>
+      <w:r>
+        <w:rPr>
+          <w:rFonts w:hint="eastAsia"/>
+        </w:rPr>
+        <w:t>제 56조</w:t>
+      </w:r>
+    </w:p>
+    <w:p>
+      <w:r>
+        <w:rPr>
+          <w:rFonts w:hint="eastAsia"/>
+        </w:rPr>
+        <w:t xml:space="preserve">정부는 예산에 변경을 가할 필요가 있을 때에는 </w:t>
+      </w:r>
+      <w:proofErr w:type="spellStart"/>
+      <w:r>
+        <w:rPr>
+          <w:rFonts w:hint="eastAsia"/>
+        </w:rPr>
+        <w:t>추가경졍예산안을</w:t>
+      </w:r>
+      <w:proofErr w:type="spellEnd"/>
+      <w:r>
+        <w:rPr>
+          <w:rFonts w:hint="eastAsia"/>
+        </w:rPr>
+        <w:t xml:space="preserve"> 편성하여 국회에 제출할 수 있다.</w:t>
+      </w:r>
+    </w:p>
+    <w:p/>
+    <w:p>
+      <w:r>
+        <w:rPr>
+          <w:rFonts w:hint="eastAsia"/>
+        </w:rPr>
+        <w:t>제 57조</w:t>
+      </w:r>
+    </w:p>
+    <w:p>
+      <w:r>
+        <w:rPr>
+          <w:rFonts w:hint="eastAsia"/>
+        </w:rPr>
+        <w:lastRenderedPageBreak/>
+        <w:t>국회는 정부의 동의 없이 정부가 제출한 지출예산 각 항의 금액을 증가하거나 새 비목을 설치할 수 없다.</w:t>
+      </w:r>
+    </w:p>
+    <w:p/>
+    <w:p>
+      <w:r>
+        <w:rPr>
+          <w:rFonts w:hint="eastAsia"/>
+        </w:rPr>
+        <w:t>제 58조</w:t>
+      </w:r>
+    </w:p>
+    <w:p>
+      <w:r>
+        <w:rPr>
+          <w:rFonts w:hint="eastAsia"/>
+        </w:rPr>
+        <w:t>국채를 모집하거나 예산 외에 국가의 부담이 될 계약을 체결하려 할 때에는 정부는 미리 국회의 의결을 얻어야 한다.</w:t>
+      </w:r>
+    </w:p>
+    <w:p/>
+    <w:p>
+      <w:r>
+        <w:rPr>
+          <w:rFonts w:hint="eastAsia"/>
+        </w:rPr>
+        <w:t>제 59조</w:t>
+      </w:r>
+    </w:p>
+    <w:p>
+      <w:r>
+        <w:rPr>
+          <w:rFonts w:hint="eastAsia"/>
+        </w:rPr>
+        <w:t>조세의 종목과 세율은 법률로 정한다.</w:t>
+      </w:r>
+    </w:p>
+    <w:p/>
+    <w:p>
+      <w:r>
+        <w:rPr>
+          <w:rFonts w:hint="eastAsia"/>
+        </w:rPr>
+        <w:t>제 60조</w:t>
+      </w:r>
+    </w:p>
+    <w:p>
+      <w:pPr>
+        <w:pStyle w:val="a6"/>
+        <w:numPr>
+          <w:ilvl w:val="0"/>
+          <w:numId w:val="24"/>
+        </w:numPr>
+      </w:pPr>
+      <w:r>
+        <w:rPr>
+          <w:rFonts w:hint="eastAsia"/>
+        </w:rPr>
+        <w:t xml:space="preserve">국회는 상호원조 또는 안전보장에 관한 조약, 중요한 국제조직에 관한 조약, </w:t>
+      </w:r>
+      <w:proofErr w:type="spellStart"/>
+      <w:r>
+        <w:rPr>
+          <w:rFonts w:hint="eastAsia"/>
+        </w:rPr>
+        <w:t>우호통상항해조약</w:t>
+      </w:r>
+      <w:proofErr w:type="spellEnd"/>
+      <w:r>
+        <w:rPr>
+          <w:rFonts w:hint="eastAsia"/>
+        </w:rPr>
+        <w:t>, 주권의 제약에 관한 조약, 강화조약, 국가나 국민에게 중대한 재정적 부담을 지우는 조약 또는 입법사항에 관한 조약의 체결, 비준에 대한 동의권을 가진다.</w:t>
+      </w:r>
+    </w:p>
+    <w:p>
+      <w:pPr>
+        <w:pStyle w:val="a6"/>
+        <w:numPr>
+          <w:ilvl w:val="0"/>
+          <w:numId w:val="24"/>
+        </w:numPr>
+      </w:pPr>
+      <w:r>
+        <w:rPr>
+          <w:rFonts w:hint="eastAsia"/>
+        </w:rPr>
+        <w:t>국회는 선전포고, 국군의 외국에의 파견 또는 외국군대의 대한민국 영역 안에서의 주류에 대한 동의권을 가진다.</w:t>
+      </w:r>
+    </w:p>
+    <w:p/>
+    <w:p>
+      <w:r>
+        <w:rPr>
+          <w:rFonts w:hint="eastAsia"/>
+        </w:rPr>
+        <w:t>제 61조</w:t>
+      </w:r>
+    </w:p>
+    <w:p>
+      <w:pPr>
+        <w:pStyle w:val="a6"/>
+        <w:numPr>
+          <w:ilvl w:val="0"/>
+          <w:numId w:val="25"/>
+        </w:numPr>
+      </w:pPr>
+      <w:r>
+        <w:rPr>
+          <w:rFonts w:hint="eastAsia"/>
+        </w:rPr>
+        <w:t>국회는 국정을 감사하거나 특정한 국정사안에 대하여 조사할 수 있으며, 이에 필요한 서류의 제출 또는 증인의 출석과 증언이나 의견의 진술을 요구할 수 있다.</w:t>
+      </w:r>
+    </w:p>
+    <w:p>
+      <w:pPr>
+        <w:pStyle w:val="a6"/>
+        <w:numPr>
+          <w:ilvl w:val="0"/>
+          <w:numId w:val="25"/>
+        </w:numPr>
+      </w:pPr>
+      <w:r>
+        <w:rPr>
+          <w:rFonts w:hint="eastAsia"/>
+        </w:rPr>
+        <w:t>국정감사 및 조사에 관한 절차 기타 필요한 사항은 법률로 정한다.</w:t>
+      </w:r>
+    </w:p>
+    <w:p/>
+    <w:p>
+      <w:r>
+        <w:rPr>
+          <w:rFonts w:hint="eastAsia"/>
+        </w:rPr>
+        <w:t>제 62조</w:t>
+      </w:r>
+    </w:p>
+    <w:p>
+      <w:pPr>
+        <w:pStyle w:val="a6"/>
+        <w:numPr>
+          <w:ilvl w:val="0"/>
+          <w:numId w:val="26"/>
+        </w:numPr>
+      </w:pPr>
+      <w:r>
+        <w:rPr>
+          <w:rFonts w:hint="eastAsia"/>
+        </w:rPr>
+        <w:t>국무총리, 국무위원 또는 정부위원은 국회나 그 위원회에 출석하여 국정처리상황을 보고하거나 의견을 진술하고 질문에 응답할 수 있다.</w:t>
+      </w:r>
+    </w:p>
+    <w:p>
+      <w:pPr>
+        <w:pStyle w:val="a6"/>
+        <w:numPr>
+          <w:ilvl w:val="0"/>
+          <w:numId w:val="26"/>
+        </w:numPr>
+      </w:pPr>
+      <w:r>
+        <w:rPr>
+          <w:rFonts w:hint="eastAsia"/>
+        </w:rPr>
+        <w:t>국회나 그 위원회의 요구가 있을 때에는 국무총리, 국무위원 또는 정부위원은 출석, 답변하여야 하며, 국무총리 또는 국무의원이 출석요구를 받은 때에는 국무위원 또는 정부위원으로 하여금 출석, 답변하게 할 수 있다.</w:t>
+      </w:r>
+    </w:p>
+    <w:p>
+      <w:r>
+        <w:rPr>
+          <w:rFonts w:hint="eastAsia"/>
+        </w:rPr>
+        <w:lastRenderedPageBreak/>
+        <w:t>제 63조</w:t>
+      </w:r>
+    </w:p>
+    <w:p>
+      <w:pPr>
+        <w:pStyle w:val="a6"/>
+        <w:numPr>
+          <w:ilvl w:val="0"/>
+          <w:numId w:val="27"/>
+        </w:numPr>
+      </w:pPr>
+      <w:r>
+        <w:rPr>
+          <w:rFonts w:hint="eastAsia"/>
+        </w:rPr>
+        <w:t>국회는 국무총리 또는 국무의원의 해임을 대통령에게 건의할 수 있다.</w:t>
+      </w:r>
+    </w:p>
+    <w:p>
+      <w:pPr>
+        <w:pStyle w:val="a6"/>
+        <w:numPr>
+          <w:ilvl w:val="0"/>
+          <w:numId w:val="27"/>
+        </w:numPr>
+      </w:pPr>
+      <w:r>
+        <w:rPr>
+          <w:rFonts w:hint="eastAsia"/>
+        </w:rPr>
+        <w:t xml:space="preserve">제 1항애의 해임건의는 </w:t>
+      </w:r>
+      <w:proofErr w:type="spellStart"/>
+      <w:r>
+        <w:rPr>
+          <w:rFonts w:hint="eastAsia"/>
+        </w:rPr>
+        <w:t>국회재적의원</w:t>
+      </w:r>
+      <w:proofErr w:type="spellEnd"/>
+      <w:r>
+        <w:rPr>
+          <w:rFonts w:hint="eastAsia"/>
+        </w:rPr>
+        <w:t xml:space="preserve"> 3분의 1 이상의 발의에 의하여 </w:t>
+      </w:r>
+      <w:proofErr w:type="spellStart"/>
+      <w:r>
+        <w:rPr>
+          <w:rFonts w:hint="eastAsia"/>
+        </w:rPr>
+        <w:t>국회재적의원</w:t>
+      </w:r>
+      <w:proofErr w:type="spellEnd"/>
+      <w:r>
+        <w:rPr>
+          <w:rFonts w:hint="eastAsia"/>
+        </w:rPr>
+        <w:t xml:space="preserve"> 과반수의 찬성이 있어야 한다.</w:t>
+      </w:r>
+    </w:p>
+    <w:p/>
+    <w:p>
+      <w:r>
+        <w:rPr>
+          <w:rFonts w:hint="eastAsia"/>
+        </w:rPr>
+        <w:t>제 64조</w:t>
+      </w:r>
+    </w:p>
+    <w:p>
+      <w:pPr>
+        <w:pStyle w:val="a6"/>
+        <w:numPr>
+          <w:ilvl w:val="0"/>
+          <w:numId w:val="28"/>
+        </w:numPr>
+      </w:pPr>
+      <w:r>
+        <w:rPr>
+          <w:rFonts w:hint="eastAsia"/>
+        </w:rPr>
+        <w:t>국회는 법률에 저촉되지 아니하는 범위 안에서 의사와 내부규율에 관한 규칙을 제정할 수 있다.</w:t>
+      </w:r>
+    </w:p>
+    <w:p>
+      <w:pPr>
+        <w:pStyle w:val="a6"/>
+        <w:numPr>
+          <w:ilvl w:val="0"/>
+          <w:numId w:val="28"/>
+        </w:numPr>
+      </w:pPr>
+      <w:r>
+        <w:rPr>
+          <w:rFonts w:hint="eastAsia"/>
+        </w:rPr>
+        <w:t>국회는 의원의 자격을 심사하며, 의원을 징계할 수 있다.</w:t>
+      </w:r>
+    </w:p>
+    <w:p>
+      <w:pPr>
+        <w:pStyle w:val="a6"/>
+        <w:numPr>
+          <w:ilvl w:val="0"/>
+          <w:numId w:val="28"/>
+        </w:numPr>
+      </w:pPr>
+      <w:r>
+        <w:rPr>
+          <w:rFonts w:hint="eastAsia"/>
+        </w:rPr>
+        <w:t xml:space="preserve">의원을 제명하려면 </w:t>
+      </w:r>
+      <w:proofErr w:type="spellStart"/>
+      <w:r>
+        <w:rPr>
+          <w:rFonts w:hint="eastAsia"/>
+        </w:rPr>
+        <w:t>국회재적의원</w:t>
+      </w:r>
+      <w:proofErr w:type="spellEnd"/>
+      <w:r>
+        <w:rPr>
+          <w:rFonts w:hint="eastAsia"/>
+        </w:rPr>
+        <w:t xml:space="preserve"> 3분의 2이상의 찬성이 있어야 한다.</w:t>
+      </w:r>
+    </w:p>
+    <w:p>
+      <w:pPr>
+        <w:pStyle w:val="a6"/>
+        <w:numPr>
+          <w:ilvl w:val="0"/>
+          <w:numId w:val="28"/>
+        </w:numPr>
+      </w:pPr>
+      <w:r>
+        <w:rPr>
+          <w:rFonts w:hint="eastAsia"/>
+        </w:rPr>
+        <w:t>제 2항과 3항의 처분에 대해서는 법원에 제소할 수 없다.</w:t>
+      </w:r>
+    </w:p>
+    <w:p/>
+    <w:p>
+      <w:r>
+        <w:rPr>
+          <w:rFonts w:hint="eastAsia"/>
+        </w:rPr>
+        <w:t>제 65조</w:t>
+      </w:r>
+    </w:p>
+    <w:p>
+      <w:pPr>
+        <w:pStyle w:val="a6"/>
+        <w:numPr>
+          <w:ilvl w:val="0"/>
+          <w:numId w:val="29"/>
+        </w:numPr>
+      </w:pPr>
+      <w:r>
+        <w:rPr>
+          <w:rFonts w:hint="eastAsia"/>
+        </w:rPr>
+        <w:t>대통령, 국무총리, 국무의원, 행정각부의 장, 헌법재판소 재판관, 법관, 중앙선거관리위원회 의원, 감사원장, 감사의원 기타 법률이 정한 공무원이 그 직무집행에 있어서 헌법이나 법률을 위배한 때에는 국회는 탄핵의 소추를 의결할 수 있다.</w:t>
+      </w:r>
+    </w:p>
+    <w:p>
+      <w:pPr>
+        <w:pStyle w:val="a6"/>
+        <w:numPr>
+          <w:ilvl w:val="0"/>
+          <w:numId w:val="29"/>
+        </w:numPr>
+      </w:pPr>
+      <w:r>
+        <w:rPr>
+          <w:rFonts w:hint="eastAsia"/>
+        </w:rPr>
+        <w:t xml:space="preserve">제 1항의 탄핵소추는 </w:t>
+      </w:r>
+      <w:proofErr w:type="spellStart"/>
+      <w:r>
+        <w:rPr>
+          <w:rFonts w:hint="eastAsia"/>
+        </w:rPr>
+        <w:t>국회재적의원</w:t>
+      </w:r>
+      <w:proofErr w:type="spellEnd"/>
+      <w:r>
+        <w:rPr>
+          <w:rFonts w:hint="eastAsia"/>
+        </w:rPr>
+        <w:t xml:space="preserve"> 3분의 1 이상의 발의가 있어야 하며, 그 의결은 </w:t>
+      </w:r>
+      <w:proofErr w:type="spellStart"/>
+      <w:r>
+        <w:rPr>
+          <w:rFonts w:hint="eastAsia"/>
+        </w:rPr>
+        <w:t>국회재적의원</w:t>
+      </w:r>
+      <w:proofErr w:type="spellEnd"/>
+      <w:r>
+        <w:rPr>
+          <w:rFonts w:hint="eastAsia"/>
+        </w:rPr>
+        <w:t xml:space="preserve"> 과반수의 찬성이 있어야 한다. 다만, 대통령에 대한 탄핵소추는 </w:t>
+      </w:r>
+      <w:proofErr w:type="spellStart"/>
+      <w:r>
+        <w:rPr>
+          <w:rFonts w:hint="eastAsia"/>
+        </w:rPr>
+        <w:t>국회재적의원</w:t>
+      </w:r>
+      <w:proofErr w:type="spellEnd"/>
+      <w:r>
+        <w:rPr>
+          <w:rFonts w:hint="eastAsia"/>
+        </w:rPr>
+        <w:t xml:space="preserve"> 과반수의 발의와 </w:t>
+      </w:r>
+      <w:proofErr w:type="spellStart"/>
+      <w:r>
+        <w:rPr>
+          <w:rFonts w:hint="eastAsia"/>
+        </w:rPr>
+        <w:t>국회재적의원</w:t>
+      </w:r>
+      <w:proofErr w:type="spellEnd"/>
+      <w:r>
+        <w:rPr>
+          <w:rFonts w:hint="eastAsia"/>
+        </w:rPr>
+        <w:t xml:space="preserve"> 3분의 2 이상의 찬성이 있어야 한다.</w:t>
+      </w:r>
+    </w:p>
+    <w:p>
+      <w:pPr>
+        <w:pStyle w:val="a6"/>
+        <w:numPr>
+          <w:ilvl w:val="0"/>
+          <w:numId w:val="29"/>
+        </w:numPr>
+      </w:pPr>
+      <w:r>
+        <w:rPr>
+          <w:rFonts w:hint="eastAsia"/>
+        </w:rPr>
+        <w:t>탄핵소추의 의결을 받은 자는 탄핵심판이 있을 때까지 그 권한의사가 정지된다.</w:t>
+      </w:r>
+    </w:p>
+    <w:p>
+      <w:pPr>
+        <w:pStyle w:val="a6"/>
+        <w:numPr>
+          <w:ilvl w:val="0"/>
+          <w:numId w:val="29"/>
+        </w:numPr>
+      </w:pPr>
+      <w:r>
+        <w:rPr>
+          <w:rFonts w:hint="eastAsia"/>
+        </w:rPr>
+        <w:t>탄핵결정은 공직으로 파면함에 그친다. 그러나, 이에 의하여 민사상이나 형사상의 책임이 면제되지는 아니한다.</w:t>
+      </w:r>
+    </w:p>
+    <w:p/>
+    <w:p>
+      <w:r>
+        <w:rPr>
+          <w:rFonts w:hint="eastAsia"/>
+        </w:rPr>
+        <w:t>제 4장 정부</w:t>
+      </w:r>
+    </w:p>
+    <w:p>
+      <w:r>
+        <w:rPr>
+          <w:rFonts w:hint="eastAsia"/>
+        </w:rPr>
+        <w:t>제 66조</w:t>
+      </w:r>
+    </w:p>
+    <w:p>
+      <w:pPr>
+        <w:pStyle w:val="a6"/>
+        <w:numPr>
+          <w:ilvl w:val="0"/>
+          <w:numId w:val="30"/>
+        </w:numPr>
+      </w:pPr>
+      <w:r>
+        <w:rPr>
+          <w:rFonts w:hint="eastAsia"/>
+        </w:rPr>
+        <w:t>대통령은 국가의 원수이며, 외국에 대하여 국가를 대표한다.</w:t>
+      </w:r>
+    </w:p>
+    <w:p>
+      <w:pPr>
+        <w:pStyle w:val="a6"/>
+        <w:numPr>
+          <w:ilvl w:val="0"/>
+          <w:numId w:val="30"/>
+        </w:numPr>
+      </w:pPr>
+      <w:r>
+        <w:rPr>
+          <w:rFonts w:hint="eastAsia"/>
+        </w:rPr>
+        <w:t>대통령은 국가의 독립, 영토의 보정, 국가의 계속성과 헌법을 수호할 책무를 진다.</w:t>
+      </w:r>
+    </w:p>
+    <w:p>
+      <w:pPr>
+        <w:pStyle w:val="a6"/>
+        <w:numPr>
+          <w:ilvl w:val="0"/>
+          <w:numId w:val="30"/>
+        </w:numPr>
+      </w:pPr>
+      <w:r>
+        <w:rPr>
+          <w:rFonts w:hint="eastAsia"/>
+        </w:rPr>
+        <w:t>대통령은 조국의 평화적 통일을 위한 성실한 의무를 진다.</w:t>
+      </w:r>
+    </w:p>
+    <w:p>
+      <w:pPr>
+        <w:pStyle w:val="a6"/>
+        <w:numPr>
+          <w:ilvl w:val="0"/>
+          <w:numId w:val="30"/>
+        </w:numPr>
+      </w:pPr>
+      <w:r>
+        <w:rPr>
+          <w:rFonts w:hint="eastAsia"/>
+        </w:rPr>
+        <w:t>행정권은 대통령을 수반으로 하는 정부에 속한다.</w:t>
+      </w:r>
+    </w:p>
+    <w:p>
+      <w:r>
+        <w:rPr>
+          <w:rFonts w:hint="eastAsia"/>
+        </w:rPr>
+        <w:lastRenderedPageBreak/>
+        <w:t>제 67조</w:t>
+      </w:r>
+    </w:p>
+    <w:p>
+      <w:pPr>
+        <w:pStyle w:val="a6"/>
+        <w:numPr>
+          <w:ilvl w:val="0"/>
+          <w:numId w:val="31"/>
+        </w:numPr>
+      </w:pPr>
+      <w:r>
+        <w:rPr>
+          <w:rFonts w:hint="eastAsia"/>
+        </w:rPr>
+        <w:t>대통령은 국민의 보통, 평등, 직접, 비밀선거에 의하여 선출한다.</w:t>
+      </w:r>
+    </w:p>
+    <w:p>
+      <w:pPr>
+        <w:pStyle w:val="a6"/>
+        <w:numPr>
+          <w:ilvl w:val="0"/>
+          <w:numId w:val="31"/>
+        </w:numPr>
+      </w:pPr>
+      <w:r>
+        <w:rPr>
+          <w:rFonts w:hint="eastAsia"/>
+        </w:rPr>
+        <w:t>제 1항의 선거에 있어서 최고득표자가 2인 이상인 때에는 국회의 재적의원 과반수가 출석한 공개회의에서 다수표를 얻은 자를 당선자로 한다.</w:t>
+      </w:r>
+    </w:p>
+    <w:p>
+      <w:pPr>
+        <w:pStyle w:val="a6"/>
+        <w:numPr>
+          <w:ilvl w:val="0"/>
+          <w:numId w:val="31"/>
+        </w:numPr>
+      </w:pPr>
+      <w:r>
+        <w:rPr>
+          <w:rFonts w:hint="eastAsia"/>
+        </w:rPr>
+        <w:t>대통령후보가 1인일 때에는 그 득표수가 선거권자 총수의 3분의 1 이상이 아니면 대통령으로 당선될 수 없다.</w:t>
+      </w:r>
+    </w:p>
+    <w:p>
+      <w:pPr>
+        <w:pStyle w:val="a6"/>
+        <w:numPr>
+          <w:ilvl w:val="0"/>
+          <w:numId w:val="31"/>
+        </w:numPr>
+      </w:pPr>
+      <w:r>
+        <w:rPr>
+          <w:rFonts w:hint="eastAsia"/>
+        </w:rPr>
+        <w:t>대통령으로 선거될 수 있는 자는 국회의원의 피선거권이 있고, 선거일 현재 40세에 달하여야 한다.</w:t>
+      </w:r>
+    </w:p>
+    <w:p>
+      <w:pPr>
+        <w:pStyle w:val="a6"/>
+        <w:numPr>
+          <w:ilvl w:val="0"/>
+          <w:numId w:val="31"/>
+        </w:numPr>
+      </w:pPr>
+      <w:r>
+        <w:rPr>
+          <w:rFonts w:hint="eastAsia"/>
+        </w:rPr>
+        <w:t>대통령의 선거에 관한 사항은 법률로 정한다.</w:t>
+      </w:r>
+    </w:p>
+    <w:p/>
+    <w:p>
+      <w:r>
+        <w:rPr>
+          <w:rFonts w:hint="eastAsia"/>
+        </w:rPr>
+        <w:t>제 68조</w:t>
+      </w:r>
+    </w:p>
+    <w:p>
+      <w:pPr>
+        <w:pStyle w:val="a6"/>
+        <w:numPr>
+          <w:ilvl w:val="0"/>
+          <w:numId w:val="32"/>
+        </w:numPr>
+      </w:pPr>
+      <w:r>
+        <w:rPr>
+          <w:rFonts w:hint="eastAsia"/>
+        </w:rPr>
+        <w:t>대통령의 임기가 만료되는 때에는 임기만료 70일 내지, 40일 전에 후임자를 선거한다.</w:t>
+      </w:r>
+    </w:p>
+    <w:p>
+      <w:pPr>
+        <w:pStyle w:val="a6"/>
+        <w:numPr>
+          <w:ilvl w:val="0"/>
+          <w:numId w:val="32"/>
+        </w:numPr>
+      </w:pPr>
+      <w:r>
+        <w:rPr>
+          <w:rFonts w:hint="eastAsia"/>
+        </w:rPr>
+        <w:t>대통령이 궐위된 때 또는 대통령 당선자가 사망하거나 판결 기타의 사유로 그 자격을 상실한 때에는 60일 이내에 후임자를 선거한다.</w:t>
+      </w:r>
+    </w:p>
+    <w:p/>
+    <w:p>
+      <w:r>
+        <w:rPr>
+          <w:rFonts w:hint="eastAsia"/>
+        </w:rPr>
+        <w:t>제 69조</w:t>
+      </w:r>
+    </w:p>
+    <w:p>
+      <w:r>
+        <w:rPr>
+          <w:rFonts w:hint="eastAsia"/>
+        </w:rPr>
+        <w:t>대통령은 취임에 즈음하여 다음의 선서를 한다.</w:t>
+      </w:r>
+    </w:p>
+    <w:p>
+      <w:r>
+        <w:t>“</w:t>
+      </w:r>
+      <w:r>
+        <w:rPr>
+          <w:rFonts w:hint="eastAsia"/>
+        </w:rPr>
+        <w:t xml:space="preserve"> 나는 헌법을 준수하고 국가를 보위하며 조국의 평화적 통일과 국민의 자유와 복리의 증진 및 민족문화의 창달에 노력하여 </w:t>
+      </w:r>
+      <w:proofErr w:type="spellStart"/>
+      <w:r>
+        <w:rPr>
+          <w:rFonts w:hint="eastAsia"/>
+        </w:rPr>
+        <w:t>대통령으로서의</w:t>
+      </w:r>
+      <w:proofErr w:type="spellEnd"/>
+      <w:r>
+        <w:rPr>
+          <w:rFonts w:hint="eastAsia"/>
+        </w:rPr>
+        <w:t xml:space="preserve"> 직책을 성실히 수행할 것을 엄숙히 선서합니다. </w:t>
+      </w:r>
+      <w:r>
+        <w:t>“</w:t>
+      </w:r>
+    </w:p>
+    <w:p/>
+    <w:p>
+      <w:r>
+        <w:rPr>
+          <w:rFonts w:hint="eastAsia"/>
+        </w:rPr>
+        <w:t>제 70조</w:t>
+      </w:r>
+    </w:p>
+    <w:p>
+      <w:r>
+        <w:rPr>
+          <w:rFonts w:hint="eastAsia"/>
+        </w:rPr>
+        <w:t>대통령의 임기는 5년으로 하며, 중임할 수 없다.</w:t>
+      </w:r>
+    </w:p>
+    <w:p/>
+    <w:p>
+      <w:r>
+        <w:rPr>
+          <w:rFonts w:hint="eastAsia"/>
+        </w:rPr>
+        <w:t>제 71조</w:t>
+      </w:r>
+    </w:p>
+    <w:p>
+      <w:pPr>
+        <w:rPr>
+          <w:rFonts w:hint="eastAsia"/>
+        </w:rPr>
+      </w:pPr>
+      <w:r>
+        <w:rPr>
+          <w:rFonts w:hint="eastAsia"/>
+        </w:rPr>
+        <w:t>대통령이 궐위되거나 사고로 인하여 직무를 수행할 수 없을 때에는 국무총리, 법률이 정한 국무위원의 순서로 그 권한을 대행한다.</w:t>
+      </w:r>
     </w:p>
     <w:sectPr>
       <w:pgSz w:w="11906" w:h="16838"/>
@@ -1562,6 +3266,184 @@
 <file path=word/numbering.xml><?xml version="1.0" encoding="utf-8"?>
 <w:numbering xmlns:wpc="http://schemas.microsoft.com/office/word/2010/wordprocessingCanvas" xmlns:cx="http://schemas.microsoft.com/office/drawing/2014/chartex" xmlns:cx1="http://schemas.microsoft.com/office/drawing/2015/9/8/chartex" xmlns:cx2="http://schemas.microsoft.com/office/drawing/2015/10/21/chartex" xmlns:cx3="http://schemas.microsoft.com/office/drawing/2016/5/9/chartex" xmlns:cx4="http://schemas.microsoft.com/office/drawing/2016/5/10/chartex" xmlns:cx5="http://schemas.microsoft.com/office/drawing/2016/5/11/chartex" xmlns:cx6="http://schemas.microsoft.com/office/drawing/2016/5/12/chartex" xmlns:cx7="http://schemas.microsoft.com/office/drawing/2016/5/13/chartex" xmlns:cx8="http://schemas.microsoft.com/office/drawing/2016/5/14/chartex" xmlns:mc="http://schemas.openxmlformats.org/markup-compatibility/2006" xmlns:aink="http://schemas.microsoft.com/office/drawing/2016/ink" xmlns:am3d="http://schemas.microsoft.com/office/drawing/2017/model3d" xmlns:o="urn:schemas-microsoft-com:office:office" xmlns:oel="http://schemas.microsoft.com/office/2019/extlst" xmlns:r="http://schemas.openxmlformats.org/officeDocument/2006/relationships" xmlns:m="http://schemas.openxmlformats.org/officeDocument/2006/math" xmlns:v="urn:schemas-microsoft-com:vml" xmlns:wp14="http://schemas.microsoft.com/office/word/2010/wordprocessingDrawing" xmlns:wp="http://schemas.openxmlformats.org/drawingml/2006/wordprocessingDrawing" xmlns:w10="urn:schemas-microsoft-com:office:word" xmlns:w="http://schemas.openxmlformats.org/wordprocessingml/2006/main" xmlns:w14="http://schemas.microsoft.com/office/word/2010/wordml" xmlns:w15="http://schemas.microsoft.com/office/word/2012/wordml" xmlns:w16cex="http://schemas.microsoft.com/office/word/2018/wordml/cex" xmlns:w16cid="http://schemas.microsoft.com/office/word/2016/wordml/cid" xmlns:w16="http://schemas.microsoft.com/office/word/2018/wordml" xmlns:w16du="http://schemas.microsoft.com/office/word/2023/wordml/word16du" xmlns:w16sdtdh="http://schemas.microsoft.com/office/word/2020/wordml/sdtdatahash" xmlns:w16sdtfl="http://schemas.microsoft.com/office/word/2024/wordml/sdtformatlock" xmlns:w16se="http://schemas.microsoft.com/office/word/2015/wordml/symex" xmlns:wpg="http://schemas.microsoft.com/office/word/2010/wordprocessingGroup" xmlns:wpi="http://schemas.microsoft.com/office/word/2010/wordprocessingInk" xmlns:wne="http://schemas.microsoft.com/office/word/2006/wordml" xmlns:wps="http://schemas.microsoft.com/office/word/2010/wordprocessingShape" mc:Ignorable="w14 w15 w16se w16cid w16 w16cex w16sdtdh w16sdtfl w16du wp14">
   <w:abstractNum w:abstractNumId="0" w15:restartNumberingAfterBreak="0">
+    <w:nsid w:val="02F21BA1"/>
+    <w:multiLevelType w:val="hybridMultilevel"/>
+    <w:tmpl w:val="B2CEFBD6"/>
+    <w:lvl w:ilvl="0" w:tplc="C29EBF90">
+      <w:start w:val="1"/>
+      <w:numFmt w:val="decimal"/>
+      <w:lvlText w:val="%1."/>
+      <w:lvlJc w:val="left"/>
+      <w:pPr>
+        <w:ind w:left="800" w:hanging="360"/>
+      </w:pPr>
+      <w:rPr>
+        <w:rFonts w:hint="default"/>
+      </w:rPr>
+    </w:lvl>
+    <w:lvl w:ilvl="1" w:tplc="04090019" w:tentative="1">
+      <w:start w:val="1"/>
+      <w:numFmt w:val="upperLetter"/>
+      <w:lvlText w:val="%2."/>
+      <w:lvlJc w:val="left"/>
+      <w:pPr>
+        <w:ind w:left="1320" w:hanging="440"/>
+      </w:pPr>
+    </w:lvl>
+    <w:lvl w:ilvl="2" w:tplc="0409001B" w:tentative="1">
+      <w:start w:val="1"/>
+      <w:numFmt w:val="lowerRoman"/>
+      <w:lvlText w:val="%3."/>
+      <w:lvlJc w:val="right"/>
+      <w:pPr>
+        <w:ind w:left="1760" w:hanging="440"/>
+      </w:pPr>
+    </w:lvl>
+    <w:lvl w:ilvl="3" w:tplc="0409000F" w:tentative="1">
+      <w:start w:val="1"/>
+      <w:numFmt w:val="decimal"/>
+      <w:lvlText w:val="%4."/>
+      <w:lvlJc w:val="left"/>
+      <w:pPr>
+        <w:ind w:left="2200" w:hanging="440"/>
+      </w:pPr>
+    </w:lvl>
+    <w:lvl w:ilvl="4" w:tplc="04090019" w:tentative="1">
+      <w:start w:val="1"/>
+      <w:numFmt w:val="upperLetter"/>
+      <w:lvlText w:val="%5."/>
+      <w:lvlJc w:val="left"/>
+      <w:pPr>
+        <w:ind w:left="2640" w:hanging="440"/>
+      </w:pPr>
+    </w:lvl>
+    <w:lvl w:ilvl="5" w:tplc="0409001B" w:tentative="1">
+      <w:start w:val="1"/>
+      <w:numFmt w:val="lowerRoman"/>
+      <w:lvlText w:val="%6."/>
+      <w:lvlJc w:val="right"/>
+      <w:pPr>
+        <w:ind w:left="3080" w:hanging="440"/>
+      </w:pPr>
+    </w:lvl>
+    <w:lvl w:ilvl="6" w:tplc="0409000F" w:tentative="1">
+      <w:start w:val="1"/>
+      <w:numFmt w:val="decimal"/>
+      <w:lvlText w:val="%7."/>
+      <w:lvlJc w:val="left"/>
+      <w:pPr>
+        <w:ind w:left="3520" w:hanging="440"/>
+      </w:pPr>
+    </w:lvl>
+    <w:lvl w:ilvl="7" w:tplc="04090019" w:tentative="1">
+      <w:start w:val="1"/>
+      <w:numFmt w:val="upperLetter"/>
+      <w:lvlText w:val="%8."/>
+      <w:lvlJc w:val="left"/>
+      <w:pPr>
+        <w:ind w:left="3960" w:hanging="440"/>
+      </w:pPr>
+    </w:lvl>
+    <w:lvl w:ilvl="8" w:tplc="0409001B" w:tentative="1">
+      <w:start w:val="1"/>
+      <w:numFmt w:val="lowerRoman"/>
+      <w:lvlText w:val="%9."/>
+      <w:lvlJc w:val="right"/>
+      <w:pPr>
+        <w:ind w:left="4400" w:hanging="440"/>
+      </w:pPr>
+    </w:lvl>
+  </w:abstractNum>
+  <w:abstractNum w:abstractNumId="1" w15:restartNumberingAfterBreak="0">
+    <w:nsid w:val="050B2E15"/>
+    <w:multiLevelType w:val="hybridMultilevel"/>
+    <w:tmpl w:val="A1CA75A6"/>
+    <w:lvl w:ilvl="0" w:tplc="6EDEA392">
+      <w:start w:val="1"/>
+      <w:numFmt w:val="decimal"/>
+      <w:lvlText w:val="%1."/>
+      <w:lvlJc w:val="left"/>
+      <w:pPr>
+        <w:ind w:left="800" w:hanging="360"/>
+      </w:pPr>
+      <w:rPr>
+        <w:rFonts w:hint="default"/>
+      </w:rPr>
+    </w:lvl>
+    <w:lvl w:ilvl="1" w:tplc="04090019" w:tentative="1">
+      <w:start w:val="1"/>
+      <w:numFmt w:val="upperLetter"/>
+      <w:lvlText w:val="%2."/>
+      <w:lvlJc w:val="left"/>
+      <w:pPr>
+        <w:ind w:left="1320" w:hanging="440"/>
+      </w:pPr>
+    </w:lvl>
+    <w:lvl w:ilvl="2" w:tplc="0409001B" w:tentative="1">
+      <w:start w:val="1"/>
+      <w:numFmt w:val="lowerRoman"/>
+      <w:lvlText w:val="%3."/>
+      <w:lvlJc w:val="right"/>
+      <w:pPr>
+        <w:ind w:left="1760" w:hanging="440"/>
+      </w:pPr>
+    </w:lvl>
+    <w:lvl w:ilvl="3" w:tplc="0409000F" w:tentative="1">
+      <w:start w:val="1"/>
+      <w:numFmt w:val="decimal"/>
+      <w:lvlText w:val="%4."/>
+      <w:lvlJc w:val="left"/>
+      <w:pPr>
+        <w:ind w:left="2200" w:hanging="440"/>
+      </w:pPr>
+    </w:lvl>
+    <w:lvl w:ilvl="4" w:tplc="04090019" w:tentative="1">
+      <w:start w:val="1"/>
+      <w:numFmt w:val="upperLetter"/>
+      <w:lvlText w:val="%5."/>
+      <w:lvlJc w:val="left"/>
+      <w:pPr>
+        <w:ind w:left="2640" w:hanging="440"/>
+      </w:pPr>
+    </w:lvl>
+    <w:lvl w:ilvl="5" w:tplc="0409001B" w:tentative="1">
+      <w:start w:val="1"/>
+      <w:numFmt w:val="lowerRoman"/>
+      <w:lvlText w:val="%6."/>
+      <w:lvlJc w:val="right"/>
+      <w:pPr>
+        <w:ind w:left="3080" w:hanging="440"/>
+      </w:pPr>
+    </w:lvl>
+    <w:lvl w:ilvl="6" w:tplc="0409000F" w:tentative="1">
+      <w:start w:val="1"/>
+      <w:numFmt w:val="decimal"/>
+      <w:lvlText w:val="%7."/>
+      <w:lvlJc w:val="left"/>
+      <w:pPr>
+        <w:ind w:left="3520" w:hanging="440"/>
+      </w:pPr>
+    </w:lvl>
+    <w:lvl w:ilvl="7" w:tplc="04090019" w:tentative="1">
+      <w:start w:val="1"/>
+      <w:numFmt w:val="upperLetter"/>
+      <w:lvlText w:val="%8."/>
+      <w:lvlJc w:val="left"/>
+      <w:pPr>
+        <w:ind w:left="3960" w:hanging="440"/>
+      </w:pPr>
+    </w:lvl>
+    <w:lvl w:ilvl="8" w:tplc="0409001B" w:tentative="1">
+      <w:start w:val="1"/>
+      <w:numFmt w:val="lowerRoman"/>
+      <w:lvlText w:val="%9."/>
+      <w:lvlJc w:val="right"/>
+      <w:pPr>
+        <w:ind w:left="4400" w:hanging="440"/>
+      </w:pPr>
+    </w:lvl>
+  </w:abstractNum>
+  <w:abstractNum w:abstractNumId="2" w15:restartNumberingAfterBreak="0">
     <w:nsid w:val="0C9B4241"/>
     <w:multiLevelType w:val="hybridMultilevel"/>
     <w:tmpl w:val="D91C8EB2"/>
@@ -1650,7 +3532,363 @@
       </w:pPr>
     </w:lvl>
   </w:abstractNum>
-  <w:abstractNum w:abstractNumId="1" w15:restartNumberingAfterBreak="0">
+  <w:abstractNum w:abstractNumId="3" w15:restartNumberingAfterBreak="0">
+    <w:nsid w:val="0F526D95"/>
+    <w:multiLevelType w:val="hybridMultilevel"/>
+    <w:tmpl w:val="B9F68F06"/>
+    <w:lvl w:ilvl="0" w:tplc="27240652">
+      <w:start w:val="1"/>
+      <w:numFmt w:val="decimal"/>
+      <w:lvlText w:val="%1."/>
+      <w:lvlJc w:val="left"/>
+      <w:pPr>
+        <w:ind w:left="800" w:hanging="360"/>
+      </w:pPr>
+      <w:rPr>
+        <w:rFonts w:hint="default"/>
+      </w:rPr>
+    </w:lvl>
+    <w:lvl w:ilvl="1" w:tplc="04090019">
+      <w:start w:val="1"/>
+      <w:numFmt w:val="upperLetter"/>
+      <w:lvlText w:val="%2."/>
+      <w:lvlJc w:val="left"/>
+      <w:pPr>
+        <w:ind w:left="1320" w:hanging="440"/>
+      </w:pPr>
+    </w:lvl>
+    <w:lvl w:ilvl="2" w:tplc="0409001B" w:tentative="1">
+      <w:start w:val="1"/>
+      <w:numFmt w:val="lowerRoman"/>
+      <w:lvlText w:val="%3."/>
+      <w:lvlJc w:val="right"/>
+      <w:pPr>
+        <w:ind w:left="1760" w:hanging="440"/>
+      </w:pPr>
+    </w:lvl>
+    <w:lvl w:ilvl="3" w:tplc="0409000F" w:tentative="1">
+      <w:start w:val="1"/>
+      <w:numFmt w:val="decimal"/>
+      <w:lvlText w:val="%4."/>
+      <w:lvlJc w:val="left"/>
+      <w:pPr>
+        <w:ind w:left="2200" w:hanging="440"/>
+      </w:pPr>
+    </w:lvl>
+    <w:lvl w:ilvl="4" w:tplc="04090019" w:tentative="1">
+      <w:start w:val="1"/>
+      <w:numFmt w:val="upperLetter"/>
+      <w:lvlText w:val="%5."/>
+      <w:lvlJc w:val="left"/>
+      <w:pPr>
+        <w:ind w:left="2640" w:hanging="440"/>
+      </w:pPr>
+    </w:lvl>
+    <w:lvl w:ilvl="5" w:tplc="0409001B" w:tentative="1">
+      <w:start w:val="1"/>
+      <w:numFmt w:val="lowerRoman"/>
+      <w:lvlText w:val="%6."/>
+      <w:lvlJc w:val="right"/>
+      <w:pPr>
+        <w:ind w:left="3080" w:hanging="440"/>
+      </w:pPr>
+    </w:lvl>
+    <w:lvl w:ilvl="6" w:tplc="0409000F" w:tentative="1">
+      <w:start w:val="1"/>
+      <w:numFmt w:val="decimal"/>
+      <w:lvlText w:val="%7."/>
+      <w:lvlJc w:val="left"/>
+      <w:pPr>
+        <w:ind w:left="3520" w:hanging="440"/>
+      </w:pPr>
+    </w:lvl>
+    <w:lvl w:ilvl="7" w:tplc="04090019" w:tentative="1">
+      <w:start w:val="1"/>
+      <w:numFmt w:val="upperLetter"/>
+      <w:lvlText w:val="%8."/>
+      <w:lvlJc w:val="left"/>
+      <w:pPr>
+        <w:ind w:left="3960" w:hanging="440"/>
+      </w:pPr>
+    </w:lvl>
+    <w:lvl w:ilvl="8" w:tplc="0409001B" w:tentative="1">
+      <w:start w:val="1"/>
+      <w:numFmt w:val="lowerRoman"/>
+      <w:lvlText w:val="%9."/>
+      <w:lvlJc w:val="right"/>
+      <w:pPr>
+        <w:ind w:left="4400" w:hanging="440"/>
+      </w:pPr>
+    </w:lvl>
+  </w:abstractNum>
+  <w:abstractNum w:abstractNumId="4" w15:restartNumberingAfterBreak="0">
+    <w:nsid w:val="115F0E97"/>
+    <w:multiLevelType w:val="hybridMultilevel"/>
+    <w:tmpl w:val="955EB140"/>
+    <w:lvl w:ilvl="0" w:tplc="5EA6796C">
+      <w:start w:val="1"/>
+      <w:numFmt w:val="decimal"/>
+      <w:lvlText w:val="%1."/>
+      <w:lvlJc w:val="left"/>
+      <w:pPr>
+        <w:ind w:left="800" w:hanging="360"/>
+      </w:pPr>
+      <w:rPr>
+        <w:rFonts w:hint="default"/>
+      </w:rPr>
+    </w:lvl>
+    <w:lvl w:ilvl="1" w:tplc="04090019" w:tentative="1">
+      <w:start w:val="1"/>
+      <w:numFmt w:val="upperLetter"/>
+      <w:lvlText w:val="%2."/>
+      <w:lvlJc w:val="left"/>
+      <w:pPr>
+        <w:ind w:left="1320" w:hanging="440"/>
+      </w:pPr>
+    </w:lvl>
+    <w:lvl w:ilvl="2" w:tplc="0409001B" w:tentative="1">
+      <w:start w:val="1"/>
+      <w:numFmt w:val="lowerRoman"/>
+      <w:lvlText w:val="%3."/>
+      <w:lvlJc w:val="right"/>
+      <w:pPr>
+        <w:ind w:left="1760" w:hanging="440"/>
+      </w:pPr>
+    </w:lvl>
+    <w:lvl w:ilvl="3" w:tplc="0409000F" w:tentative="1">
+      <w:start w:val="1"/>
+      <w:numFmt w:val="decimal"/>
+      <w:lvlText w:val="%4."/>
+      <w:lvlJc w:val="left"/>
+      <w:pPr>
+        <w:ind w:left="2200" w:hanging="440"/>
+      </w:pPr>
+    </w:lvl>
+    <w:lvl w:ilvl="4" w:tplc="04090019" w:tentative="1">
+      <w:start w:val="1"/>
+      <w:numFmt w:val="upperLetter"/>
+      <w:lvlText w:val="%5."/>
+      <w:lvlJc w:val="left"/>
+      <w:pPr>
+        <w:ind w:left="2640" w:hanging="440"/>
+      </w:pPr>
+    </w:lvl>
+    <w:lvl w:ilvl="5" w:tplc="0409001B" w:tentative="1">
+      <w:start w:val="1"/>
+      <w:numFmt w:val="lowerRoman"/>
+      <w:lvlText w:val="%6."/>
+      <w:lvlJc w:val="right"/>
+      <w:pPr>
+        <w:ind w:left="3080" w:hanging="440"/>
+      </w:pPr>
+    </w:lvl>
+    <w:lvl w:ilvl="6" w:tplc="0409000F" w:tentative="1">
+      <w:start w:val="1"/>
+      <w:numFmt w:val="decimal"/>
+      <w:lvlText w:val="%7."/>
+      <w:lvlJc w:val="left"/>
+      <w:pPr>
+        <w:ind w:left="3520" w:hanging="440"/>
+      </w:pPr>
+    </w:lvl>
+    <w:lvl w:ilvl="7" w:tplc="04090019" w:tentative="1">
+      <w:start w:val="1"/>
+      <w:numFmt w:val="upperLetter"/>
+      <w:lvlText w:val="%8."/>
+      <w:lvlJc w:val="left"/>
+      <w:pPr>
+        <w:ind w:left="3960" w:hanging="440"/>
+      </w:pPr>
+    </w:lvl>
+    <w:lvl w:ilvl="8" w:tplc="0409001B" w:tentative="1">
+      <w:start w:val="1"/>
+      <w:numFmt w:val="lowerRoman"/>
+      <w:lvlText w:val="%9."/>
+      <w:lvlJc w:val="right"/>
+      <w:pPr>
+        <w:ind w:left="4400" w:hanging="440"/>
+      </w:pPr>
+    </w:lvl>
+  </w:abstractNum>
+  <w:abstractNum w:abstractNumId="5" w15:restartNumberingAfterBreak="0">
+    <w:nsid w:val="17083F86"/>
+    <w:multiLevelType w:val="hybridMultilevel"/>
+    <w:tmpl w:val="D63AF2E4"/>
+    <w:lvl w:ilvl="0" w:tplc="B0C04F7C">
+      <w:start w:val="1"/>
+      <w:numFmt w:val="decimal"/>
+      <w:lvlText w:val="%1."/>
+      <w:lvlJc w:val="left"/>
+      <w:pPr>
+        <w:ind w:left="800" w:hanging="360"/>
+      </w:pPr>
+      <w:rPr>
+        <w:rFonts w:hint="default"/>
+      </w:rPr>
+    </w:lvl>
+    <w:lvl w:ilvl="1" w:tplc="04090019" w:tentative="1">
+      <w:start w:val="1"/>
+      <w:numFmt w:val="upperLetter"/>
+      <w:lvlText w:val="%2."/>
+      <w:lvlJc w:val="left"/>
+      <w:pPr>
+        <w:ind w:left="1320" w:hanging="440"/>
+      </w:pPr>
+    </w:lvl>
+    <w:lvl w:ilvl="2" w:tplc="0409001B" w:tentative="1">
+      <w:start w:val="1"/>
+      <w:numFmt w:val="lowerRoman"/>
+      <w:lvlText w:val="%3."/>
+      <w:lvlJc w:val="right"/>
+      <w:pPr>
+        <w:ind w:left="1760" w:hanging="440"/>
+      </w:pPr>
+    </w:lvl>
+    <w:lvl w:ilvl="3" w:tplc="0409000F" w:tentative="1">
+      <w:start w:val="1"/>
+      <w:numFmt w:val="decimal"/>
+      <w:lvlText w:val="%4."/>
+      <w:lvlJc w:val="left"/>
+      <w:pPr>
+        <w:ind w:left="2200" w:hanging="440"/>
+      </w:pPr>
+    </w:lvl>
+    <w:lvl w:ilvl="4" w:tplc="04090019" w:tentative="1">
+      <w:start w:val="1"/>
+      <w:numFmt w:val="upperLetter"/>
+      <w:lvlText w:val="%5."/>
+      <w:lvlJc w:val="left"/>
+      <w:pPr>
+        <w:ind w:left="2640" w:hanging="440"/>
+      </w:pPr>
+    </w:lvl>
+    <w:lvl w:ilvl="5" w:tplc="0409001B" w:tentative="1">
+      <w:start w:val="1"/>
+      <w:numFmt w:val="lowerRoman"/>
+      <w:lvlText w:val="%6."/>
+      <w:lvlJc w:val="right"/>
+      <w:pPr>
+        <w:ind w:left="3080" w:hanging="440"/>
+      </w:pPr>
+    </w:lvl>
+    <w:lvl w:ilvl="6" w:tplc="0409000F" w:tentative="1">
+      <w:start w:val="1"/>
+      <w:numFmt w:val="decimal"/>
+      <w:lvlText w:val="%7."/>
+      <w:lvlJc w:val="left"/>
+      <w:pPr>
+        <w:ind w:left="3520" w:hanging="440"/>
+      </w:pPr>
+    </w:lvl>
+    <w:lvl w:ilvl="7" w:tplc="04090019" w:tentative="1">
+      <w:start w:val="1"/>
+      <w:numFmt w:val="upperLetter"/>
+      <w:lvlText w:val="%8."/>
+      <w:lvlJc w:val="left"/>
+      <w:pPr>
+        <w:ind w:left="3960" w:hanging="440"/>
+      </w:pPr>
+    </w:lvl>
+    <w:lvl w:ilvl="8" w:tplc="0409001B" w:tentative="1">
+      <w:start w:val="1"/>
+      <w:numFmt w:val="lowerRoman"/>
+      <w:lvlText w:val="%9."/>
+      <w:lvlJc w:val="right"/>
+      <w:pPr>
+        <w:ind w:left="4400" w:hanging="440"/>
+      </w:pPr>
+    </w:lvl>
+  </w:abstractNum>
+  <w:abstractNum w:abstractNumId="6" w15:restartNumberingAfterBreak="0">
+    <w:nsid w:val="1B066C2C"/>
+    <w:multiLevelType w:val="hybridMultilevel"/>
+    <w:tmpl w:val="88000F76"/>
+    <w:lvl w:ilvl="0" w:tplc="994A214A">
+      <w:start w:val="1"/>
+      <w:numFmt w:val="decimal"/>
+      <w:lvlText w:val="%1."/>
+      <w:lvlJc w:val="left"/>
+      <w:pPr>
+        <w:ind w:left="800" w:hanging="360"/>
+      </w:pPr>
+      <w:rPr>
+        <w:rFonts w:hint="default"/>
+      </w:rPr>
+    </w:lvl>
+    <w:lvl w:ilvl="1" w:tplc="04090019" w:tentative="1">
+      <w:start w:val="1"/>
+      <w:numFmt w:val="upperLetter"/>
+      <w:lvlText w:val="%2."/>
+      <w:lvlJc w:val="left"/>
+      <w:pPr>
+        <w:ind w:left="1320" w:hanging="440"/>
+      </w:pPr>
+    </w:lvl>
+    <w:lvl w:ilvl="2" w:tplc="0409001B" w:tentative="1">
+      <w:start w:val="1"/>
+      <w:numFmt w:val="lowerRoman"/>
+      <w:lvlText w:val="%3."/>
+      <w:lvlJc w:val="right"/>
+      <w:pPr>
+        <w:ind w:left="1760" w:hanging="440"/>
+      </w:pPr>
+    </w:lvl>
+    <w:lvl w:ilvl="3" w:tplc="0409000F" w:tentative="1">
+      <w:start w:val="1"/>
+      <w:numFmt w:val="decimal"/>
+      <w:lvlText w:val="%4."/>
+      <w:lvlJc w:val="left"/>
+      <w:pPr>
+        <w:ind w:left="2200" w:hanging="440"/>
+      </w:pPr>
+    </w:lvl>
+    <w:lvl w:ilvl="4" w:tplc="04090019" w:tentative="1">
+      <w:start w:val="1"/>
+      <w:numFmt w:val="upperLetter"/>
+      <w:lvlText w:val="%5."/>
+      <w:lvlJc w:val="left"/>
+      <w:pPr>
+        <w:ind w:left="2640" w:hanging="440"/>
+      </w:pPr>
+    </w:lvl>
+    <w:lvl w:ilvl="5" w:tplc="0409001B" w:tentative="1">
+      <w:start w:val="1"/>
+      <w:numFmt w:val="lowerRoman"/>
+      <w:lvlText w:val="%6."/>
+      <w:lvlJc w:val="right"/>
+      <w:pPr>
+        <w:ind w:left="3080" w:hanging="440"/>
+      </w:pPr>
+    </w:lvl>
+    <w:lvl w:ilvl="6" w:tplc="0409000F" w:tentative="1">
+      <w:start w:val="1"/>
+      <w:numFmt w:val="decimal"/>
+      <w:lvlText w:val="%7."/>
+      <w:lvlJc w:val="left"/>
+      <w:pPr>
+        <w:ind w:left="3520" w:hanging="440"/>
+      </w:pPr>
+    </w:lvl>
+    <w:lvl w:ilvl="7" w:tplc="04090019" w:tentative="1">
+      <w:start w:val="1"/>
+      <w:numFmt w:val="upperLetter"/>
+      <w:lvlText w:val="%8."/>
+      <w:lvlJc w:val="left"/>
+      <w:pPr>
+        <w:ind w:left="3960" w:hanging="440"/>
+      </w:pPr>
+    </w:lvl>
+    <w:lvl w:ilvl="8" w:tplc="0409001B" w:tentative="1">
+      <w:start w:val="1"/>
+      <w:numFmt w:val="lowerRoman"/>
+      <w:lvlText w:val="%9."/>
+      <w:lvlJc w:val="right"/>
+      <w:pPr>
+        <w:ind w:left="4400" w:hanging="440"/>
+      </w:pPr>
+    </w:lvl>
+  </w:abstractNum>
+  <w:abstractNum w:abstractNumId="7" w15:restartNumberingAfterBreak="0">
     <w:nsid w:val="2CAD1FB6"/>
     <w:multiLevelType w:val="hybridMultilevel"/>
     <w:tmpl w:val="08CA8578"/>
@@ -1739,7 +3977,7 @@
       </w:pPr>
     </w:lvl>
   </w:abstractNum>
-  <w:abstractNum w:abstractNumId="2" w15:restartNumberingAfterBreak="0">
+  <w:abstractNum w:abstractNumId="8" w15:restartNumberingAfterBreak="0">
     <w:nsid w:val="2E0479C4"/>
     <w:multiLevelType w:val="hybridMultilevel"/>
     <w:tmpl w:val="0360FAAC"/>
@@ -1828,7 +4066,7 @@
       </w:pPr>
     </w:lvl>
   </w:abstractNum>
-  <w:abstractNum w:abstractNumId="3" w15:restartNumberingAfterBreak="0">
+  <w:abstractNum w:abstractNumId="9" w15:restartNumberingAfterBreak="0">
     <w:nsid w:val="301C6DCC"/>
     <w:multiLevelType w:val="hybridMultilevel"/>
     <w:tmpl w:val="B018308E"/>
@@ -1917,7 +4155,96 @@
       </w:pPr>
     </w:lvl>
   </w:abstractNum>
-  <w:abstractNum w:abstractNumId="4" w15:restartNumberingAfterBreak="0">
+  <w:abstractNum w:abstractNumId="10" w15:restartNumberingAfterBreak="0">
+    <w:nsid w:val="30795752"/>
+    <w:multiLevelType w:val="hybridMultilevel"/>
+    <w:tmpl w:val="6088D358"/>
+    <w:lvl w:ilvl="0" w:tplc="5C28C718">
+      <w:start w:val="1"/>
+      <w:numFmt w:val="decimal"/>
+      <w:lvlText w:val="%1."/>
+      <w:lvlJc w:val="left"/>
+      <w:pPr>
+        <w:ind w:left="800" w:hanging="360"/>
+      </w:pPr>
+      <w:rPr>
+        <w:rFonts w:hint="default"/>
+      </w:rPr>
+    </w:lvl>
+    <w:lvl w:ilvl="1" w:tplc="04090019" w:tentative="1">
+      <w:start w:val="1"/>
+      <w:numFmt w:val="upperLetter"/>
+      <w:lvlText w:val="%2."/>
+      <w:lvlJc w:val="left"/>
+      <w:pPr>
+        <w:ind w:left="1320" w:hanging="440"/>
+      </w:pPr>
+    </w:lvl>
+    <w:lvl w:ilvl="2" w:tplc="0409001B" w:tentative="1">
+      <w:start w:val="1"/>
+      <w:numFmt w:val="lowerRoman"/>
+      <w:lvlText w:val="%3."/>
+      <w:lvlJc w:val="right"/>
+      <w:pPr>
+        <w:ind w:left="1760" w:hanging="440"/>
+      </w:pPr>
+    </w:lvl>
+    <w:lvl w:ilvl="3" w:tplc="0409000F" w:tentative="1">
+      <w:start w:val="1"/>
+      <w:numFmt w:val="decimal"/>
+      <w:lvlText w:val="%4."/>
+      <w:lvlJc w:val="left"/>
+      <w:pPr>
+        <w:ind w:left="2200" w:hanging="440"/>
+      </w:pPr>
+    </w:lvl>
+    <w:lvl w:ilvl="4" w:tplc="04090019" w:tentative="1">
+      <w:start w:val="1"/>
+      <w:numFmt w:val="upperLetter"/>
+      <w:lvlText w:val="%5."/>
+      <w:lvlJc w:val="left"/>
+      <w:pPr>
+        <w:ind w:left="2640" w:hanging="440"/>
+      </w:pPr>
+    </w:lvl>
+    <w:lvl w:ilvl="5" w:tplc="0409001B" w:tentative="1">
+      <w:start w:val="1"/>
+      <w:numFmt w:val="lowerRoman"/>
+      <w:lvlText w:val="%6."/>
+      <w:lvlJc w:val="right"/>
+      <w:pPr>
+        <w:ind w:left="3080" w:hanging="440"/>
+      </w:pPr>
+    </w:lvl>
+    <w:lvl w:ilvl="6" w:tplc="0409000F" w:tentative="1">
+      <w:start w:val="1"/>
+      <w:numFmt w:val="decimal"/>
+      <w:lvlText w:val="%7."/>
+      <w:lvlJc w:val="left"/>
+      <w:pPr>
+        <w:ind w:left="3520" w:hanging="440"/>
+      </w:pPr>
+    </w:lvl>
+    <w:lvl w:ilvl="7" w:tplc="04090019" w:tentative="1">
+      <w:start w:val="1"/>
+      <w:numFmt w:val="upperLetter"/>
+      <w:lvlText w:val="%8."/>
+      <w:lvlJc w:val="left"/>
+      <w:pPr>
+        <w:ind w:left="3960" w:hanging="440"/>
+      </w:pPr>
+    </w:lvl>
+    <w:lvl w:ilvl="8" w:tplc="0409001B" w:tentative="1">
+      <w:start w:val="1"/>
+      <w:numFmt w:val="lowerRoman"/>
+      <w:lvlText w:val="%9."/>
+      <w:lvlJc w:val="right"/>
+      <w:pPr>
+        <w:ind w:left="4400" w:hanging="440"/>
+      </w:pPr>
+    </w:lvl>
+  </w:abstractNum>
+  <w:abstractNum w:abstractNumId="11" w15:restartNumberingAfterBreak="0">
     <w:nsid w:val="32AF1B68"/>
     <w:multiLevelType w:val="hybridMultilevel"/>
     <w:tmpl w:val="34CE3100"/>
@@ -2006,7 +4333,185 @@
       </w:pPr>
     </w:lvl>
   </w:abstractNum>
-  <w:abstractNum w:abstractNumId="5" w15:restartNumberingAfterBreak="0">
+  <w:abstractNum w:abstractNumId="12" w15:restartNumberingAfterBreak="0">
+    <w:nsid w:val="41D127D2"/>
+    <w:multiLevelType w:val="hybridMultilevel"/>
+    <w:tmpl w:val="B6986940"/>
+    <w:lvl w:ilvl="0" w:tplc="1DB03D30">
+      <w:start w:val="1"/>
+      <w:numFmt w:val="decimal"/>
+      <w:lvlText w:val="%1."/>
+      <w:lvlJc w:val="left"/>
+      <w:pPr>
+        <w:ind w:left="800" w:hanging="360"/>
+      </w:pPr>
+      <w:rPr>
+        <w:rFonts w:hint="default"/>
+      </w:rPr>
+    </w:lvl>
+    <w:lvl w:ilvl="1" w:tplc="04090019" w:tentative="1">
+      <w:start w:val="1"/>
+      <w:numFmt w:val="upperLetter"/>
+      <w:lvlText w:val="%2."/>
+      <w:lvlJc w:val="left"/>
+      <w:pPr>
+        <w:ind w:left="1320" w:hanging="440"/>
+      </w:pPr>
+    </w:lvl>
+    <w:lvl w:ilvl="2" w:tplc="0409001B" w:tentative="1">
+      <w:start w:val="1"/>
+      <w:numFmt w:val="lowerRoman"/>
+      <w:lvlText w:val="%3."/>
+      <w:lvlJc w:val="right"/>
+      <w:pPr>
+        <w:ind w:left="1760" w:hanging="440"/>
+      </w:pPr>
+    </w:lvl>
+    <w:lvl w:ilvl="3" w:tplc="0409000F" w:tentative="1">
+      <w:start w:val="1"/>
+      <w:numFmt w:val="decimal"/>
+      <w:lvlText w:val="%4."/>
+      <w:lvlJc w:val="left"/>
+      <w:pPr>
+        <w:ind w:left="2200" w:hanging="440"/>
+      </w:pPr>
+    </w:lvl>
+    <w:lvl w:ilvl="4" w:tplc="04090019" w:tentative="1">
+      <w:start w:val="1"/>
+      <w:numFmt w:val="upperLetter"/>
+      <w:lvlText w:val="%5."/>
+      <w:lvlJc w:val="left"/>
+      <w:pPr>
+        <w:ind w:left="2640" w:hanging="440"/>
+      </w:pPr>
+    </w:lvl>
+    <w:lvl w:ilvl="5" w:tplc="0409001B" w:tentative="1">
+      <w:start w:val="1"/>
+      <w:numFmt w:val="lowerRoman"/>
+      <w:lvlText w:val="%6."/>
+      <w:lvlJc w:val="right"/>
+      <w:pPr>
+        <w:ind w:left="3080" w:hanging="440"/>
+      </w:pPr>
+    </w:lvl>
+    <w:lvl w:ilvl="6" w:tplc="0409000F" w:tentative="1">
+      <w:start w:val="1"/>
+      <w:numFmt w:val="decimal"/>
+      <w:lvlText w:val="%7."/>
+      <w:lvlJc w:val="left"/>
+      <w:pPr>
+        <w:ind w:left="3520" w:hanging="440"/>
+      </w:pPr>
+    </w:lvl>
+    <w:lvl w:ilvl="7" w:tplc="04090019" w:tentative="1">
+      <w:start w:val="1"/>
+      <w:numFmt w:val="upperLetter"/>
+      <w:lvlText w:val="%8."/>
+      <w:lvlJc w:val="left"/>
+      <w:pPr>
+        <w:ind w:left="3960" w:hanging="440"/>
+      </w:pPr>
+    </w:lvl>
+    <w:lvl w:ilvl="8" w:tplc="0409001B" w:tentative="1">
+      <w:start w:val="1"/>
+      <w:numFmt w:val="lowerRoman"/>
+      <w:lvlText w:val="%9."/>
+      <w:lvlJc w:val="right"/>
+      <w:pPr>
+        <w:ind w:left="4400" w:hanging="440"/>
+      </w:pPr>
+    </w:lvl>
+  </w:abstractNum>
+  <w:abstractNum w:abstractNumId="13" w15:restartNumberingAfterBreak="0">
+    <w:nsid w:val="452B3893"/>
+    <w:multiLevelType w:val="hybridMultilevel"/>
+    <w:tmpl w:val="ABE4C22C"/>
+    <w:lvl w:ilvl="0" w:tplc="239A3C96">
+      <w:start w:val="1"/>
+      <w:numFmt w:val="decimal"/>
+      <w:lvlText w:val="%1."/>
+      <w:lvlJc w:val="left"/>
+      <w:pPr>
+        <w:ind w:left="800" w:hanging="360"/>
+      </w:pPr>
+      <w:rPr>
+        <w:rFonts w:hint="default"/>
+      </w:rPr>
+    </w:lvl>
+    <w:lvl w:ilvl="1" w:tplc="04090019" w:tentative="1">
+      <w:start w:val="1"/>
+      <w:numFmt w:val="upperLetter"/>
+      <w:lvlText w:val="%2."/>
+      <w:lvlJc w:val="left"/>
+      <w:pPr>
+        <w:ind w:left="1320" w:hanging="440"/>
+      </w:pPr>
+    </w:lvl>
+    <w:lvl w:ilvl="2" w:tplc="0409001B" w:tentative="1">
+      <w:start w:val="1"/>
+      <w:numFmt w:val="lowerRoman"/>
+      <w:lvlText w:val="%3."/>
+      <w:lvlJc w:val="right"/>
+      <w:pPr>
+        <w:ind w:left="1760" w:hanging="440"/>
+      </w:pPr>
+    </w:lvl>
+    <w:lvl w:ilvl="3" w:tplc="0409000F" w:tentative="1">
+      <w:start w:val="1"/>
+      <w:numFmt w:val="decimal"/>
+      <w:lvlText w:val="%4."/>
+      <w:lvlJc w:val="left"/>
+      <w:pPr>
+        <w:ind w:left="2200" w:hanging="440"/>
+      </w:pPr>
+    </w:lvl>
+    <w:lvl w:ilvl="4" w:tplc="04090019" w:tentative="1">
+      <w:start w:val="1"/>
+      <w:numFmt w:val="upperLetter"/>
+      <w:lvlText w:val="%5."/>
+      <w:lvlJc w:val="left"/>
+      <w:pPr>
+        <w:ind w:left="2640" w:hanging="440"/>
+      </w:pPr>
+    </w:lvl>
+    <w:lvl w:ilvl="5" w:tplc="0409001B" w:tentative="1">
+      <w:start w:val="1"/>
+      <w:numFmt w:val="lowerRoman"/>
+      <w:lvlText w:val="%6."/>
+      <w:lvlJc w:val="right"/>
+      <w:pPr>
+        <w:ind w:left="3080" w:hanging="440"/>
+      </w:pPr>
+    </w:lvl>
+    <w:lvl w:ilvl="6" w:tplc="0409000F" w:tentative="1">
+      <w:start w:val="1"/>
+      <w:numFmt w:val="decimal"/>
+      <w:lvlText w:val="%7."/>
+      <w:lvlJc w:val="left"/>
+      <w:pPr>
+        <w:ind w:left="3520" w:hanging="440"/>
+      </w:pPr>
+    </w:lvl>
+    <w:lvl w:ilvl="7" w:tplc="04090019" w:tentative="1">
+      <w:start w:val="1"/>
+      <w:numFmt w:val="upperLetter"/>
+      <w:lvlText w:val="%8."/>
+      <w:lvlJc w:val="left"/>
+      <w:pPr>
+        <w:ind w:left="3960" w:hanging="440"/>
+      </w:pPr>
+    </w:lvl>
+    <w:lvl w:ilvl="8" w:tplc="0409001B" w:tentative="1">
+      <w:start w:val="1"/>
+      <w:numFmt w:val="lowerRoman"/>
+      <w:lvlText w:val="%9."/>
+      <w:lvlJc w:val="right"/>
+      <w:pPr>
+        <w:ind w:left="4400" w:hanging="440"/>
+      </w:pPr>
+    </w:lvl>
+  </w:abstractNum>
+  <w:abstractNum w:abstractNumId="14" w15:restartNumberingAfterBreak="0">
     <w:nsid w:val="45F74BB2"/>
     <w:multiLevelType w:val="hybridMultilevel"/>
     <w:tmpl w:val="60CE289E"/>
@@ -2095,7 +4600,452 @@
       </w:pPr>
     </w:lvl>
   </w:abstractNum>
-  <w:abstractNum w:abstractNumId="6" w15:restartNumberingAfterBreak="0">
+  <w:abstractNum w:abstractNumId="15" w15:restartNumberingAfterBreak="0">
+    <w:nsid w:val="46C95F20"/>
+    <w:multiLevelType w:val="hybridMultilevel"/>
+    <w:tmpl w:val="A26A63E6"/>
+    <w:lvl w:ilvl="0" w:tplc="74C65E4A">
+      <w:start w:val="1"/>
+      <w:numFmt w:val="decimal"/>
+      <w:lvlText w:val="%1."/>
+      <w:lvlJc w:val="left"/>
+      <w:pPr>
+        <w:ind w:left="800" w:hanging="360"/>
+      </w:pPr>
+      <w:rPr>
+        <w:rFonts w:hint="default"/>
+      </w:rPr>
+    </w:lvl>
+    <w:lvl w:ilvl="1" w:tplc="04090019" w:tentative="1">
+      <w:start w:val="1"/>
+      <w:numFmt w:val="upperLetter"/>
+      <w:lvlText w:val="%2."/>
+      <w:lvlJc w:val="left"/>
+      <w:pPr>
+        <w:ind w:left="1320" w:hanging="440"/>
+      </w:pPr>
+    </w:lvl>
+    <w:lvl w:ilvl="2" w:tplc="0409001B" w:tentative="1">
+      <w:start w:val="1"/>
+      <w:numFmt w:val="lowerRoman"/>
+      <w:lvlText w:val="%3."/>
+      <w:lvlJc w:val="right"/>
+      <w:pPr>
+        <w:ind w:left="1760" w:hanging="440"/>
+      </w:pPr>
+    </w:lvl>
+    <w:lvl w:ilvl="3" w:tplc="0409000F" w:tentative="1">
+      <w:start w:val="1"/>
+      <w:numFmt w:val="decimal"/>
+      <w:lvlText w:val="%4."/>
+      <w:lvlJc w:val="left"/>
+      <w:pPr>
+        <w:ind w:left="2200" w:hanging="440"/>
+      </w:pPr>
+    </w:lvl>
+    <w:lvl w:ilvl="4" w:tplc="04090019" w:tentative="1">
+      <w:start w:val="1"/>
+      <w:numFmt w:val="upperLetter"/>
+      <w:lvlText w:val="%5."/>
+      <w:lvlJc w:val="left"/>
+      <w:pPr>
+        <w:ind w:left="2640" w:hanging="440"/>
+      </w:pPr>
+    </w:lvl>
+    <w:lvl w:ilvl="5" w:tplc="0409001B" w:tentative="1">
+      <w:start w:val="1"/>
+      <w:numFmt w:val="lowerRoman"/>
+      <w:lvlText w:val="%6."/>
+      <w:lvlJc w:val="right"/>
+      <w:pPr>
+        <w:ind w:left="3080" w:hanging="440"/>
+      </w:pPr>
+    </w:lvl>
+    <w:lvl w:ilvl="6" w:tplc="0409000F" w:tentative="1">
+      <w:start w:val="1"/>
+      <w:numFmt w:val="decimal"/>
+      <w:lvlText w:val="%7."/>
+      <w:lvlJc w:val="left"/>
+      <w:pPr>
+        <w:ind w:left="3520" w:hanging="440"/>
+      </w:pPr>
+    </w:lvl>
+    <w:lvl w:ilvl="7" w:tplc="04090019" w:tentative="1">
+      <w:start w:val="1"/>
+      <w:numFmt w:val="upperLetter"/>
+      <w:lvlText w:val="%8."/>
+      <w:lvlJc w:val="left"/>
+      <w:pPr>
+        <w:ind w:left="3960" w:hanging="440"/>
+      </w:pPr>
+    </w:lvl>
+    <w:lvl w:ilvl="8" w:tplc="0409001B" w:tentative="1">
+      <w:start w:val="1"/>
+      <w:numFmt w:val="lowerRoman"/>
+      <w:lvlText w:val="%9."/>
+      <w:lvlJc w:val="right"/>
+      <w:pPr>
+        <w:ind w:left="4400" w:hanging="440"/>
+      </w:pPr>
+    </w:lvl>
+  </w:abstractNum>
+  <w:abstractNum w:abstractNumId="16" w15:restartNumberingAfterBreak="0">
+    <w:nsid w:val="495C0B2F"/>
+    <w:multiLevelType w:val="hybridMultilevel"/>
+    <w:tmpl w:val="796A63DA"/>
+    <w:lvl w:ilvl="0" w:tplc="7AB2A5B4">
+      <w:start w:val="1"/>
+      <w:numFmt w:val="decimal"/>
+      <w:lvlText w:val="%1."/>
+      <w:lvlJc w:val="left"/>
+      <w:pPr>
+        <w:ind w:left="800" w:hanging="360"/>
+      </w:pPr>
+      <w:rPr>
+        <w:rFonts w:hint="default"/>
+      </w:rPr>
+    </w:lvl>
+    <w:lvl w:ilvl="1" w:tplc="04090019" w:tentative="1">
+      <w:start w:val="1"/>
+      <w:numFmt w:val="upperLetter"/>
+      <w:lvlText w:val="%2."/>
+      <w:lvlJc w:val="left"/>
+      <w:pPr>
+        <w:ind w:left="1320" w:hanging="440"/>
+      </w:pPr>
+    </w:lvl>
+    <w:lvl w:ilvl="2" w:tplc="0409001B" w:tentative="1">
+      <w:start w:val="1"/>
+      <w:numFmt w:val="lowerRoman"/>
+      <w:lvlText w:val="%3."/>
+      <w:lvlJc w:val="right"/>
+      <w:pPr>
+        <w:ind w:left="1760" w:hanging="440"/>
+      </w:pPr>
+    </w:lvl>
+    <w:lvl w:ilvl="3" w:tplc="0409000F" w:tentative="1">
+      <w:start w:val="1"/>
+      <w:numFmt w:val="decimal"/>
+      <w:lvlText w:val="%4."/>
+      <w:lvlJc w:val="left"/>
+      <w:pPr>
+        <w:ind w:left="2200" w:hanging="440"/>
+      </w:pPr>
+    </w:lvl>
+    <w:lvl w:ilvl="4" w:tplc="04090019" w:tentative="1">
+      <w:start w:val="1"/>
+      <w:numFmt w:val="upperLetter"/>
+      <w:lvlText w:val="%5."/>
+      <w:lvlJc w:val="left"/>
+      <w:pPr>
+        <w:ind w:left="2640" w:hanging="440"/>
+      </w:pPr>
+    </w:lvl>
+    <w:lvl w:ilvl="5" w:tplc="0409001B" w:tentative="1">
+      <w:start w:val="1"/>
+      <w:numFmt w:val="lowerRoman"/>
+      <w:lvlText w:val="%6."/>
+      <w:lvlJc w:val="right"/>
+      <w:pPr>
+        <w:ind w:left="3080" w:hanging="440"/>
+      </w:pPr>
+    </w:lvl>
+    <w:lvl w:ilvl="6" w:tplc="0409000F" w:tentative="1">
+      <w:start w:val="1"/>
+      <w:numFmt w:val="decimal"/>
+      <w:lvlText w:val="%7."/>
+      <w:lvlJc w:val="left"/>
+      <w:pPr>
+        <w:ind w:left="3520" w:hanging="440"/>
+      </w:pPr>
+    </w:lvl>
+    <w:lvl w:ilvl="7" w:tplc="04090019" w:tentative="1">
+      <w:start w:val="1"/>
+      <w:numFmt w:val="upperLetter"/>
+      <w:lvlText w:val="%8."/>
+      <w:lvlJc w:val="left"/>
+      <w:pPr>
+        <w:ind w:left="3960" w:hanging="440"/>
+      </w:pPr>
+    </w:lvl>
+    <w:lvl w:ilvl="8" w:tplc="0409001B" w:tentative="1">
+      <w:start w:val="1"/>
+      <w:numFmt w:val="lowerRoman"/>
+      <w:lvlText w:val="%9."/>
+      <w:lvlJc w:val="right"/>
+      <w:pPr>
+        <w:ind w:left="4400" w:hanging="440"/>
+      </w:pPr>
+    </w:lvl>
+  </w:abstractNum>
+  <w:abstractNum w:abstractNumId="17" w15:restartNumberingAfterBreak="0">
+    <w:nsid w:val="4E475175"/>
+    <w:multiLevelType w:val="hybridMultilevel"/>
+    <w:tmpl w:val="599E7BB0"/>
+    <w:lvl w:ilvl="0" w:tplc="96CC92D4">
+      <w:start w:val="1"/>
+      <w:numFmt w:val="decimal"/>
+      <w:lvlText w:val="%1."/>
+      <w:lvlJc w:val="left"/>
+      <w:pPr>
+        <w:ind w:left="800" w:hanging="360"/>
+      </w:pPr>
+      <w:rPr>
+        <w:rFonts w:hint="default"/>
+      </w:rPr>
+    </w:lvl>
+    <w:lvl w:ilvl="1" w:tplc="04090019" w:tentative="1">
+      <w:start w:val="1"/>
+      <w:numFmt w:val="upperLetter"/>
+      <w:lvlText w:val="%2."/>
+      <w:lvlJc w:val="left"/>
+      <w:pPr>
+        <w:ind w:left="1320" w:hanging="440"/>
+      </w:pPr>
+    </w:lvl>
+    <w:lvl w:ilvl="2" w:tplc="0409001B" w:tentative="1">
+      <w:start w:val="1"/>
+      <w:numFmt w:val="lowerRoman"/>
+      <w:lvlText w:val="%3."/>
+      <w:lvlJc w:val="right"/>
+      <w:pPr>
+        <w:ind w:left="1760" w:hanging="440"/>
+      </w:pPr>
+    </w:lvl>
+    <w:lvl w:ilvl="3" w:tplc="0409000F" w:tentative="1">
+      <w:start w:val="1"/>
+      <w:numFmt w:val="decimal"/>
+      <w:lvlText w:val="%4."/>
+      <w:lvlJc w:val="left"/>
+      <w:pPr>
+        <w:ind w:left="2200" w:hanging="440"/>
+      </w:pPr>
+    </w:lvl>
+    <w:lvl w:ilvl="4" w:tplc="04090019" w:tentative="1">
+      <w:start w:val="1"/>
+      <w:numFmt w:val="upperLetter"/>
+      <w:lvlText w:val="%5."/>
+      <w:lvlJc w:val="left"/>
+      <w:pPr>
+        <w:ind w:left="2640" w:hanging="440"/>
+      </w:pPr>
+    </w:lvl>
+    <w:lvl w:ilvl="5" w:tplc="0409001B" w:tentative="1">
+      <w:start w:val="1"/>
+      <w:numFmt w:val="lowerRoman"/>
+      <w:lvlText w:val="%6."/>
+      <w:lvlJc w:val="right"/>
+      <w:pPr>
+        <w:ind w:left="3080" w:hanging="440"/>
+      </w:pPr>
+    </w:lvl>
+    <w:lvl w:ilvl="6" w:tplc="0409000F" w:tentative="1">
+      <w:start w:val="1"/>
+      <w:numFmt w:val="decimal"/>
+      <w:lvlText w:val="%7."/>
+      <w:lvlJc w:val="left"/>
+      <w:pPr>
+        <w:ind w:left="3520" w:hanging="440"/>
+      </w:pPr>
+    </w:lvl>
+    <w:lvl w:ilvl="7" w:tplc="04090019" w:tentative="1">
+      <w:start w:val="1"/>
+      <w:numFmt w:val="upperLetter"/>
+      <w:lvlText w:val="%8."/>
+      <w:lvlJc w:val="left"/>
+      <w:pPr>
+        <w:ind w:left="3960" w:hanging="440"/>
+      </w:pPr>
+    </w:lvl>
+    <w:lvl w:ilvl="8" w:tplc="0409001B" w:tentative="1">
+      <w:start w:val="1"/>
+      <w:numFmt w:val="lowerRoman"/>
+      <w:lvlText w:val="%9."/>
+      <w:lvlJc w:val="right"/>
+      <w:pPr>
+        <w:ind w:left="4400" w:hanging="440"/>
+      </w:pPr>
+    </w:lvl>
+  </w:abstractNum>
+  <w:abstractNum w:abstractNumId="18" w15:restartNumberingAfterBreak="0">
+    <w:nsid w:val="508430DD"/>
+    <w:multiLevelType w:val="hybridMultilevel"/>
+    <w:tmpl w:val="F5A098B6"/>
+    <w:lvl w:ilvl="0" w:tplc="DDA6DFF2">
+      <w:start w:val="1"/>
+      <w:numFmt w:val="decimal"/>
+      <w:lvlText w:val="%1."/>
+      <w:lvlJc w:val="left"/>
+      <w:pPr>
+        <w:ind w:left="800" w:hanging="360"/>
+      </w:pPr>
+      <w:rPr>
+        <w:rFonts w:hint="default"/>
+      </w:rPr>
+    </w:lvl>
+    <w:lvl w:ilvl="1" w:tplc="04090019" w:tentative="1">
+      <w:start w:val="1"/>
+      <w:numFmt w:val="upperLetter"/>
+      <w:lvlText w:val="%2."/>
+      <w:lvlJc w:val="left"/>
+      <w:pPr>
+        <w:ind w:left="1320" w:hanging="440"/>
+      </w:pPr>
+    </w:lvl>
+    <w:lvl w:ilvl="2" w:tplc="0409001B" w:tentative="1">
+      <w:start w:val="1"/>
+      <w:numFmt w:val="lowerRoman"/>
+      <w:lvlText w:val="%3."/>
+      <w:lvlJc w:val="right"/>
+      <w:pPr>
+        <w:ind w:left="1760" w:hanging="440"/>
+      </w:pPr>
+    </w:lvl>
+    <w:lvl w:ilvl="3" w:tplc="0409000F" w:tentative="1">
+      <w:start w:val="1"/>
+      <w:numFmt w:val="decimal"/>
+      <w:lvlText w:val="%4."/>
+      <w:lvlJc w:val="left"/>
+      <w:pPr>
+        <w:ind w:left="2200" w:hanging="440"/>
+      </w:pPr>
+    </w:lvl>
+    <w:lvl w:ilvl="4" w:tplc="04090019" w:tentative="1">
+      <w:start w:val="1"/>
+      <w:numFmt w:val="upperLetter"/>
+      <w:lvlText w:val="%5."/>
+      <w:lvlJc w:val="left"/>
+      <w:pPr>
+        <w:ind w:left="2640" w:hanging="440"/>
+      </w:pPr>
+    </w:lvl>
+    <w:lvl w:ilvl="5" w:tplc="0409001B" w:tentative="1">
+      <w:start w:val="1"/>
+      <w:numFmt w:val="lowerRoman"/>
+      <w:lvlText w:val="%6."/>
+      <w:lvlJc w:val="right"/>
+      <w:pPr>
+        <w:ind w:left="3080" w:hanging="440"/>
+      </w:pPr>
+    </w:lvl>
+    <w:lvl w:ilvl="6" w:tplc="0409000F" w:tentative="1">
+      <w:start w:val="1"/>
+      <w:numFmt w:val="decimal"/>
+      <w:lvlText w:val="%7."/>
+      <w:lvlJc w:val="left"/>
+      <w:pPr>
+        <w:ind w:left="3520" w:hanging="440"/>
+      </w:pPr>
+    </w:lvl>
+    <w:lvl w:ilvl="7" w:tplc="04090019" w:tentative="1">
+      <w:start w:val="1"/>
+      <w:numFmt w:val="upperLetter"/>
+      <w:lvlText w:val="%8."/>
+      <w:lvlJc w:val="left"/>
+      <w:pPr>
+        <w:ind w:left="3960" w:hanging="440"/>
+      </w:pPr>
+    </w:lvl>
+    <w:lvl w:ilvl="8" w:tplc="0409001B" w:tentative="1">
+      <w:start w:val="1"/>
+      <w:numFmt w:val="lowerRoman"/>
+      <w:lvlText w:val="%9."/>
+      <w:lvlJc w:val="right"/>
+      <w:pPr>
+        <w:ind w:left="4400" w:hanging="440"/>
+      </w:pPr>
+    </w:lvl>
+  </w:abstractNum>
+  <w:abstractNum w:abstractNumId="19" w15:restartNumberingAfterBreak="0">
+    <w:nsid w:val="53A237FF"/>
+    <w:multiLevelType w:val="hybridMultilevel"/>
+    <w:tmpl w:val="844CE942"/>
+    <w:lvl w:ilvl="0" w:tplc="DDA6C538">
+      <w:start w:val="1"/>
+      <w:numFmt w:val="decimal"/>
+      <w:lvlText w:val="%1."/>
+      <w:lvlJc w:val="left"/>
+      <w:pPr>
+        <w:ind w:left="800" w:hanging="360"/>
+      </w:pPr>
+      <w:rPr>
+        <w:rFonts w:hint="default"/>
+      </w:rPr>
+    </w:lvl>
+    <w:lvl w:ilvl="1" w:tplc="04090019" w:tentative="1">
+      <w:start w:val="1"/>
+      <w:numFmt w:val="upperLetter"/>
+      <w:lvlText w:val="%2."/>
+      <w:lvlJc w:val="left"/>
+      <w:pPr>
+        <w:ind w:left="1320" w:hanging="440"/>
+      </w:pPr>
+    </w:lvl>
+    <w:lvl w:ilvl="2" w:tplc="0409001B" w:tentative="1">
+      <w:start w:val="1"/>
+      <w:numFmt w:val="lowerRoman"/>
+      <w:lvlText w:val="%3."/>
+      <w:lvlJc w:val="right"/>
+      <w:pPr>
+        <w:ind w:left="1760" w:hanging="440"/>
+      </w:pPr>
+    </w:lvl>
+    <w:lvl w:ilvl="3" w:tplc="0409000F" w:tentative="1">
+      <w:start w:val="1"/>
+      <w:numFmt w:val="decimal"/>
+      <w:lvlText w:val="%4."/>
+      <w:lvlJc w:val="left"/>
+      <w:pPr>
+        <w:ind w:left="2200" w:hanging="440"/>
+      </w:pPr>
+    </w:lvl>
+    <w:lvl w:ilvl="4" w:tplc="04090019" w:tentative="1">
+      <w:start w:val="1"/>
+      <w:numFmt w:val="upperLetter"/>
+      <w:lvlText w:val="%5."/>
+      <w:lvlJc w:val="left"/>
+      <w:pPr>
+        <w:ind w:left="2640" w:hanging="440"/>
+      </w:pPr>
+    </w:lvl>
+    <w:lvl w:ilvl="5" w:tplc="0409001B" w:tentative="1">
+      <w:start w:val="1"/>
+      <w:numFmt w:val="lowerRoman"/>
+      <w:lvlText w:val="%6."/>
+      <w:lvlJc w:val="right"/>
+      <w:pPr>
+        <w:ind w:left="3080" w:hanging="440"/>
+      </w:pPr>
+    </w:lvl>
+    <w:lvl w:ilvl="6" w:tplc="0409000F" w:tentative="1">
+      <w:start w:val="1"/>
+      <w:numFmt w:val="decimal"/>
+      <w:lvlText w:val="%7."/>
+      <w:lvlJc w:val="left"/>
+      <w:pPr>
+        <w:ind w:left="3520" w:hanging="440"/>
+      </w:pPr>
+    </w:lvl>
+    <w:lvl w:ilvl="7" w:tplc="04090019" w:tentative="1">
+      <w:start w:val="1"/>
+      <w:numFmt w:val="upperLetter"/>
+      <w:lvlText w:val="%8."/>
+      <w:lvlJc w:val="left"/>
+      <w:pPr>
+        <w:ind w:left="3960" w:hanging="440"/>
+      </w:pPr>
+    </w:lvl>
+    <w:lvl w:ilvl="8" w:tplc="0409001B" w:tentative="1">
+      <w:start w:val="1"/>
+      <w:numFmt w:val="lowerRoman"/>
+      <w:lvlText w:val="%9."/>
+      <w:lvlJc w:val="right"/>
+      <w:pPr>
+        <w:ind w:left="4400" w:hanging="440"/>
+      </w:pPr>
+    </w:lvl>
+  </w:abstractNum>
+  <w:abstractNum w:abstractNumId="20" w15:restartNumberingAfterBreak="0">
     <w:nsid w:val="53A76D8F"/>
     <w:multiLevelType w:val="hybridMultilevel"/>
     <w:tmpl w:val="E160D7F4"/>
@@ -2184,7 +5134,96 @@
       </w:pPr>
     </w:lvl>
   </w:abstractNum>
-  <w:abstractNum w:abstractNumId="7" w15:restartNumberingAfterBreak="0">
+  <w:abstractNum w:abstractNumId="21" w15:restartNumberingAfterBreak="0">
+    <w:nsid w:val="55AB4E24"/>
+    <w:multiLevelType w:val="hybridMultilevel"/>
+    <w:tmpl w:val="09AA0CF6"/>
+    <w:lvl w:ilvl="0" w:tplc="803AD4CA">
+      <w:start w:val="1"/>
+      <w:numFmt w:val="decimal"/>
+      <w:lvlText w:val="%1."/>
+      <w:lvlJc w:val="left"/>
+      <w:pPr>
+        <w:ind w:left="800" w:hanging="360"/>
+      </w:pPr>
+      <w:rPr>
+        <w:rFonts w:hint="default"/>
+      </w:rPr>
+    </w:lvl>
+    <w:lvl w:ilvl="1" w:tplc="04090019" w:tentative="1">
+      <w:start w:val="1"/>
+      <w:numFmt w:val="upperLetter"/>
+      <w:lvlText w:val="%2."/>
+      <w:lvlJc w:val="left"/>
+      <w:pPr>
+        <w:ind w:left="1320" w:hanging="440"/>
+      </w:pPr>
+    </w:lvl>
+    <w:lvl w:ilvl="2" w:tplc="0409001B" w:tentative="1">
+      <w:start w:val="1"/>
+      <w:numFmt w:val="lowerRoman"/>
+      <w:lvlText w:val="%3."/>
+      <w:lvlJc w:val="right"/>
+      <w:pPr>
+        <w:ind w:left="1760" w:hanging="440"/>
+      </w:pPr>
+    </w:lvl>
+    <w:lvl w:ilvl="3" w:tplc="0409000F" w:tentative="1">
+      <w:start w:val="1"/>
+      <w:numFmt w:val="decimal"/>
+      <w:lvlText w:val="%4."/>
+      <w:lvlJc w:val="left"/>
+      <w:pPr>
+        <w:ind w:left="2200" w:hanging="440"/>
+      </w:pPr>
+    </w:lvl>
+    <w:lvl w:ilvl="4" w:tplc="04090019" w:tentative="1">
+      <w:start w:val="1"/>
+      <w:numFmt w:val="upperLetter"/>
+      <w:lvlText w:val="%5."/>
+      <w:lvlJc w:val="left"/>
+      <w:pPr>
+        <w:ind w:left="2640" w:hanging="440"/>
+      </w:pPr>
+    </w:lvl>
+    <w:lvl w:ilvl="5" w:tplc="0409001B" w:tentative="1">
+      <w:start w:val="1"/>
+      <w:numFmt w:val="lowerRoman"/>
+      <w:lvlText w:val="%6."/>
+      <w:lvlJc w:val="right"/>
+      <w:pPr>
+        <w:ind w:left="3080" w:hanging="440"/>
+      </w:pPr>
+    </w:lvl>
+    <w:lvl w:ilvl="6" w:tplc="0409000F" w:tentative="1">
+      <w:start w:val="1"/>
+      <w:numFmt w:val="decimal"/>
+      <w:lvlText w:val="%7."/>
+      <w:lvlJc w:val="left"/>
+      <w:pPr>
+        <w:ind w:left="3520" w:hanging="440"/>
+      </w:pPr>
+    </w:lvl>
+    <w:lvl w:ilvl="7" w:tplc="04090019" w:tentative="1">
+      <w:start w:val="1"/>
+      <w:numFmt w:val="upperLetter"/>
+      <w:lvlText w:val="%8."/>
+      <w:lvlJc w:val="left"/>
+      <w:pPr>
+        <w:ind w:left="3960" w:hanging="440"/>
+      </w:pPr>
+    </w:lvl>
+    <w:lvl w:ilvl="8" w:tplc="0409001B" w:tentative="1">
+      <w:start w:val="1"/>
+      <w:numFmt w:val="lowerRoman"/>
+      <w:lvlText w:val="%9."/>
+      <w:lvlJc w:val="right"/>
+      <w:pPr>
+        <w:ind w:left="4400" w:hanging="440"/>
+      </w:pPr>
+    </w:lvl>
+  </w:abstractNum>
+  <w:abstractNum w:abstractNumId="22" w15:restartNumberingAfterBreak="0">
     <w:nsid w:val="57854E5E"/>
     <w:multiLevelType w:val="hybridMultilevel"/>
     <w:tmpl w:val="86D29FE0"/>
@@ -2273,7 +5312,363 @@
       </w:pPr>
     </w:lvl>
   </w:abstractNum>
-  <w:abstractNum w:abstractNumId="8" w15:restartNumberingAfterBreak="0">
+  <w:abstractNum w:abstractNumId="23" w15:restartNumberingAfterBreak="0">
+    <w:nsid w:val="5974040A"/>
+    <w:multiLevelType w:val="hybridMultilevel"/>
+    <w:tmpl w:val="17A8E12C"/>
+    <w:lvl w:ilvl="0" w:tplc="E3E8D2B6">
+      <w:start w:val="1"/>
+      <w:numFmt w:val="decimal"/>
+      <w:lvlText w:val="%1."/>
+      <w:lvlJc w:val="left"/>
+      <w:pPr>
+        <w:ind w:left="800" w:hanging="360"/>
+      </w:pPr>
+      <w:rPr>
+        <w:rFonts w:hint="default"/>
+      </w:rPr>
+    </w:lvl>
+    <w:lvl w:ilvl="1" w:tplc="04090019" w:tentative="1">
+      <w:start w:val="1"/>
+      <w:numFmt w:val="upperLetter"/>
+      <w:lvlText w:val="%2."/>
+      <w:lvlJc w:val="left"/>
+      <w:pPr>
+        <w:ind w:left="1320" w:hanging="440"/>
+      </w:pPr>
+    </w:lvl>
+    <w:lvl w:ilvl="2" w:tplc="0409001B" w:tentative="1">
+      <w:start w:val="1"/>
+      <w:numFmt w:val="lowerRoman"/>
+      <w:lvlText w:val="%3."/>
+      <w:lvlJc w:val="right"/>
+      <w:pPr>
+        <w:ind w:left="1760" w:hanging="440"/>
+      </w:pPr>
+    </w:lvl>
+    <w:lvl w:ilvl="3" w:tplc="0409000F" w:tentative="1">
+      <w:start w:val="1"/>
+      <w:numFmt w:val="decimal"/>
+      <w:lvlText w:val="%4."/>
+      <w:lvlJc w:val="left"/>
+      <w:pPr>
+        <w:ind w:left="2200" w:hanging="440"/>
+      </w:pPr>
+    </w:lvl>
+    <w:lvl w:ilvl="4" w:tplc="04090019" w:tentative="1">
+      <w:start w:val="1"/>
+      <w:numFmt w:val="upperLetter"/>
+      <w:lvlText w:val="%5."/>
+      <w:lvlJc w:val="left"/>
+      <w:pPr>
+        <w:ind w:left="2640" w:hanging="440"/>
+      </w:pPr>
+    </w:lvl>
+    <w:lvl w:ilvl="5" w:tplc="0409001B" w:tentative="1">
+      <w:start w:val="1"/>
+      <w:numFmt w:val="lowerRoman"/>
+      <w:lvlText w:val="%6."/>
+      <w:lvlJc w:val="right"/>
+      <w:pPr>
+        <w:ind w:left="3080" w:hanging="440"/>
+      </w:pPr>
+    </w:lvl>
+    <w:lvl w:ilvl="6" w:tplc="0409000F" w:tentative="1">
+      <w:start w:val="1"/>
+      <w:numFmt w:val="decimal"/>
+      <w:lvlText w:val="%7."/>
+      <w:lvlJc w:val="left"/>
+      <w:pPr>
+        <w:ind w:left="3520" w:hanging="440"/>
+      </w:pPr>
+    </w:lvl>
+    <w:lvl w:ilvl="7" w:tplc="04090019" w:tentative="1">
+      <w:start w:val="1"/>
+      <w:numFmt w:val="upperLetter"/>
+      <w:lvlText w:val="%8."/>
+      <w:lvlJc w:val="left"/>
+      <w:pPr>
+        <w:ind w:left="3960" w:hanging="440"/>
+      </w:pPr>
+    </w:lvl>
+    <w:lvl w:ilvl="8" w:tplc="0409001B" w:tentative="1">
+      <w:start w:val="1"/>
+      <w:numFmt w:val="lowerRoman"/>
+      <w:lvlText w:val="%9."/>
+      <w:lvlJc w:val="right"/>
+      <w:pPr>
+        <w:ind w:left="4400" w:hanging="440"/>
+      </w:pPr>
+    </w:lvl>
+  </w:abstractNum>
+  <w:abstractNum w:abstractNumId="24" w15:restartNumberingAfterBreak="0">
+    <w:nsid w:val="5A0C38D4"/>
+    <w:multiLevelType w:val="hybridMultilevel"/>
+    <w:tmpl w:val="62F61010"/>
+    <w:lvl w:ilvl="0" w:tplc="AF84D91A">
+      <w:start w:val="1"/>
+      <w:numFmt w:val="decimal"/>
+      <w:lvlText w:val="%1."/>
+      <w:lvlJc w:val="left"/>
+      <w:pPr>
+        <w:ind w:left="800" w:hanging="360"/>
+      </w:pPr>
+      <w:rPr>
+        <w:rFonts w:hint="default"/>
+      </w:rPr>
+    </w:lvl>
+    <w:lvl w:ilvl="1" w:tplc="04090019" w:tentative="1">
+      <w:start w:val="1"/>
+      <w:numFmt w:val="upperLetter"/>
+      <w:lvlText w:val="%2."/>
+      <w:lvlJc w:val="left"/>
+      <w:pPr>
+        <w:ind w:left="1320" w:hanging="440"/>
+      </w:pPr>
+    </w:lvl>
+    <w:lvl w:ilvl="2" w:tplc="0409001B" w:tentative="1">
+      <w:start w:val="1"/>
+      <w:numFmt w:val="lowerRoman"/>
+      <w:lvlText w:val="%3."/>
+      <w:lvlJc w:val="right"/>
+      <w:pPr>
+        <w:ind w:left="1760" w:hanging="440"/>
+      </w:pPr>
+    </w:lvl>
+    <w:lvl w:ilvl="3" w:tplc="0409000F" w:tentative="1">
+      <w:start w:val="1"/>
+      <w:numFmt w:val="decimal"/>
+      <w:lvlText w:val="%4."/>
+      <w:lvlJc w:val="left"/>
+      <w:pPr>
+        <w:ind w:left="2200" w:hanging="440"/>
+      </w:pPr>
+    </w:lvl>
+    <w:lvl w:ilvl="4" w:tplc="04090019" w:tentative="1">
+      <w:start w:val="1"/>
+      <w:numFmt w:val="upperLetter"/>
+      <w:lvlText w:val="%5."/>
+      <w:lvlJc w:val="left"/>
+      <w:pPr>
+        <w:ind w:left="2640" w:hanging="440"/>
+      </w:pPr>
+    </w:lvl>
+    <w:lvl w:ilvl="5" w:tplc="0409001B" w:tentative="1">
+      <w:start w:val="1"/>
+      <w:numFmt w:val="lowerRoman"/>
+      <w:lvlText w:val="%6."/>
+      <w:lvlJc w:val="right"/>
+      <w:pPr>
+        <w:ind w:left="3080" w:hanging="440"/>
+      </w:pPr>
+    </w:lvl>
+    <w:lvl w:ilvl="6" w:tplc="0409000F" w:tentative="1">
+      <w:start w:val="1"/>
+      <w:numFmt w:val="decimal"/>
+      <w:lvlText w:val="%7."/>
+      <w:lvlJc w:val="left"/>
+      <w:pPr>
+        <w:ind w:left="3520" w:hanging="440"/>
+      </w:pPr>
+    </w:lvl>
+    <w:lvl w:ilvl="7" w:tplc="04090019" w:tentative="1">
+      <w:start w:val="1"/>
+      <w:numFmt w:val="upperLetter"/>
+      <w:lvlText w:val="%8."/>
+      <w:lvlJc w:val="left"/>
+      <w:pPr>
+        <w:ind w:left="3960" w:hanging="440"/>
+      </w:pPr>
+    </w:lvl>
+    <w:lvl w:ilvl="8" w:tplc="0409001B" w:tentative="1">
+      <w:start w:val="1"/>
+      <w:numFmt w:val="lowerRoman"/>
+      <w:lvlText w:val="%9."/>
+      <w:lvlJc w:val="right"/>
+      <w:pPr>
+        <w:ind w:left="4400" w:hanging="440"/>
+      </w:pPr>
+    </w:lvl>
+  </w:abstractNum>
+  <w:abstractNum w:abstractNumId="25" w15:restartNumberingAfterBreak="0">
+    <w:nsid w:val="5EFC3098"/>
+    <w:multiLevelType w:val="hybridMultilevel"/>
+    <w:tmpl w:val="C51EBC88"/>
+    <w:lvl w:ilvl="0" w:tplc="EB0E2716">
+      <w:start w:val="1"/>
+      <w:numFmt w:val="decimal"/>
+      <w:lvlText w:val="%1."/>
+      <w:lvlJc w:val="left"/>
+      <w:pPr>
+        <w:ind w:left="800" w:hanging="360"/>
+      </w:pPr>
+      <w:rPr>
+        <w:rFonts w:hint="default"/>
+      </w:rPr>
+    </w:lvl>
+    <w:lvl w:ilvl="1" w:tplc="04090019" w:tentative="1">
+      <w:start w:val="1"/>
+      <w:numFmt w:val="upperLetter"/>
+      <w:lvlText w:val="%2."/>
+      <w:lvlJc w:val="left"/>
+      <w:pPr>
+        <w:ind w:left="1320" w:hanging="440"/>
+      </w:pPr>
+    </w:lvl>
+    <w:lvl w:ilvl="2" w:tplc="0409001B" w:tentative="1">
+      <w:start w:val="1"/>
+      <w:numFmt w:val="lowerRoman"/>
+      <w:lvlText w:val="%3."/>
+      <w:lvlJc w:val="right"/>
+      <w:pPr>
+        <w:ind w:left="1760" w:hanging="440"/>
+      </w:pPr>
+    </w:lvl>
+    <w:lvl w:ilvl="3" w:tplc="0409000F" w:tentative="1">
+      <w:start w:val="1"/>
+      <w:numFmt w:val="decimal"/>
+      <w:lvlText w:val="%4."/>
+      <w:lvlJc w:val="left"/>
+      <w:pPr>
+        <w:ind w:left="2200" w:hanging="440"/>
+      </w:pPr>
+    </w:lvl>
+    <w:lvl w:ilvl="4" w:tplc="04090019" w:tentative="1">
+      <w:start w:val="1"/>
+      <w:numFmt w:val="upperLetter"/>
+      <w:lvlText w:val="%5."/>
+      <w:lvlJc w:val="left"/>
+      <w:pPr>
+        <w:ind w:left="2640" w:hanging="440"/>
+      </w:pPr>
+    </w:lvl>
+    <w:lvl w:ilvl="5" w:tplc="0409001B" w:tentative="1">
+      <w:start w:val="1"/>
+      <w:numFmt w:val="lowerRoman"/>
+      <w:lvlText w:val="%6."/>
+      <w:lvlJc w:val="right"/>
+      <w:pPr>
+        <w:ind w:left="3080" w:hanging="440"/>
+      </w:pPr>
+    </w:lvl>
+    <w:lvl w:ilvl="6" w:tplc="0409000F" w:tentative="1">
+      <w:start w:val="1"/>
+      <w:numFmt w:val="decimal"/>
+      <w:lvlText w:val="%7."/>
+      <w:lvlJc w:val="left"/>
+      <w:pPr>
+        <w:ind w:left="3520" w:hanging="440"/>
+      </w:pPr>
+    </w:lvl>
+    <w:lvl w:ilvl="7" w:tplc="04090019" w:tentative="1">
+      <w:start w:val="1"/>
+      <w:numFmt w:val="upperLetter"/>
+      <w:lvlText w:val="%8."/>
+      <w:lvlJc w:val="left"/>
+      <w:pPr>
+        <w:ind w:left="3960" w:hanging="440"/>
+      </w:pPr>
+    </w:lvl>
+    <w:lvl w:ilvl="8" w:tplc="0409001B" w:tentative="1">
+      <w:start w:val="1"/>
+      <w:numFmt w:val="lowerRoman"/>
+      <w:lvlText w:val="%9."/>
+      <w:lvlJc w:val="right"/>
+      <w:pPr>
+        <w:ind w:left="4400" w:hanging="440"/>
+      </w:pPr>
+    </w:lvl>
+  </w:abstractNum>
+  <w:abstractNum w:abstractNumId="26" w15:restartNumberingAfterBreak="0">
+    <w:nsid w:val="60EF7248"/>
+    <w:multiLevelType w:val="hybridMultilevel"/>
+    <w:tmpl w:val="F9D2AA7C"/>
+    <w:lvl w:ilvl="0" w:tplc="FAD8F434">
+      <w:start w:val="1"/>
+      <w:numFmt w:val="decimal"/>
+      <w:lvlText w:val="%1."/>
+      <w:lvlJc w:val="left"/>
+      <w:pPr>
+        <w:ind w:left="800" w:hanging="360"/>
+      </w:pPr>
+      <w:rPr>
+        <w:rFonts w:hint="default"/>
+      </w:rPr>
+    </w:lvl>
+    <w:lvl w:ilvl="1" w:tplc="04090019" w:tentative="1">
+      <w:start w:val="1"/>
+      <w:numFmt w:val="upperLetter"/>
+      <w:lvlText w:val="%2."/>
+      <w:lvlJc w:val="left"/>
+      <w:pPr>
+        <w:ind w:left="1320" w:hanging="440"/>
+      </w:pPr>
+    </w:lvl>
+    <w:lvl w:ilvl="2" w:tplc="0409001B" w:tentative="1">
+      <w:start w:val="1"/>
+      <w:numFmt w:val="lowerRoman"/>
+      <w:lvlText w:val="%3."/>
+      <w:lvlJc w:val="right"/>
+      <w:pPr>
+        <w:ind w:left="1760" w:hanging="440"/>
+      </w:pPr>
+    </w:lvl>
+    <w:lvl w:ilvl="3" w:tplc="0409000F" w:tentative="1">
+      <w:start w:val="1"/>
+      <w:numFmt w:val="decimal"/>
+      <w:lvlText w:val="%4."/>
+      <w:lvlJc w:val="left"/>
+      <w:pPr>
+        <w:ind w:left="2200" w:hanging="440"/>
+      </w:pPr>
+    </w:lvl>
+    <w:lvl w:ilvl="4" w:tplc="04090019" w:tentative="1">
+      <w:start w:val="1"/>
+      <w:numFmt w:val="upperLetter"/>
+      <w:lvlText w:val="%5."/>
+      <w:lvlJc w:val="left"/>
+      <w:pPr>
+        <w:ind w:left="2640" w:hanging="440"/>
+      </w:pPr>
+    </w:lvl>
+    <w:lvl w:ilvl="5" w:tplc="0409001B" w:tentative="1">
+      <w:start w:val="1"/>
+      <w:numFmt w:val="lowerRoman"/>
+      <w:lvlText w:val="%6."/>
+      <w:lvlJc w:val="right"/>
+      <w:pPr>
+        <w:ind w:left="3080" w:hanging="440"/>
+      </w:pPr>
+    </w:lvl>
+    <w:lvl w:ilvl="6" w:tplc="0409000F" w:tentative="1">
+      <w:start w:val="1"/>
+      <w:numFmt w:val="decimal"/>
+      <w:lvlText w:val="%7."/>
+      <w:lvlJc w:val="left"/>
+      <w:pPr>
+        <w:ind w:left="3520" w:hanging="440"/>
+      </w:pPr>
+    </w:lvl>
+    <w:lvl w:ilvl="7" w:tplc="04090019" w:tentative="1">
+      <w:start w:val="1"/>
+      <w:numFmt w:val="upperLetter"/>
+      <w:lvlText w:val="%8."/>
+      <w:lvlJc w:val="left"/>
+      <w:pPr>
+        <w:ind w:left="3960" w:hanging="440"/>
+      </w:pPr>
+    </w:lvl>
+    <w:lvl w:ilvl="8" w:tplc="0409001B" w:tentative="1">
+      <w:start w:val="1"/>
+      <w:numFmt w:val="lowerRoman"/>
+      <w:lvlText w:val="%9."/>
+      <w:lvlJc w:val="right"/>
+      <w:pPr>
+        <w:ind w:left="4400" w:hanging="440"/>
+      </w:pPr>
+    </w:lvl>
+  </w:abstractNum>
+  <w:abstractNum w:abstractNumId="27" w15:restartNumberingAfterBreak="0">
     <w:nsid w:val="65070AF8"/>
     <w:multiLevelType w:val="hybridMultilevel"/>
     <w:tmpl w:val="EF04FDDC"/>
@@ -2362,32 +5757,457 @@
       </w:pPr>
     </w:lvl>
   </w:abstractNum>
+  <w:abstractNum w:abstractNumId="28" w15:restartNumberingAfterBreak="0">
+    <w:nsid w:val="666E4E21"/>
+    <w:multiLevelType w:val="hybridMultilevel"/>
+    <w:tmpl w:val="8DEADCAC"/>
+    <w:lvl w:ilvl="0" w:tplc="B8369C4C">
+      <w:start w:val="1"/>
+      <w:numFmt w:val="decimal"/>
+      <w:lvlText w:val="%1."/>
+      <w:lvlJc w:val="left"/>
+      <w:pPr>
+        <w:ind w:left="800" w:hanging="360"/>
+      </w:pPr>
+      <w:rPr>
+        <w:rFonts w:hint="default"/>
+      </w:rPr>
+    </w:lvl>
+    <w:lvl w:ilvl="1" w:tplc="04090019" w:tentative="1">
+      <w:start w:val="1"/>
+      <w:numFmt w:val="upperLetter"/>
+      <w:lvlText w:val="%2."/>
+      <w:lvlJc w:val="left"/>
+      <w:pPr>
+        <w:ind w:left="1320" w:hanging="440"/>
+      </w:pPr>
+    </w:lvl>
+    <w:lvl w:ilvl="2" w:tplc="0409001B" w:tentative="1">
+      <w:start w:val="1"/>
+      <w:numFmt w:val="lowerRoman"/>
+      <w:lvlText w:val="%3."/>
+      <w:lvlJc w:val="right"/>
+      <w:pPr>
+        <w:ind w:left="1760" w:hanging="440"/>
+      </w:pPr>
+    </w:lvl>
+    <w:lvl w:ilvl="3" w:tplc="0409000F" w:tentative="1">
+      <w:start w:val="1"/>
+      <w:numFmt w:val="decimal"/>
+      <w:lvlText w:val="%4."/>
+      <w:lvlJc w:val="left"/>
+      <w:pPr>
+        <w:ind w:left="2200" w:hanging="440"/>
+      </w:pPr>
+    </w:lvl>
+    <w:lvl w:ilvl="4" w:tplc="04090019" w:tentative="1">
+      <w:start w:val="1"/>
+      <w:numFmt w:val="upperLetter"/>
+      <w:lvlText w:val="%5."/>
+      <w:lvlJc w:val="left"/>
+      <w:pPr>
+        <w:ind w:left="2640" w:hanging="440"/>
+      </w:pPr>
+    </w:lvl>
+    <w:lvl w:ilvl="5" w:tplc="0409001B" w:tentative="1">
+      <w:start w:val="1"/>
+      <w:numFmt w:val="lowerRoman"/>
+      <w:lvlText w:val="%6."/>
+      <w:lvlJc w:val="right"/>
+      <w:pPr>
+        <w:ind w:left="3080" w:hanging="440"/>
+      </w:pPr>
+    </w:lvl>
+    <w:lvl w:ilvl="6" w:tplc="0409000F" w:tentative="1">
+      <w:start w:val="1"/>
+      <w:numFmt w:val="decimal"/>
+      <w:lvlText w:val="%7."/>
+      <w:lvlJc w:val="left"/>
+      <w:pPr>
+        <w:ind w:left="3520" w:hanging="440"/>
+      </w:pPr>
+    </w:lvl>
+    <w:lvl w:ilvl="7" w:tplc="04090019" w:tentative="1">
+      <w:start w:val="1"/>
+      <w:numFmt w:val="upperLetter"/>
+      <w:lvlText w:val="%8."/>
+      <w:lvlJc w:val="left"/>
+      <w:pPr>
+        <w:ind w:left="3960" w:hanging="440"/>
+      </w:pPr>
+    </w:lvl>
+    <w:lvl w:ilvl="8" w:tplc="0409001B" w:tentative="1">
+      <w:start w:val="1"/>
+      <w:numFmt w:val="lowerRoman"/>
+      <w:lvlText w:val="%9."/>
+      <w:lvlJc w:val="right"/>
+      <w:pPr>
+        <w:ind w:left="4400" w:hanging="440"/>
+      </w:pPr>
+    </w:lvl>
+  </w:abstractNum>
+  <w:abstractNum w:abstractNumId="29" w15:restartNumberingAfterBreak="0">
+    <w:nsid w:val="706D5F95"/>
+    <w:multiLevelType w:val="hybridMultilevel"/>
+    <w:tmpl w:val="17185EE0"/>
+    <w:lvl w:ilvl="0" w:tplc="7180BCDE">
+      <w:start w:val="1"/>
+      <w:numFmt w:val="decimal"/>
+      <w:lvlText w:val="%1."/>
+      <w:lvlJc w:val="left"/>
+      <w:pPr>
+        <w:ind w:left="800" w:hanging="360"/>
+      </w:pPr>
+      <w:rPr>
+        <w:rFonts w:hint="default"/>
+      </w:rPr>
+    </w:lvl>
+    <w:lvl w:ilvl="1" w:tplc="04090019" w:tentative="1">
+      <w:start w:val="1"/>
+      <w:numFmt w:val="upperLetter"/>
+      <w:lvlText w:val="%2."/>
+      <w:lvlJc w:val="left"/>
+      <w:pPr>
+        <w:ind w:left="1320" w:hanging="440"/>
+      </w:pPr>
+    </w:lvl>
+    <w:lvl w:ilvl="2" w:tplc="0409001B" w:tentative="1">
+      <w:start w:val="1"/>
+      <w:numFmt w:val="lowerRoman"/>
+      <w:lvlText w:val="%3."/>
+      <w:lvlJc w:val="right"/>
+      <w:pPr>
+        <w:ind w:left="1760" w:hanging="440"/>
+      </w:pPr>
+    </w:lvl>
+    <w:lvl w:ilvl="3" w:tplc="0409000F" w:tentative="1">
+      <w:start w:val="1"/>
+      <w:numFmt w:val="decimal"/>
+      <w:lvlText w:val="%4."/>
+      <w:lvlJc w:val="left"/>
+      <w:pPr>
+        <w:ind w:left="2200" w:hanging="440"/>
+      </w:pPr>
+    </w:lvl>
+    <w:lvl w:ilvl="4" w:tplc="04090019" w:tentative="1">
+      <w:start w:val="1"/>
+      <w:numFmt w:val="upperLetter"/>
+      <w:lvlText w:val="%5."/>
+      <w:lvlJc w:val="left"/>
+      <w:pPr>
+        <w:ind w:left="2640" w:hanging="440"/>
+      </w:pPr>
+    </w:lvl>
+    <w:lvl w:ilvl="5" w:tplc="0409001B" w:tentative="1">
+      <w:start w:val="1"/>
+      <w:numFmt w:val="lowerRoman"/>
+      <w:lvlText w:val="%6."/>
+      <w:lvlJc w:val="right"/>
+      <w:pPr>
+        <w:ind w:left="3080" w:hanging="440"/>
+      </w:pPr>
+    </w:lvl>
+    <w:lvl w:ilvl="6" w:tplc="0409000F" w:tentative="1">
+      <w:start w:val="1"/>
+      <w:numFmt w:val="decimal"/>
+      <w:lvlText w:val="%7."/>
+      <w:lvlJc w:val="left"/>
+      <w:pPr>
+        <w:ind w:left="3520" w:hanging="440"/>
+      </w:pPr>
+    </w:lvl>
+    <w:lvl w:ilvl="7" w:tplc="04090019" w:tentative="1">
+      <w:start w:val="1"/>
+      <w:numFmt w:val="upperLetter"/>
+      <w:lvlText w:val="%8."/>
+      <w:lvlJc w:val="left"/>
+      <w:pPr>
+        <w:ind w:left="3960" w:hanging="440"/>
+      </w:pPr>
+    </w:lvl>
+    <w:lvl w:ilvl="8" w:tplc="0409001B" w:tentative="1">
+      <w:start w:val="1"/>
+      <w:numFmt w:val="lowerRoman"/>
+      <w:lvlText w:val="%9."/>
+      <w:lvlJc w:val="right"/>
+      <w:pPr>
+        <w:ind w:left="4400" w:hanging="440"/>
+      </w:pPr>
+    </w:lvl>
+  </w:abstractNum>
+  <w:abstractNum w:abstractNumId="30" w15:restartNumberingAfterBreak="0">
+    <w:nsid w:val="7E4A2450"/>
+    <w:multiLevelType w:val="hybridMultilevel"/>
+    <w:tmpl w:val="5D54FA76"/>
+    <w:lvl w:ilvl="0" w:tplc="66D21874">
+      <w:start w:val="1"/>
+      <w:numFmt w:val="decimal"/>
+      <w:lvlText w:val="%1."/>
+      <w:lvlJc w:val="left"/>
+      <w:pPr>
+        <w:ind w:left="800" w:hanging="360"/>
+      </w:pPr>
+      <w:rPr>
+        <w:rFonts w:hint="default"/>
+      </w:rPr>
+    </w:lvl>
+    <w:lvl w:ilvl="1" w:tplc="04090019" w:tentative="1">
+      <w:start w:val="1"/>
+      <w:numFmt w:val="upperLetter"/>
+      <w:lvlText w:val="%2."/>
+      <w:lvlJc w:val="left"/>
+      <w:pPr>
+        <w:ind w:left="1320" w:hanging="440"/>
+      </w:pPr>
+    </w:lvl>
+    <w:lvl w:ilvl="2" w:tplc="0409001B" w:tentative="1">
+      <w:start w:val="1"/>
+      <w:numFmt w:val="lowerRoman"/>
+      <w:lvlText w:val="%3."/>
+      <w:lvlJc w:val="right"/>
+      <w:pPr>
+        <w:ind w:left="1760" w:hanging="440"/>
+      </w:pPr>
+    </w:lvl>
+    <w:lvl w:ilvl="3" w:tplc="0409000F" w:tentative="1">
+      <w:start w:val="1"/>
+      <w:numFmt w:val="decimal"/>
+      <w:lvlText w:val="%4."/>
+      <w:lvlJc w:val="left"/>
+      <w:pPr>
+        <w:ind w:left="2200" w:hanging="440"/>
+      </w:pPr>
+    </w:lvl>
+    <w:lvl w:ilvl="4" w:tplc="04090019" w:tentative="1">
+      <w:start w:val="1"/>
+      <w:numFmt w:val="upperLetter"/>
+      <w:lvlText w:val="%5."/>
+      <w:lvlJc w:val="left"/>
+      <w:pPr>
+        <w:ind w:left="2640" w:hanging="440"/>
+      </w:pPr>
+    </w:lvl>
+    <w:lvl w:ilvl="5" w:tplc="0409001B" w:tentative="1">
+      <w:start w:val="1"/>
+      <w:numFmt w:val="lowerRoman"/>
+      <w:lvlText w:val="%6."/>
+      <w:lvlJc w:val="right"/>
+      <w:pPr>
+        <w:ind w:left="3080" w:hanging="440"/>
+      </w:pPr>
+    </w:lvl>
+    <w:lvl w:ilvl="6" w:tplc="0409000F" w:tentative="1">
+      <w:start w:val="1"/>
+      <w:numFmt w:val="decimal"/>
+      <w:lvlText w:val="%7."/>
+      <w:lvlJc w:val="left"/>
+      <w:pPr>
+        <w:ind w:left="3520" w:hanging="440"/>
+      </w:pPr>
+    </w:lvl>
+    <w:lvl w:ilvl="7" w:tplc="04090019" w:tentative="1">
+      <w:start w:val="1"/>
+      <w:numFmt w:val="upperLetter"/>
+      <w:lvlText w:val="%8."/>
+      <w:lvlJc w:val="left"/>
+      <w:pPr>
+        <w:ind w:left="3960" w:hanging="440"/>
+      </w:pPr>
+    </w:lvl>
+    <w:lvl w:ilvl="8" w:tplc="0409001B" w:tentative="1">
+      <w:start w:val="1"/>
+      <w:numFmt w:val="lowerRoman"/>
+      <w:lvlText w:val="%9."/>
+      <w:lvlJc w:val="right"/>
+      <w:pPr>
+        <w:ind w:left="4400" w:hanging="440"/>
+      </w:pPr>
+    </w:lvl>
+  </w:abstractNum>
+  <w:abstractNum w:abstractNumId="31" w15:restartNumberingAfterBreak="0">
+    <w:nsid w:val="7FCB6CE5"/>
+    <w:multiLevelType w:val="hybridMultilevel"/>
+    <w:tmpl w:val="94B68828"/>
+    <w:lvl w:ilvl="0" w:tplc="95926C3C">
+      <w:start w:val="1"/>
+      <w:numFmt w:val="decimal"/>
+      <w:lvlText w:val="%1."/>
+      <w:lvlJc w:val="left"/>
+      <w:pPr>
+        <w:ind w:left="800" w:hanging="360"/>
+      </w:pPr>
+      <w:rPr>
+        <w:rFonts w:hint="default"/>
+      </w:rPr>
+    </w:lvl>
+    <w:lvl w:ilvl="1" w:tplc="04090019" w:tentative="1">
+      <w:start w:val="1"/>
+      <w:numFmt w:val="upperLetter"/>
+      <w:lvlText w:val="%2."/>
+      <w:lvlJc w:val="left"/>
+      <w:pPr>
+        <w:ind w:left="1320" w:hanging="440"/>
+      </w:pPr>
+    </w:lvl>
+    <w:lvl w:ilvl="2" w:tplc="0409001B" w:tentative="1">
+      <w:start w:val="1"/>
+      <w:numFmt w:val="lowerRoman"/>
+      <w:lvlText w:val="%3."/>
+      <w:lvlJc w:val="right"/>
+      <w:pPr>
+        <w:ind w:left="1760" w:hanging="440"/>
+      </w:pPr>
+    </w:lvl>
+    <w:lvl w:ilvl="3" w:tplc="0409000F" w:tentative="1">
+      <w:start w:val="1"/>
+      <w:numFmt w:val="decimal"/>
+      <w:lvlText w:val="%4."/>
+      <w:lvlJc w:val="left"/>
+      <w:pPr>
+        <w:ind w:left="2200" w:hanging="440"/>
+      </w:pPr>
+    </w:lvl>
+    <w:lvl w:ilvl="4" w:tplc="04090019" w:tentative="1">
+      <w:start w:val="1"/>
+      <w:numFmt w:val="upperLetter"/>
+      <w:lvlText w:val="%5."/>
+      <w:lvlJc w:val="left"/>
+      <w:pPr>
+        <w:ind w:left="2640" w:hanging="440"/>
+      </w:pPr>
+    </w:lvl>
+    <w:lvl w:ilvl="5" w:tplc="0409001B" w:tentative="1">
+      <w:start w:val="1"/>
+      <w:numFmt w:val="lowerRoman"/>
+      <w:lvlText w:val="%6."/>
+      <w:lvlJc w:val="right"/>
+      <w:pPr>
+        <w:ind w:left="3080" w:hanging="440"/>
+      </w:pPr>
+    </w:lvl>
+    <w:lvl w:ilvl="6" w:tplc="0409000F" w:tentative="1">
+      <w:start w:val="1"/>
+      <w:numFmt w:val="decimal"/>
+      <w:lvlText w:val="%7."/>
+      <w:lvlJc w:val="left"/>
+      <w:pPr>
+        <w:ind w:left="3520" w:hanging="440"/>
+      </w:pPr>
+    </w:lvl>
+    <w:lvl w:ilvl="7" w:tplc="04090019" w:tentative="1">
+      <w:start w:val="1"/>
+      <w:numFmt w:val="upperLetter"/>
+      <w:lvlText w:val="%8."/>
+      <w:lvlJc w:val="left"/>
+      <w:pPr>
+        <w:ind w:left="3960" w:hanging="440"/>
+      </w:pPr>
+    </w:lvl>
+    <w:lvl w:ilvl="8" w:tplc="0409001B" w:tentative="1">
+      <w:start w:val="1"/>
+      <w:numFmt w:val="lowerRoman"/>
+      <w:lvlText w:val="%9."/>
+      <w:lvlJc w:val="right"/>
+      <w:pPr>
+        <w:ind w:left="4400" w:hanging="440"/>
+      </w:pPr>
+    </w:lvl>
+  </w:abstractNum>
   <w:num w:numId="1" w16cid:durableId="2084182842">
+    <w:abstractNumId w:val="14"/>
+  </w:num>
+  <w:num w:numId="2" w16cid:durableId="2008432989">
+    <w:abstractNumId w:val="7"/>
+  </w:num>
+  <w:num w:numId="3" w16cid:durableId="740056744">
+    <w:abstractNumId w:val="2"/>
+  </w:num>
+  <w:num w:numId="4" w16cid:durableId="1761247208">
+    <w:abstractNumId w:val="9"/>
+  </w:num>
+  <w:num w:numId="5" w16cid:durableId="793405286">
+    <w:abstractNumId w:val="20"/>
+  </w:num>
+  <w:num w:numId="6" w16cid:durableId="1303928988">
+    <w:abstractNumId w:val="27"/>
+  </w:num>
+  <w:num w:numId="7" w16cid:durableId="527959629">
+    <w:abstractNumId w:val="8"/>
+  </w:num>
+  <w:num w:numId="8" w16cid:durableId="1296716186">
+    <w:abstractNumId w:val="22"/>
+  </w:num>
+  <w:num w:numId="9" w16cid:durableId="1622346417">
+    <w:abstractNumId w:val="11"/>
+  </w:num>
+  <w:num w:numId="10" w16cid:durableId="1936091309">
+    <w:abstractNumId w:val="12"/>
+  </w:num>
+  <w:num w:numId="11" w16cid:durableId="1449664645">
+    <w:abstractNumId w:val="21"/>
+  </w:num>
+  <w:num w:numId="12" w16cid:durableId="1972243369">
+    <w:abstractNumId w:val="26"/>
+  </w:num>
+  <w:num w:numId="13" w16cid:durableId="1711106917">
+    <w:abstractNumId w:val="17"/>
+  </w:num>
+  <w:num w:numId="14" w16cid:durableId="1524171390">
+    <w:abstractNumId w:val="31"/>
+  </w:num>
+  <w:num w:numId="15" w16cid:durableId="1049650410">
+    <w:abstractNumId w:val="10"/>
+  </w:num>
+  <w:num w:numId="16" w16cid:durableId="1049190862">
+    <w:abstractNumId w:val="24"/>
+  </w:num>
+  <w:num w:numId="17" w16cid:durableId="275410368">
+    <w:abstractNumId w:val="1"/>
+  </w:num>
+  <w:num w:numId="18" w16cid:durableId="1696809362">
+    <w:abstractNumId w:val="15"/>
+  </w:num>
+  <w:num w:numId="19" w16cid:durableId="662706565">
+    <w:abstractNumId w:val="29"/>
+  </w:num>
+  <w:num w:numId="20" w16cid:durableId="1989358275">
+    <w:abstractNumId w:val="4"/>
+  </w:num>
+  <w:num w:numId="21" w16cid:durableId="1378580379">
+    <w:abstractNumId w:val="16"/>
+  </w:num>
+  <w:num w:numId="22" w16cid:durableId="783890458">
+    <w:abstractNumId w:val="19"/>
+  </w:num>
+  <w:num w:numId="23" w16cid:durableId="1503738540">
+    <w:abstractNumId w:val="3"/>
+  </w:num>
+  <w:num w:numId="24" w16cid:durableId="608514035">
+    <w:abstractNumId w:val="6"/>
+  </w:num>
+  <w:num w:numId="25" w16cid:durableId="1323241214">
     <w:abstractNumId w:val="5"/>
   </w:num>
-  <w:num w:numId="2" w16cid:durableId="2008432989">
-    <w:abstractNumId w:val="1"/>
+  <w:num w:numId="26" w16cid:durableId="741754460">
+    <w:abstractNumId w:val="18"/>
   </w:num>
-  <w:num w:numId="3" w16cid:durableId="740056744">
+  <w:num w:numId="27" w16cid:durableId="1048064959">
+    <w:abstractNumId w:val="23"/>
+  </w:num>
+  <w:num w:numId="28" w16cid:durableId="160583952">
+    <w:abstractNumId w:val="13"/>
+  </w:num>
+  <w:num w:numId="29" w16cid:durableId="1810243120">
+    <w:abstractNumId w:val="28"/>
+  </w:num>
+  <w:num w:numId="30" w16cid:durableId="2045327171">
+    <w:abstractNumId w:val="30"/>
+  </w:num>
+  <w:num w:numId="31" w16cid:durableId="371879122">
+    <w:abstractNumId w:val="25"/>
+  </w:num>
+  <w:num w:numId="32" w16cid:durableId="1412124269">
     <w:abstractNumId w:val="0"/>
-  </w:num>
-  <w:num w:numId="4" w16cid:durableId="1761247208">
-    <w:abstractNumId w:val="3"/>
-  </w:num>
-  <w:num w:numId="5" w16cid:durableId="793405286">
-    <w:abstractNumId w:val="6"/>
-  </w:num>
-  <w:num w:numId="6" w16cid:durableId="1303928988">
-    <w:abstractNumId w:val="8"/>
-  </w:num>
-  <w:num w:numId="7" w16cid:durableId="527959629">
-    <w:abstractNumId w:val="2"/>
-  </w:num>
-  <w:num w:numId="8" w16cid:durableId="1296716186">
-    <w:abstractNumId w:val="7"/>
-  </w:num>
-  <w:num w:numId="9" w16cid:durableId="1622346417">
-    <w:abstractNumId w:val="4"/>
   </w:num>
 </w:numbering>
 </file>
@@ -3645,6 +7465,23 @@
 </file>
 
 <file path=customXml/item1.xml><?xml version="1.0" encoding="utf-8"?>
+<p:properties xmlns:p="http://schemas.microsoft.com/office/2006/metadata/properties" xmlns:xsi="http://www.w3.org/2001/XMLSchema-instance" xmlns:pc="http://schemas.microsoft.com/office/infopath/2007/PartnerControls">
+  <documentManagement>
+    <_activity xmlns="43964763-f08d-4b59-9e57-2ed240ae8aa2" xsi:nil="true"/>
+  </documentManagement>
+</p:properties>
+</file>
+
+<file path=customXml/item2.xml><?xml version="1.0" encoding="utf-8"?>
+<?mso-contentType ?>
+<FormTemplates xmlns="http://schemas.microsoft.com/sharepoint/v3/contenttype/forms">
+  <Display>DocumentLibraryForm</Display>
+  <Edit>DocumentLibraryForm</Edit>
+  <New>DocumentLibraryForm</New>
+</FormTemplates>
+</file>
+
+<file path=customXml/item3.xml><?xml version="1.0" encoding="utf-8"?>
 <ct:contentTypeSchema xmlns:ct="http://schemas.microsoft.com/office/2006/metadata/contentType" xmlns:ma="http://schemas.microsoft.com/office/2006/metadata/properties/metaAttributes" ct:_="" ma:_="" ma:contentTypeName="문서" ma:contentTypeID="0x0101003236DF4EECA1C348A6F28055687C5E4C" ma:contentTypeVersion="13" ma:contentTypeDescription="새 문서를 만듭니다." ma:contentTypeScope="" ma:versionID="79bbb2bb6cd40273917dc0e342042229">
   <xsd:schema xmlns:xsd="http://www.w3.org/2001/XMLSchema" xmlns:xs="http://www.w3.org/2001/XMLSchema" xmlns:p="http://schemas.microsoft.com/office/2006/metadata/properties" xmlns:ns3="43964763-f08d-4b59-9e57-2ed240ae8aa2" targetNamespace="http://schemas.microsoft.com/office/2006/metadata/properties" ma:root="true" ma:fieldsID="055d68f9d36cbd3be3c5591274ec72cf" ns3:_="">
     <xsd:import namespace="43964763-f08d-4b59-9e57-2ed240ae8aa2"/>
@@ -3844,24 +7681,25 @@
 </ct:contentTypeSchema>
 </file>
 
-<file path=customXml/item2.xml><?xml version="1.0" encoding="utf-8"?>
-<?mso-contentType ?>
-<FormTemplates xmlns="http://schemas.microsoft.com/sharepoint/v3/contenttype/forms">
-  <Display>DocumentLibraryForm</Display>
-  <Edit>DocumentLibraryForm</Edit>
-  <New>DocumentLibraryForm</New>
-</FormTemplates>
+<file path=customXml/itemProps1.xml><?xml version="1.0" encoding="utf-8"?>
+<ds:datastoreItem xmlns:ds="http://schemas.openxmlformats.org/officeDocument/2006/customXml" ds:itemID="{3AF18C9D-AC5C-42AA-8F97-6CAD75A2043A}">
+  <ds:schemaRefs>
+    <ds:schemaRef ds:uri="http://schemas.microsoft.com/office/2006/metadata/properties"/>
+    <ds:schemaRef ds:uri="http://schemas.microsoft.com/office/infopath/2007/PartnerControls"/>
+    <ds:schemaRef ds:uri="43964763-f08d-4b59-9e57-2ed240ae8aa2"/>
+  </ds:schemaRefs>
+</ds:datastoreItem>
 </file>
 
-<file path=customXml/item3.xml><?xml version="1.0" encoding="utf-8"?>
-<p:properties xmlns:p="http://schemas.microsoft.com/office/2006/metadata/properties" xmlns:xsi="http://www.w3.org/2001/XMLSchema-instance" xmlns:pc="http://schemas.microsoft.com/office/infopath/2007/PartnerControls">
-  <documentManagement>
-    <_activity xmlns="43964763-f08d-4b59-9e57-2ed240ae8aa2" xsi:nil="true"/>
-  </documentManagement>
-</p:properties>
+<file path=customXml/itemProps2.xml><?xml version="1.0" encoding="utf-8"?>
+<ds:datastoreItem xmlns:ds="http://schemas.openxmlformats.org/officeDocument/2006/customXml" ds:itemID="{35647CA4-5E22-4570-8B81-969B172B497A}">
+  <ds:schemaRefs>
+    <ds:schemaRef ds:uri="http://schemas.microsoft.com/sharepoint/v3/contenttype/forms"/>
+  </ds:schemaRefs>
+</ds:datastoreItem>
 </file>
 
-<file path=customXml/itemProps1.xml><?xml version="1.0" encoding="utf-8"?>
+<file path=customXml/itemProps3.xml><?xml version="1.0" encoding="utf-8"?>
 <ds:datastoreItem xmlns:ds="http://schemas.openxmlformats.org/officeDocument/2006/customXml" ds:itemID="{791CD8DF-96B4-4A9A-81B0-161553E2B65D}">
   <ds:schemaRefs>
     <ds:schemaRef ds:uri="http://schemas.microsoft.com/office/2006/metadata/contentType"/>
@@ -3877,22 +7715,4 @@
     <ds:schemaRef ds:uri="http://schemas.microsoft.com/internal/obd"/>
   </ds:schemaRefs>
 </ds:datastoreItem>
-</file>
-
-<file path=customXml/itemProps2.xml><?xml version="1.0" encoding="utf-8"?>
-<ds:datastoreItem xmlns:ds="http://schemas.openxmlformats.org/officeDocument/2006/customXml" ds:itemID="{35647CA4-5E22-4570-8B81-969B172B497A}">
-  <ds:schemaRefs>
-    <ds:schemaRef ds:uri="http://schemas.microsoft.com/sharepoint/v3/contenttype/forms"/>
-  </ds:schemaRefs>
-</ds:datastoreItem>
-</file>
-
-<file path=customXml/itemProps3.xml><?xml version="1.0" encoding="utf-8"?>
-<ds:datastoreItem xmlns:ds="http://schemas.openxmlformats.org/officeDocument/2006/customXml" ds:itemID="{3AF18C9D-AC5C-42AA-8F97-6CAD75A2043A}">
-  <ds:schemaRefs>
-    <ds:schemaRef ds:uri="http://schemas.microsoft.com/office/2006/metadata/properties"/>
-    <ds:schemaRef ds:uri="http://schemas.microsoft.com/office/infopath/2007/PartnerControls"/>
-    <ds:schemaRef ds:uri="43964763-f08d-4b59-9e57-2ed240ae8aa2"/>
-  </ds:schemaRefs>
-</ds:datastoreItem>
 </file>
--- a/대한민국 헌법.docx
+++ b/대한민국 헌법.docx
@@ -59,11 +59,19 @@
     </w:p>
     <w:p/>
     <w:p>
-      <w:r>
-        <w:rPr>
-          <w:rFonts w:hint="eastAsia"/>
-        </w:rPr>
-        <w:t>제 1조</w:t>
+      <w:proofErr w:type="gramStart"/>
+      <w:r>
+        <w:rPr>
+          <w:rFonts w:hint="eastAsia"/>
+        </w:rPr>
+        <w:t>제 1</w:t>
+      </w:r>
+      <w:proofErr w:type="gramEnd"/>
+      <w:r>
+        <w:rPr>
+          <w:rFonts w:hint="eastAsia"/>
+        </w:rPr>
+        <w:t>조</w:t>
       </w:r>
     </w:p>
     <w:p>
@@ -84,11 +92,19 @@
     </w:p>
     <w:p/>
     <w:p>
-      <w:r>
-        <w:rPr>
-          <w:rFonts w:hint="eastAsia"/>
-        </w:rPr>
-        <w:t>제 2조</w:t>
+      <w:proofErr w:type="gramStart"/>
+      <w:r>
+        <w:rPr>
+          <w:rFonts w:hint="eastAsia"/>
+        </w:rPr>
+        <w:t>제 2</w:t>
+      </w:r>
+      <w:proofErr w:type="gramEnd"/>
+      <w:r>
+        <w:rPr>
+          <w:rFonts w:hint="eastAsia"/>
+        </w:rPr>
+        <w:t>조</w:t>
       </w:r>
     </w:p>
     <w:p>
@@ -109,11 +125,19 @@
     </w:p>
     <w:p/>
     <w:p>
-      <w:r>
-        <w:rPr>
-          <w:rFonts w:hint="eastAsia"/>
-        </w:rPr>
-        <w:t>제 3조</w:t>
+      <w:proofErr w:type="gramStart"/>
+      <w:r>
+        <w:rPr>
+          <w:rFonts w:hint="eastAsia"/>
+        </w:rPr>
+        <w:t>제 3</w:t>
+      </w:r>
+      <w:proofErr w:type="gramEnd"/>
+      <w:r>
+        <w:rPr>
+          <w:rFonts w:hint="eastAsia"/>
+        </w:rPr>
+        <w:t>조</w:t>
       </w:r>
     </w:p>
     <w:p>
@@ -126,11 +150,19 @@
     </w:p>
     <w:p/>
     <w:p>
-      <w:r>
-        <w:rPr>
-          <w:rFonts w:hint="eastAsia"/>
-        </w:rPr>
-        <w:t>제 4조</w:t>
+      <w:proofErr w:type="gramStart"/>
+      <w:r>
+        <w:rPr>
+          <w:rFonts w:hint="eastAsia"/>
+        </w:rPr>
+        <w:t>제 4</w:t>
+      </w:r>
+      <w:proofErr w:type="gramEnd"/>
+      <w:r>
+        <w:rPr>
+          <w:rFonts w:hint="eastAsia"/>
+        </w:rPr>
+        <w:t>조</w:t>
       </w:r>
     </w:p>
     <w:p>
@@ -144,11 +176,19 @@
     </w:p>
     <w:p/>
     <w:p>
-      <w:r>
-        <w:rPr>
-          <w:rFonts w:hint="eastAsia"/>
-        </w:rPr>
-        <w:t>제 5조</w:t>
+      <w:proofErr w:type="gramStart"/>
+      <w:r>
+        <w:rPr>
+          <w:rFonts w:hint="eastAsia"/>
+        </w:rPr>
+        <w:t>제 5</w:t>
+      </w:r>
+      <w:proofErr w:type="gramEnd"/>
+      <w:r>
+        <w:rPr>
+          <w:rFonts w:hint="eastAsia"/>
+        </w:rPr>
+        <w:t>조</w:t>
       </w:r>
     </w:p>
     <w:p>
@@ -169,11 +209,19 @@
     </w:p>
     <w:p/>
     <w:p>
-      <w:r>
-        <w:rPr>
-          <w:rFonts w:hint="eastAsia"/>
-        </w:rPr>
-        <w:t>제 6조</w:t>
+      <w:proofErr w:type="gramStart"/>
+      <w:r>
+        <w:rPr>
+          <w:rFonts w:hint="eastAsia"/>
+        </w:rPr>
+        <w:t>제 6</w:t>
+      </w:r>
+      <w:proofErr w:type="gramEnd"/>
+      <w:r>
+        <w:rPr>
+          <w:rFonts w:hint="eastAsia"/>
+        </w:rPr>
+        <w:t>조</w:t>
       </w:r>
     </w:p>
     <w:p>
@@ -194,11 +242,19 @@
     </w:p>
     <w:p/>
     <w:p>
-      <w:r>
-        <w:rPr>
-          <w:rFonts w:hint="eastAsia"/>
-        </w:rPr>
-        <w:t>제 7조</w:t>
+      <w:proofErr w:type="gramStart"/>
+      <w:r>
+        <w:rPr>
+          <w:rFonts w:hint="eastAsia"/>
+        </w:rPr>
+        <w:t>제 7</w:t>
+      </w:r>
+      <w:proofErr w:type="gramEnd"/>
+      <w:r>
+        <w:rPr>
+          <w:rFonts w:hint="eastAsia"/>
+        </w:rPr>
+        <w:t>조</w:t>
       </w:r>
     </w:p>
     <w:p>
@@ -219,11 +275,19 @@
     </w:p>
     <w:p/>
     <w:p>
-      <w:r>
-        <w:rPr>
-          <w:rFonts w:hint="eastAsia"/>
-        </w:rPr>
-        <w:t>제 8강</w:t>
+      <w:proofErr w:type="gramStart"/>
+      <w:r>
+        <w:rPr>
+          <w:rFonts w:hint="eastAsia"/>
+        </w:rPr>
+        <w:t>제 8</w:t>
+      </w:r>
+      <w:proofErr w:type="gramEnd"/>
+      <w:r>
+        <w:rPr>
+          <w:rFonts w:hint="eastAsia"/>
+        </w:rPr>
+        <w:t>강</w:t>
       </w:r>
     </w:p>
     <w:p>
@@ -261,12 +325,20 @@
     <w:p/>
     <w:p/>
     <w:p>
+      <w:proofErr w:type="gramStart"/>
       <w:r>
         <w:rPr>
           <w:rFonts w:hint="eastAsia"/>
         </w:rPr>
         <w:lastRenderedPageBreak/>
-        <w:t>제 9강</w:t>
+        <w:t>제 9</w:t>
+      </w:r>
+      <w:proofErr w:type="gramEnd"/>
+      <w:r>
+        <w:rPr>
+          <w:rFonts w:hint="eastAsia"/>
+        </w:rPr>
+        <w:t>강</w:t>
       </w:r>
     </w:p>
     <w:p>
@@ -279,19 +351,35 @@
     </w:p>
     <w:p/>
     <w:p>
-      <w:r>
-        <w:rPr>
-          <w:rFonts w:hint="eastAsia"/>
-        </w:rPr>
-        <w:t>제 2장 국민의 권리와 의무</w:t>
-      </w:r>
-    </w:p>
-    <w:p>
-      <w:r>
-        <w:rPr>
-          <w:rFonts w:hint="eastAsia"/>
-        </w:rPr>
-        <w:t>제 10조</w:t>
+      <w:proofErr w:type="gramStart"/>
+      <w:r>
+        <w:rPr>
+          <w:rFonts w:hint="eastAsia"/>
+        </w:rPr>
+        <w:t>제 2</w:t>
+      </w:r>
+      <w:proofErr w:type="gramEnd"/>
+      <w:r>
+        <w:rPr>
+          <w:rFonts w:hint="eastAsia"/>
+        </w:rPr>
+        <w:t>장 국민의 권리와 의무</w:t>
+      </w:r>
+    </w:p>
+    <w:p>
+      <w:proofErr w:type="gramStart"/>
+      <w:r>
+        <w:rPr>
+          <w:rFonts w:hint="eastAsia"/>
+        </w:rPr>
+        <w:t>제 10</w:t>
+      </w:r>
+      <w:proofErr w:type="gramEnd"/>
+      <w:r>
+        <w:rPr>
+          <w:rFonts w:hint="eastAsia"/>
+        </w:rPr>
+        <w:t>조</w:t>
       </w:r>
     </w:p>
     <w:p>
@@ -318,11 +406,19 @@
     </w:p>
     <w:p/>
     <w:p>
-      <w:r>
-        <w:rPr>
-          <w:rFonts w:hint="eastAsia"/>
-        </w:rPr>
-        <w:t>제 11조</w:t>
+      <w:proofErr w:type="gramStart"/>
+      <w:r>
+        <w:rPr>
+          <w:rFonts w:hint="eastAsia"/>
+        </w:rPr>
+        <w:t>제 11</w:t>
+      </w:r>
+      <w:proofErr w:type="gramEnd"/>
+      <w:r>
+        <w:rPr>
+          <w:rFonts w:hint="eastAsia"/>
+        </w:rPr>
+        <w:t>조</w:t>
       </w:r>
     </w:p>
     <w:p>
@@ -367,11 +463,19 @@
     </w:p>
     <w:p/>
     <w:p>
-      <w:r>
-        <w:rPr>
-          <w:rFonts w:hint="eastAsia"/>
-        </w:rPr>
-        <w:t>제 12조</w:t>
+      <w:proofErr w:type="gramStart"/>
+      <w:r>
+        <w:rPr>
+          <w:rFonts w:hint="eastAsia"/>
+        </w:rPr>
+        <w:t>제 12</w:t>
+      </w:r>
+      <w:proofErr w:type="gramEnd"/>
+      <w:r>
+        <w:rPr>
+          <w:rFonts w:hint="eastAsia"/>
+        </w:rPr>
+        <w:t>조</w:t>
       </w:r>
     </w:p>
     <w:p>
@@ -481,11 +585,19 @@
     </w:p>
     <w:p/>
     <w:p>
-      <w:r>
-        <w:rPr>
-          <w:rFonts w:hint="eastAsia"/>
-        </w:rPr>
-        <w:t>제 13조</w:t>
+      <w:proofErr w:type="gramStart"/>
+      <w:r>
+        <w:rPr>
+          <w:rFonts w:hint="eastAsia"/>
+        </w:rPr>
+        <w:t>제 13</w:t>
+      </w:r>
+      <w:proofErr w:type="gramEnd"/>
+      <w:r>
+        <w:rPr>
+          <w:rFonts w:hint="eastAsia"/>
+        </w:rPr>
+        <w:t>조</w:t>
       </w:r>
     </w:p>
     <w:p>
@@ -549,11 +661,19 @@
     </w:p>
     <w:p/>
     <w:p>
-      <w:r>
-        <w:rPr>
-          <w:rFonts w:hint="eastAsia"/>
-        </w:rPr>
-        <w:t>제 14조</w:t>
+      <w:proofErr w:type="gramStart"/>
+      <w:r>
+        <w:rPr>
+          <w:rFonts w:hint="eastAsia"/>
+        </w:rPr>
+        <w:t>제 14</w:t>
+      </w:r>
+      <w:proofErr w:type="gramEnd"/>
+      <w:r>
+        <w:rPr>
+          <w:rFonts w:hint="eastAsia"/>
+        </w:rPr>
+        <w:t>조</w:t>
       </w:r>
     </w:p>
     <w:p>
@@ -566,11 +686,19 @@
     </w:p>
     <w:p/>
     <w:p>
-      <w:r>
-        <w:rPr>
-          <w:rFonts w:hint="eastAsia"/>
-        </w:rPr>
-        <w:t>제 15조</w:t>
+      <w:proofErr w:type="gramStart"/>
+      <w:r>
+        <w:rPr>
+          <w:rFonts w:hint="eastAsia"/>
+        </w:rPr>
+        <w:t>제 15</w:t>
+      </w:r>
+      <w:proofErr w:type="gramEnd"/>
+      <w:r>
+        <w:rPr>
+          <w:rFonts w:hint="eastAsia"/>
+        </w:rPr>
+        <w:t>조</w:t>
       </w:r>
     </w:p>
     <w:p>
@@ -583,11 +711,19 @@
     </w:p>
     <w:p/>
     <w:p>
-      <w:r>
-        <w:rPr>
-          <w:rFonts w:hint="eastAsia"/>
-        </w:rPr>
-        <w:t>제 16조</w:t>
+      <w:proofErr w:type="gramStart"/>
+      <w:r>
+        <w:rPr>
+          <w:rFonts w:hint="eastAsia"/>
+        </w:rPr>
+        <w:t>제 16</w:t>
+      </w:r>
+      <w:proofErr w:type="gramEnd"/>
+      <w:r>
+        <w:rPr>
+          <w:rFonts w:hint="eastAsia"/>
+        </w:rPr>
+        <w:t>조</w:t>
       </w:r>
     </w:p>
     <w:p>
@@ -628,11 +764,19 @@
     </w:p>
     <w:p/>
     <w:p>
-      <w:r>
-        <w:rPr>
-          <w:rFonts w:hint="eastAsia"/>
-        </w:rPr>
-        <w:t>제 17조</w:t>
+      <w:proofErr w:type="gramStart"/>
+      <w:r>
+        <w:rPr>
+          <w:rFonts w:hint="eastAsia"/>
+        </w:rPr>
+        <w:t>제 17</w:t>
+      </w:r>
+      <w:proofErr w:type="gramEnd"/>
+      <w:r>
+        <w:rPr>
+          <w:rFonts w:hint="eastAsia"/>
+        </w:rPr>
+        <w:t>조</w:t>
       </w:r>
     </w:p>
     <w:p>
@@ -659,12 +803,20 @@
     </w:p>
     <w:p/>
     <w:p>
+      <w:proofErr w:type="gramStart"/>
       <w:r>
         <w:rPr>
           <w:rFonts w:hint="eastAsia"/>
         </w:rPr>
         <w:lastRenderedPageBreak/>
-        <w:t>제 18조</w:t>
+        <w:t>제 18</w:t>
+      </w:r>
+      <w:proofErr w:type="gramEnd"/>
+      <w:r>
+        <w:rPr>
+          <w:rFonts w:hint="eastAsia"/>
+        </w:rPr>
+        <w:t>조</w:t>
       </w:r>
     </w:p>
     <w:p>
@@ -691,11 +843,19 @@
     </w:p>
     <w:p/>
     <w:p>
-      <w:r>
-        <w:rPr>
-          <w:rFonts w:hint="eastAsia"/>
-        </w:rPr>
-        <w:t>제 19조</w:t>
+      <w:proofErr w:type="gramStart"/>
+      <w:r>
+        <w:rPr>
+          <w:rFonts w:hint="eastAsia"/>
+        </w:rPr>
+        <w:t>제 19</w:t>
+      </w:r>
+      <w:proofErr w:type="gramEnd"/>
+      <w:r>
+        <w:rPr>
+          <w:rFonts w:hint="eastAsia"/>
+        </w:rPr>
+        <w:t>조</w:t>
       </w:r>
     </w:p>
     <w:p>
@@ -708,11 +868,19 @@
     </w:p>
     <w:p/>
     <w:p>
-      <w:r>
-        <w:rPr>
-          <w:rFonts w:hint="eastAsia"/>
-        </w:rPr>
-        <w:t>제 20조</w:t>
+      <w:proofErr w:type="gramStart"/>
+      <w:r>
+        <w:rPr>
+          <w:rFonts w:hint="eastAsia"/>
+        </w:rPr>
+        <w:t>제 20</w:t>
+      </w:r>
+      <w:proofErr w:type="gramEnd"/>
+      <w:r>
+        <w:rPr>
+          <w:rFonts w:hint="eastAsia"/>
+        </w:rPr>
+        <w:t>조</w:t>
       </w:r>
     </w:p>
     <w:p>
@@ -747,11 +915,19 @@
     </w:p>
     <w:p/>
     <w:p>
-      <w:r>
-        <w:rPr>
-          <w:rFonts w:hint="eastAsia"/>
-        </w:rPr>
-        <w:t>제 21조</w:t>
+      <w:proofErr w:type="gramStart"/>
+      <w:r>
+        <w:rPr>
+          <w:rFonts w:hint="eastAsia"/>
+        </w:rPr>
+        <w:t>제 21</w:t>
+      </w:r>
+      <w:proofErr w:type="gramEnd"/>
+      <w:r>
+        <w:rPr>
+          <w:rFonts w:hint="eastAsia"/>
+        </w:rPr>
+        <w:t>조</w:t>
       </w:r>
     </w:p>
     <w:p>
@@ -816,11 +992,19 @@
     </w:p>
     <w:p/>
     <w:p>
-      <w:r>
-        <w:rPr>
-          <w:rFonts w:hint="eastAsia"/>
-        </w:rPr>
-        <w:t>제 22조</w:t>
+      <w:proofErr w:type="gramStart"/>
+      <w:r>
+        <w:rPr>
+          <w:rFonts w:hint="eastAsia"/>
+        </w:rPr>
+        <w:t>제 22</w:t>
+      </w:r>
+      <w:proofErr w:type="gramEnd"/>
+      <w:r>
+        <w:rPr>
+          <w:rFonts w:hint="eastAsia"/>
+        </w:rPr>
+        <w:t>조</w:t>
       </w:r>
     </w:p>
     <w:p>
@@ -855,11 +1039,19 @@
     </w:p>
     <w:p/>
     <w:p>
-      <w:r>
-        <w:rPr>
-          <w:rFonts w:hint="eastAsia"/>
-        </w:rPr>
-        <w:t>제 23조</w:t>
+      <w:proofErr w:type="gramStart"/>
+      <w:r>
+        <w:rPr>
+          <w:rFonts w:hint="eastAsia"/>
+        </w:rPr>
+        <w:t>제 23</w:t>
+      </w:r>
+      <w:proofErr w:type="gramEnd"/>
+      <w:r>
+        <w:rPr>
+          <w:rFonts w:hint="eastAsia"/>
+        </w:rPr>
+        <w:t>조</w:t>
       </w:r>
     </w:p>
     <w:p>
@@ -908,12 +1100,20 @@
       </w:r>
     </w:p>
     <w:p>
+      <w:proofErr w:type="gramStart"/>
       <w:r>
         <w:rPr>
           <w:rFonts w:hint="eastAsia"/>
         </w:rPr>
         <w:lastRenderedPageBreak/>
-        <w:t>제 24조</w:t>
+        <w:t>제 24</w:t>
+      </w:r>
+      <w:proofErr w:type="gramEnd"/>
+      <w:r>
+        <w:rPr>
+          <w:rFonts w:hint="eastAsia"/>
+        </w:rPr>
+        <w:t>조</w:t>
       </w:r>
     </w:p>
     <w:p>
@@ -926,11 +1126,19 @@
     </w:p>
     <w:p/>
     <w:p>
-      <w:r>
-        <w:rPr>
-          <w:rFonts w:hint="eastAsia"/>
-        </w:rPr>
-        <w:t>제 25조</w:t>
+      <w:proofErr w:type="gramStart"/>
+      <w:r>
+        <w:rPr>
+          <w:rFonts w:hint="eastAsia"/>
+        </w:rPr>
+        <w:t>제 25</w:t>
+      </w:r>
+      <w:proofErr w:type="gramEnd"/>
+      <w:r>
+        <w:rPr>
+          <w:rFonts w:hint="eastAsia"/>
+        </w:rPr>
+        <w:t>조</w:t>
       </w:r>
     </w:p>
     <w:p>
@@ -943,11 +1151,19 @@
     </w:p>
     <w:p/>
     <w:p>
-      <w:r>
-        <w:rPr>
-          <w:rFonts w:hint="eastAsia"/>
-        </w:rPr>
-        <w:t>제 26조</w:t>
+      <w:proofErr w:type="gramStart"/>
+      <w:r>
+        <w:rPr>
+          <w:rFonts w:hint="eastAsia"/>
+        </w:rPr>
+        <w:t>제 26</w:t>
+      </w:r>
+      <w:proofErr w:type="gramEnd"/>
+      <w:r>
+        <w:rPr>
+          <w:rFonts w:hint="eastAsia"/>
+        </w:rPr>
+        <w:t>조</w:t>
       </w:r>
     </w:p>
     <w:p>
@@ -982,11 +1198,19 @@
     </w:p>
     <w:p/>
     <w:p>
-      <w:r>
-        <w:rPr>
-          <w:rFonts w:hint="eastAsia"/>
-        </w:rPr>
-        <w:t>제 27조</w:t>
+      <w:proofErr w:type="gramStart"/>
+      <w:r>
+        <w:rPr>
+          <w:rFonts w:hint="eastAsia"/>
+        </w:rPr>
+        <w:t>제 27</w:t>
+      </w:r>
+      <w:proofErr w:type="gramEnd"/>
+      <w:r>
+        <w:rPr>
+          <w:rFonts w:hint="eastAsia"/>
+        </w:rPr>
+        <w:t>조</w:t>
       </w:r>
     </w:p>
     <w:p>
@@ -1108,11 +1332,19 @@
     </w:p>
     <w:p/>
     <w:p>
-      <w:r>
-        <w:rPr>
-          <w:rFonts w:hint="eastAsia"/>
-        </w:rPr>
-        <w:t>제 28조</w:t>
+      <w:proofErr w:type="gramStart"/>
+      <w:r>
+        <w:rPr>
+          <w:rFonts w:hint="eastAsia"/>
+        </w:rPr>
+        <w:t>제 28</w:t>
+      </w:r>
+      <w:proofErr w:type="gramEnd"/>
+      <w:r>
+        <w:rPr>
+          <w:rFonts w:hint="eastAsia"/>
+        </w:rPr>
+        <w:t>조</w:t>
       </w:r>
     </w:p>
     <w:p>
@@ -1125,11 +1357,19 @@
     </w:p>
     <w:p/>
     <w:p>
-      <w:r>
-        <w:rPr>
-          <w:rFonts w:hint="eastAsia"/>
-        </w:rPr>
-        <w:t>제 29조</w:t>
+      <w:proofErr w:type="gramStart"/>
+      <w:r>
+        <w:rPr>
+          <w:rFonts w:hint="eastAsia"/>
+        </w:rPr>
+        <w:t>제 29</w:t>
+      </w:r>
+      <w:proofErr w:type="gramEnd"/>
+      <w:r>
+        <w:rPr>
+          <w:rFonts w:hint="eastAsia"/>
+        </w:rPr>
+        <w:t>조</w:t>
       </w:r>
     </w:p>
     <w:p>
@@ -1165,11 +1405,19 @@
     </w:p>
     <w:p/>
     <w:p>
-      <w:r>
-        <w:rPr>
-          <w:rFonts w:hint="eastAsia"/>
-        </w:rPr>
-        <w:t>제 30조</w:t>
+      <w:proofErr w:type="gramStart"/>
+      <w:r>
+        <w:rPr>
+          <w:rFonts w:hint="eastAsia"/>
+        </w:rPr>
+        <w:t>제 30</w:t>
+      </w:r>
+      <w:proofErr w:type="gramEnd"/>
+      <w:r>
+        <w:rPr>
+          <w:rFonts w:hint="eastAsia"/>
+        </w:rPr>
+        <w:t>조</w:t>
       </w:r>
     </w:p>
     <w:p>
@@ -1182,11 +1430,19 @@
     </w:p>
     <w:p/>
     <w:p>
-      <w:r>
-        <w:rPr>
-          <w:rFonts w:hint="eastAsia"/>
-        </w:rPr>
-        <w:t>제 31조</w:t>
+      <w:proofErr w:type="gramStart"/>
+      <w:r>
+        <w:rPr>
+          <w:rFonts w:hint="eastAsia"/>
+        </w:rPr>
+        <w:t>제 31</w:t>
+      </w:r>
+      <w:proofErr w:type="gramEnd"/>
+      <w:r>
+        <w:rPr>
+          <w:rFonts w:hint="eastAsia"/>
+        </w:rPr>
+        <w:t>조</w:t>
       </w:r>
     </w:p>
     <w:p>
@@ -1287,6 +1543,7 @@
     </w:p>
     <w:p/>
     <w:p>
+      <w:proofErr w:type="gramStart"/>
       <w:r>
         <w:t>제</w:t>
       </w:r>
@@ -1294,7 +1551,14 @@
         <w:rPr>
           <w:rFonts w:hint="eastAsia"/>
         </w:rPr>
-        <w:t xml:space="preserve"> 32조</w:t>
+        <w:t xml:space="preserve"> 32</w:t>
+      </w:r>
+      <w:proofErr w:type="gramEnd"/>
+      <w:r>
+        <w:rPr>
+          <w:rFonts w:hint="eastAsia"/>
+        </w:rPr>
+        <w:t>조</w:t>
       </w:r>
     </w:p>
     <w:p>
@@ -1404,11 +1668,19 @@
     </w:p>
     <w:p/>
     <w:p>
-      <w:r>
-        <w:rPr>
-          <w:rFonts w:hint="eastAsia"/>
-        </w:rPr>
-        <w:t>제 33조</w:t>
+      <w:proofErr w:type="gramStart"/>
+      <w:r>
+        <w:rPr>
+          <w:rFonts w:hint="eastAsia"/>
+        </w:rPr>
+        <w:t>제 33</w:t>
+      </w:r>
+      <w:proofErr w:type="gramEnd"/>
+      <w:r>
+        <w:rPr>
+          <w:rFonts w:hint="eastAsia"/>
+        </w:rPr>
+        <w:t>조</w:t>
       </w:r>
     </w:p>
     <w:p>
@@ -1458,11 +1730,19 @@
     </w:p>
     <w:p/>
     <w:p>
-      <w:r>
-        <w:rPr>
-          <w:rFonts w:hint="eastAsia"/>
-        </w:rPr>
-        <w:t>제 34조</w:t>
+      <w:proofErr w:type="gramStart"/>
+      <w:r>
+        <w:rPr>
+          <w:rFonts w:hint="eastAsia"/>
+        </w:rPr>
+        <w:t>제 34</w:t>
+      </w:r>
+      <w:proofErr w:type="gramEnd"/>
+      <w:r>
+        <w:rPr>
+          <w:rFonts w:hint="eastAsia"/>
+        </w:rPr>
+        <w:t>조</w:t>
       </w:r>
     </w:p>
     <w:p>
@@ -1557,11 +1837,19 @@
     </w:p>
     <w:p/>
     <w:p>
-      <w:r>
-        <w:rPr>
-          <w:rFonts w:hint="eastAsia"/>
-        </w:rPr>
-        <w:t>제 35조</w:t>
+      <w:proofErr w:type="gramStart"/>
+      <w:r>
+        <w:rPr>
+          <w:rFonts w:hint="eastAsia"/>
+        </w:rPr>
+        <w:t>제 35</w:t>
+      </w:r>
+      <w:proofErr w:type="gramEnd"/>
+      <w:r>
+        <w:rPr>
+          <w:rFonts w:hint="eastAsia"/>
+        </w:rPr>
+        <w:t>조</w:t>
       </w:r>
     </w:p>
     <w:p>
@@ -1625,11 +1913,19 @@
     </w:p>
     <w:p/>
     <w:p>
-      <w:r>
-        <w:rPr>
-          <w:rFonts w:hint="eastAsia"/>
-        </w:rPr>
-        <w:t>제 36조</w:t>
+      <w:proofErr w:type="gramStart"/>
+      <w:r>
+        <w:rPr>
+          <w:rFonts w:hint="eastAsia"/>
+        </w:rPr>
+        <w:t>제 36</w:t>
+      </w:r>
+      <w:proofErr w:type="gramEnd"/>
+      <w:r>
+        <w:rPr>
+          <w:rFonts w:hint="eastAsia"/>
+        </w:rPr>
+        <w:t>조</w:t>
       </w:r>
     </w:p>
     <w:p>
@@ -1686,11 +1982,19 @@
     </w:p>
     <w:p/>
     <w:p>
-      <w:r>
-        <w:rPr>
-          <w:rFonts w:hint="eastAsia"/>
-        </w:rPr>
-        <w:t>제 37조</w:t>
+      <w:proofErr w:type="gramStart"/>
+      <w:r>
+        <w:rPr>
+          <w:rFonts w:hint="eastAsia"/>
+        </w:rPr>
+        <w:t>제 37</w:t>
+      </w:r>
+      <w:proofErr w:type="gramEnd"/>
+      <w:r>
+        <w:rPr>
+          <w:rFonts w:hint="eastAsia"/>
+        </w:rPr>
+        <w:t>조</w:t>
       </w:r>
     </w:p>
     <w:p>
@@ -1725,11 +2029,19 @@
     </w:p>
     <w:p/>
     <w:p>
-      <w:r>
-        <w:rPr>
-          <w:rFonts w:hint="eastAsia"/>
-        </w:rPr>
-        <w:t>제 38조</w:t>
+      <w:proofErr w:type="gramStart"/>
+      <w:r>
+        <w:rPr>
+          <w:rFonts w:hint="eastAsia"/>
+        </w:rPr>
+        <w:t>제 38</w:t>
+      </w:r>
+      <w:proofErr w:type="gramEnd"/>
+      <w:r>
+        <w:rPr>
+          <w:rFonts w:hint="eastAsia"/>
+        </w:rPr>
+        <w:t>조</w:t>
       </w:r>
     </w:p>
     <w:p>
@@ -1742,11 +2054,19 @@
     </w:p>
     <w:p/>
     <w:p>
-      <w:r>
-        <w:rPr>
-          <w:rFonts w:hint="eastAsia"/>
-        </w:rPr>
-        <w:t>제 39조</w:t>
+      <w:proofErr w:type="gramStart"/>
+      <w:r>
+        <w:rPr>
+          <w:rFonts w:hint="eastAsia"/>
+        </w:rPr>
+        <w:t>제 39</w:t>
+      </w:r>
+      <w:proofErr w:type="gramEnd"/>
+      <w:r>
+        <w:rPr>
+          <w:rFonts w:hint="eastAsia"/>
+        </w:rPr>
+        <w:t>조</w:t>
       </w:r>
     </w:p>
     <w:p>
@@ -1781,19 +2101,35 @@
     </w:p>
     <w:p/>
     <w:p>
-      <w:r>
-        <w:rPr>
-          <w:rFonts w:hint="eastAsia"/>
-        </w:rPr>
-        <w:t>제 3장 국회</w:t>
-      </w:r>
-    </w:p>
-    <w:p>
-      <w:r>
-        <w:rPr>
-          <w:rFonts w:hint="eastAsia"/>
-        </w:rPr>
-        <w:t>제 40조</w:t>
+      <w:proofErr w:type="gramStart"/>
+      <w:r>
+        <w:rPr>
+          <w:rFonts w:hint="eastAsia"/>
+        </w:rPr>
+        <w:t>제 3</w:t>
+      </w:r>
+      <w:proofErr w:type="gramEnd"/>
+      <w:r>
+        <w:rPr>
+          <w:rFonts w:hint="eastAsia"/>
+        </w:rPr>
+        <w:t>장 국회</w:t>
+      </w:r>
+    </w:p>
+    <w:p>
+      <w:proofErr w:type="gramStart"/>
+      <w:r>
+        <w:rPr>
+          <w:rFonts w:hint="eastAsia"/>
+        </w:rPr>
+        <w:t>제 40</w:t>
+      </w:r>
+      <w:proofErr w:type="gramEnd"/>
+      <w:r>
+        <w:rPr>
+          <w:rFonts w:hint="eastAsia"/>
+        </w:rPr>
+        <w:t>조</w:t>
       </w:r>
     </w:p>
     <w:p>
@@ -1806,11 +2142,19 @@
     </w:p>
     <w:p/>
     <w:p>
-      <w:r>
-        <w:rPr>
-          <w:rFonts w:hint="eastAsia"/>
-        </w:rPr>
-        <w:t>제 41조</w:t>
+      <w:proofErr w:type="gramStart"/>
+      <w:r>
+        <w:rPr>
+          <w:rFonts w:hint="eastAsia"/>
+        </w:rPr>
+        <w:t>제 41</w:t>
+      </w:r>
+      <w:proofErr w:type="gramEnd"/>
+      <w:r>
+        <w:rPr>
+          <w:rFonts w:hint="eastAsia"/>
+        </w:rPr>
+        <w:t>조</w:t>
       </w:r>
     </w:p>
     <w:p>
@@ -1860,11 +2204,19 @@
     </w:p>
     <w:p/>
     <w:p>
-      <w:r>
-        <w:rPr>
-          <w:rFonts w:hint="eastAsia"/>
-        </w:rPr>
-        <w:t>제 42조</w:t>
+      <w:proofErr w:type="gramStart"/>
+      <w:r>
+        <w:rPr>
+          <w:rFonts w:hint="eastAsia"/>
+        </w:rPr>
+        <w:t>제 42</w:t>
+      </w:r>
+      <w:proofErr w:type="gramEnd"/>
+      <w:r>
+        <w:rPr>
+          <w:rFonts w:hint="eastAsia"/>
+        </w:rPr>
+        <w:t>조</w:t>
       </w:r>
     </w:p>
     <w:p>
@@ -1878,11 +2230,19 @@
     </w:p>
     <w:p/>
     <w:p>
-      <w:r>
-        <w:rPr>
-          <w:rFonts w:hint="eastAsia"/>
-        </w:rPr>
-        <w:t>제 43조</w:t>
+      <w:proofErr w:type="gramStart"/>
+      <w:r>
+        <w:rPr>
+          <w:rFonts w:hint="eastAsia"/>
+        </w:rPr>
+        <w:t>제 43</w:t>
+      </w:r>
+      <w:proofErr w:type="gramEnd"/>
+      <w:r>
+        <w:rPr>
+          <w:rFonts w:hint="eastAsia"/>
+        </w:rPr>
+        <w:t>조</w:t>
       </w:r>
     </w:p>
     <w:p>
@@ -1895,11 +2255,19 @@
     </w:p>
     <w:p/>
     <w:p>
-      <w:r>
-        <w:rPr>
-          <w:rFonts w:hint="eastAsia"/>
-        </w:rPr>
-        <w:t>제 44조</w:t>
+      <w:proofErr w:type="gramStart"/>
+      <w:r>
+        <w:rPr>
+          <w:rFonts w:hint="eastAsia"/>
+        </w:rPr>
+        <w:t>제 44</w:t>
+      </w:r>
+      <w:proofErr w:type="gramEnd"/>
+      <w:r>
+        <w:rPr>
+          <w:rFonts w:hint="eastAsia"/>
+        </w:rPr>
+        <w:t>조</w:t>
       </w:r>
     </w:p>
     <w:p>
@@ -1948,11 +2316,19 @@
     </w:p>
     <w:p/>
     <w:p>
-      <w:r>
-        <w:rPr>
-          <w:rFonts w:hint="eastAsia"/>
-        </w:rPr>
-        <w:t>제 45조</w:t>
+      <w:proofErr w:type="gramStart"/>
+      <w:r>
+        <w:rPr>
+          <w:rFonts w:hint="eastAsia"/>
+        </w:rPr>
+        <w:t>제 45</w:t>
+      </w:r>
+      <w:proofErr w:type="gramEnd"/>
+      <w:r>
+        <w:rPr>
+          <w:rFonts w:hint="eastAsia"/>
+        </w:rPr>
+        <w:t>조</w:t>
       </w:r>
     </w:p>
     <w:p>
@@ -1965,11 +2341,19 @@
     </w:p>
     <w:p/>
     <w:p>
-      <w:r>
-        <w:rPr>
-          <w:rFonts w:hint="eastAsia"/>
-        </w:rPr>
-        <w:t>제 46조</w:t>
+      <w:proofErr w:type="gramStart"/>
+      <w:r>
+        <w:rPr>
+          <w:rFonts w:hint="eastAsia"/>
+        </w:rPr>
+        <w:t>제 46</w:t>
+      </w:r>
+      <w:proofErr w:type="gramEnd"/>
+      <w:r>
+        <w:rPr>
+          <w:rFonts w:hint="eastAsia"/>
+        </w:rPr>
+        <w:t>조</w:t>
       </w:r>
     </w:p>
     <w:p>
@@ -2019,11 +2403,19 @@
     </w:p>
     <w:p/>
     <w:p>
-      <w:r>
-        <w:rPr>
-          <w:rFonts w:hint="eastAsia"/>
-        </w:rPr>
-        <w:t>제 47조</w:t>
+      <w:proofErr w:type="gramStart"/>
+      <w:r>
+        <w:rPr>
+          <w:rFonts w:hint="eastAsia"/>
+        </w:rPr>
+        <w:t>제 47</w:t>
+      </w:r>
+      <w:proofErr w:type="gramEnd"/>
+      <w:r>
+        <w:rPr>
+          <w:rFonts w:hint="eastAsia"/>
+        </w:rPr>
+        <w:t>조</w:t>
       </w:r>
     </w:p>
     <w:p>
@@ -2115,12 +2507,20 @@
     </w:p>
     <w:p/>
     <w:p>
+      <w:proofErr w:type="gramStart"/>
       <w:r>
         <w:rPr>
           <w:rFonts w:hint="eastAsia"/>
         </w:rPr>
         <w:lastRenderedPageBreak/>
-        <w:t>제 48조</w:t>
+        <w:t>제 48</w:t>
+      </w:r>
+      <w:proofErr w:type="gramEnd"/>
+      <w:r>
+        <w:rPr>
+          <w:rFonts w:hint="eastAsia"/>
+        </w:rPr>
+        <w:t>조</w:t>
       </w:r>
     </w:p>
     <w:p>
@@ -2133,11 +2533,19 @@
     </w:p>
     <w:p/>
     <w:p>
-      <w:r>
-        <w:rPr>
-          <w:rFonts w:hint="eastAsia"/>
-        </w:rPr>
-        <w:t>제 49조</w:t>
+      <w:proofErr w:type="gramStart"/>
+      <w:r>
+        <w:rPr>
+          <w:rFonts w:hint="eastAsia"/>
+        </w:rPr>
+        <w:t>제 49</w:t>
+      </w:r>
+      <w:proofErr w:type="gramEnd"/>
+      <w:r>
+        <w:rPr>
+          <w:rFonts w:hint="eastAsia"/>
+        </w:rPr>
+        <w:t>조</w:t>
       </w:r>
     </w:p>
     <w:p>
@@ -2150,11 +2558,19 @@
     </w:p>
     <w:p/>
     <w:p>
-      <w:r>
-        <w:rPr>
-          <w:rFonts w:hint="eastAsia"/>
-        </w:rPr>
-        <w:t>제 50조</w:t>
+      <w:proofErr w:type="gramStart"/>
+      <w:r>
+        <w:rPr>
+          <w:rFonts w:hint="eastAsia"/>
+        </w:rPr>
+        <w:t>제 50</w:t>
+      </w:r>
+      <w:proofErr w:type="gramEnd"/>
+      <w:r>
+        <w:rPr>
+          <w:rFonts w:hint="eastAsia"/>
+        </w:rPr>
+        <w:t>조</w:t>
       </w:r>
     </w:p>
     <w:p>
@@ -2189,11 +2605,19 @@
     </w:p>
     <w:p/>
     <w:p>
-      <w:r>
-        <w:rPr>
-          <w:rFonts w:hint="eastAsia"/>
-        </w:rPr>
-        <w:t>제 51조</w:t>
+      <w:proofErr w:type="gramStart"/>
+      <w:r>
+        <w:rPr>
+          <w:rFonts w:hint="eastAsia"/>
+        </w:rPr>
+        <w:t>제 51</w:t>
+      </w:r>
+      <w:proofErr w:type="gramEnd"/>
+      <w:r>
+        <w:rPr>
+          <w:rFonts w:hint="eastAsia"/>
+        </w:rPr>
+        <w:t>조</w:t>
       </w:r>
     </w:p>
     <w:p>
@@ -2206,11 +2630,19 @@
     </w:p>
     <w:p/>
     <w:p>
-      <w:r>
-        <w:rPr>
-          <w:rFonts w:hint="eastAsia"/>
-        </w:rPr>
-        <w:t>제 52조</w:t>
+      <w:proofErr w:type="gramStart"/>
+      <w:r>
+        <w:rPr>
+          <w:rFonts w:hint="eastAsia"/>
+        </w:rPr>
+        <w:t>제 52</w:t>
+      </w:r>
+      <w:proofErr w:type="gramEnd"/>
+      <w:r>
+        <w:rPr>
+          <w:rFonts w:hint="eastAsia"/>
+        </w:rPr>
+        <w:t>조</w:t>
       </w:r>
     </w:p>
     <w:p>
@@ -2223,11 +2655,19 @@
     </w:p>
     <w:p/>
     <w:p>
-      <w:r>
-        <w:rPr>
-          <w:rFonts w:hint="eastAsia"/>
-        </w:rPr>
-        <w:t>제 53조</w:t>
+      <w:proofErr w:type="gramStart"/>
+      <w:r>
+        <w:rPr>
+          <w:rFonts w:hint="eastAsia"/>
+        </w:rPr>
+        <w:t>제 53</w:t>
+      </w:r>
+      <w:proofErr w:type="gramEnd"/>
+      <w:r>
+        <w:rPr>
+          <w:rFonts w:hint="eastAsia"/>
+        </w:rPr>
+        <w:t>조</w:t>
       </w:r>
     </w:p>
     <w:p>
@@ -2257,7 +2697,21 @@
         <w:rPr>
           <w:rFonts w:hint="eastAsia"/>
         </w:rPr>
-        <w:t>법률안에 의의가 있을 때에는 대통령은 제 1항의 기간내에 이의서를 붙여 국회로 환부하고, 그 재의를 요구할 수 있다. 국회의 폐회 중에도 또한 같다.</w:t>
+        <w:t xml:space="preserve">법률안에 의의가 있을 때에는 대통령은 </w:t>
+      </w:r>
+      <w:proofErr w:type="gramStart"/>
+      <w:r>
+        <w:rPr>
+          <w:rFonts w:hint="eastAsia"/>
+        </w:rPr>
+        <w:t>제 1</w:t>
+      </w:r>
+      <w:proofErr w:type="gramEnd"/>
+      <w:r>
+        <w:rPr>
+          <w:rFonts w:hint="eastAsia"/>
+        </w:rPr>
+        <w:t>항의 기간내에 이의서를 붙여 국회로 환부하고, 그 재의를 요구할 수 있다. 국회의 폐회 중에도 또한 같다.</w:t>
       </w:r>
     </w:p>
     <w:p>
@@ -2324,7 +2778,35 @@
         <w:rPr>
           <w:rFonts w:hint="eastAsia"/>
         </w:rPr>
-        <w:t xml:space="preserve">대통령은 제 4항과 제 5항의 규정에 의하여, 확정된 법률을 </w:t>
+        <w:t xml:space="preserve">대통령은 </w:t>
+      </w:r>
+      <w:proofErr w:type="gramStart"/>
+      <w:r>
+        <w:rPr>
+          <w:rFonts w:hint="eastAsia"/>
+        </w:rPr>
+        <w:t>제 4</w:t>
+      </w:r>
+      <w:proofErr w:type="gramEnd"/>
+      <w:r>
+        <w:rPr>
+          <w:rFonts w:hint="eastAsia"/>
+        </w:rPr>
+        <w:t xml:space="preserve">항과 </w:t>
+      </w:r>
+      <w:proofErr w:type="gramStart"/>
+      <w:r>
+        <w:rPr>
+          <w:rFonts w:hint="eastAsia"/>
+        </w:rPr>
+        <w:t>제 5</w:t>
+      </w:r>
+      <w:proofErr w:type="gramEnd"/>
+      <w:r>
+        <w:rPr>
+          <w:rFonts w:hint="eastAsia"/>
+        </w:rPr>
+        <w:t xml:space="preserve">항의 규정에 의하여, 확정된 법률을 </w:t>
       </w:r>
       <w:proofErr w:type="spellStart"/>
       <w:r>
@@ -2338,7 +2820,35 @@
         <w:rPr>
           <w:rFonts w:hint="eastAsia"/>
         </w:rPr>
-        <w:t xml:space="preserve"> 공포하여야 한다. 제 5항에 의하여 법률이 확정된 후 또는 제 4항에 의한 확정법률이 정부에 이송된 후 5일 이내에 대통령이 공포하지 아니할 때에는 국회의장이 이를 공포한다.</w:t>
+        <w:t xml:space="preserve"> 공포하여야 한다. </w:t>
+      </w:r>
+      <w:proofErr w:type="gramStart"/>
+      <w:r>
+        <w:rPr>
+          <w:rFonts w:hint="eastAsia"/>
+        </w:rPr>
+        <w:t>제 5</w:t>
+      </w:r>
+      <w:proofErr w:type="gramEnd"/>
+      <w:r>
+        <w:rPr>
+          <w:rFonts w:hint="eastAsia"/>
+        </w:rPr>
+        <w:t xml:space="preserve">항에 의하여 법률이 확정된 후 또는 </w:t>
+      </w:r>
+      <w:proofErr w:type="gramStart"/>
+      <w:r>
+        <w:rPr>
+          <w:rFonts w:hint="eastAsia"/>
+        </w:rPr>
+        <w:t>제 4</w:t>
+      </w:r>
+      <w:proofErr w:type="gramEnd"/>
+      <w:r>
+        <w:rPr>
+          <w:rFonts w:hint="eastAsia"/>
+        </w:rPr>
+        <w:t>항에 의한 확정법률이 정부에 이송된 후 5일 이내에 대통령이 공포하지 아니할 때에는 국회의장이 이를 공포한다.</w:t>
       </w:r>
     </w:p>
     <w:p>
@@ -2358,11 +2868,19 @@
     </w:p>
     <w:p/>
     <w:p>
-      <w:r>
-        <w:rPr>
-          <w:rFonts w:hint="eastAsia"/>
-        </w:rPr>
-        <w:t>제 54조</w:t>
+      <w:proofErr w:type="gramStart"/>
+      <w:r>
+        <w:rPr>
+          <w:rFonts w:hint="eastAsia"/>
+        </w:rPr>
+        <w:t>제 54</w:t>
+      </w:r>
+      <w:proofErr w:type="gramEnd"/>
+      <w:r>
+        <w:rPr>
+          <w:rFonts w:hint="eastAsia"/>
+        </w:rPr>
+        <w:t>조</w:t>
       </w:r>
     </w:p>
     <w:p>
@@ -2457,11 +2975,19 @@
     </w:p>
     <w:p/>
     <w:p>
-      <w:r>
-        <w:rPr>
-          <w:rFonts w:hint="eastAsia"/>
-        </w:rPr>
-        <w:t>제 55조</w:t>
+      <w:proofErr w:type="gramStart"/>
+      <w:r>
+        <w:rPr>
+          <w:rFonts w:hint="eastAsia"/>
+        </w:rPr>
+        <w:t>제 55</w:t>
+      </w:r>
+      <w:proofErr w:type="gramEnd"/>
+      <w:r>
+        <w:rPr>
+          <w:rFonts w:hint="eastAsia"/>
+        </w:rPr>
+        <w:t>조</w:t>
       </w:r>
     </w:p>
     <w:p>
@@ -2482,11 +3008,19 @@
     </w:p>
     <w:p/>
     <w:p>
-      <w:r>
-        <w:rPr>
-          <w:rFonts w:hint="eastAsia"/>
-        </w:rPr>
-        <w:t>제 56조</w:t>
+      <w:proofErr w:type="gramStart"/>
+      <w:r>
+        <w:rPr>
+          <w:rFonts w:hint="eastAsia"/>
+        </w:rPr>
+        <w:t>제 56</w:t>
+      </w:r>
+      <w:proofErr w:type="gramEnd"/>
+      <w:r>
+        <w:rPr>
+          <w:rFonts w:hint="eastAsia"/>
+        </w:rPr>
+        <w:t>조</w:t>
       </w:r>
     </w:p>
     <w:p>
@@ -2513,11 +3047,19 @@
     </w:p>
     <w:p/>
     <w:p>
-      <w:r>
-        <w:rPr>
-          <w:rFonts w:hint="eastAsia"/>
-        </w:rPr>
-        <w:t>제 57조</w:t>
+      <w:proofErr w:type="gramStart"/>
+      <w:r>
+        <w:rPr>
+          <w:rFonts w:hint="eastAsia"/>
+        </w:rPr>
+        <w:t>제 57</w:t>
+      </w:r>
+      <w:proofErr w:type="gramEnd"/>
+      <w:r>
+        <w:rPr>
+          <w:rFonts w:hint="eastAsia"/>
+        </w:rPr>
+        <w:t>조</w:t>
       </w:r>
     </w:p>
     <w:p>
@@ -2531,11 +3073,19 @@
     </w:p>
     <w:p/>
     <w:p>
-      <w:r>
-        <w:rPr>
-          <w:rFonts w:hint="eastAsia"/>
-        </w:rPr>
-        <w:t>제 58조</w:t>
+      <w:proofErr w:type="gramStart"/>
+      <w:r>
+        <w:rPr>
+          <w:rFonts w:hint="eastAsia"/>
+        </w:rPr>
+        <w:t>제 58</w:t>
+      </w:r>
+      <w:proofErr w:type="gramEnd"/>
+      <w:r>
+        <w:rPr>
+          <w:rFonts w:hint="eastAsia"/>
+        </w:rPr>
+        <w:t>조</w:t>
       </w:r>
     </w:p>
     <w:p>
@@ -2548,11 +3098,19 @@
     </w:p>
     <w:p/>
     <w:p>
-      <w:r>
-        <w:rPr>
-          <w:rFonts w:hint="eastAsia"/>
-        </w:rPr>
-        <w:t>제 59조</w:t>
+      <w:proofErr w:type="gramStart"/>
+      <w:r>
+        <w:rPr>
+          <w:rFonts w:hint="eastAsia"/>
+        </w:rPr>
+        <w:t>제 59</w:t>
+      </w:r>
+      <w:proofErr w:type="gramEnd"/>
+      <w:r>
+        <w:rPr>
+          <w:rFonts w:hint="eastAsia"/>
+        </w:rPr>
+        <w:t>조</w:t>
       </w:r>
     </w:p>
     <w:p>
@@ -2565,11 +3123,19 @@
     </w:p>
     <w:p/>
     <w:p>
-      <w:r>
-        <w:rPr>
-          <w:rFonts w:hint="eastAsia"/>
-        </w:rPr>
-        <w:t>제 60조</w:t>
+      <w:proofErr w:type="gramStart"/>
+      <w:r>
+        <w:rPr>
+          <w:rFonts w:hint="eastAsia"/>
+        </w:rPr>
+        <w:t>제 60</w:t>
+      </w:r>
+      <w:proofErr w:type="gramEnd"/>
+      <w:r>
+        <w:rPr>
+          <w:rFonts w:hint="eastAsia"/>
+        </w:rPr>
+        <w:t>조</w:t>
       </w:r>
     </w:p>
     <w:p>
@@ -2618,11 +3184,19 @@
     </w:p>
     <w:p/>
     <w:p>
-      <w:r>
-        <w:rPr>
-          <w:rFonts w:hint="eastAsia"/>
-        </w:rPr>
-        <w:t>제 61조</w:t>
+      <w:proofErr w:type="gramStart"/>
+      <w:r>
+        <w:rPr>
+          <w:rFonts w:hint="eastAsia"/>
+        </w:rPr>
+        <w:t>제 61</w:t>
+      </w:r>
+      <w:proofErr w:type="gramEnd"/>
+      <w:r>
+        <w:rPr>
+          <w:rFonts w:hint="eastAsia"/>
+        </w:rPr>
+        <w:t>조</w:t>
       </w:r>
     </w:p>
     <w:p>
@@ -2657,11 +3231,19 @@
     </w:p>
     <w:p/>
     <w:p>
-      <w:r>
-        <w:rPr>
-          <w:rFonts w:hint="eastAsia"/>
-        </w:rPr>
-        <w:t>제 62조</w:t>
+      <w:proofErr w:type="gramStart"/>
+      <w:r>
+        <w:rPr>
+          <w:rFonts w:hint="eastAsia"/>
+        </w:rPr>
+        <w:t>제 62</w:t>
+      </w:r>
+      <w:proofErr w:type="gramEnd"/>
+      <w:r>
+        <w:rPr>
+          <w:rFonts w:hint="eastAsia"/>
+        </w:rPr>
+        <w:t>조</w:t>
       </w:r>
     </w:p>
     <w:p>
@@ -2695,12 +3277,20 @@
       </w:r>
     </w:p>
     <w:p>
+      <w:proofErr w:type="gramStart"/>
       <w:r>
         <w:rPr>
           <w:rFonts w:hint="eastAsia"/>
         </w:rPr>
         <w:lastRenderedPageBreak/>
-        <w:t>제 63조</w:t>
+        <w:t>제 63</w:t>
+      </w:r>
+      <w:proofErr w:type="gramEnd"/>
+      <w:r>
+        <w:rPr>
+          <w:rFonts w:hint="eastAsia"/>
+        </w:rPr>
+        <w:t>조</w:t>
       </w:r>
     </w:p>
     <w:p>
@@ -2726,11 +3316,19 @@
           <w:numId w:val="27"/>
         </w:numPr>
       </w:pPr>
-      <w:r>
-        <w:rPr>
-          <w:rFonts w:hint="eastAsia"/>
-        </w:rPr>
-        <w:t xml:space="preserve">제 1항애의 해임건의는 </w:t>
+      <w:proofErr w:type="gramStart"/>
+      <w:r>
+        <w:rPr>
+          <w:rFonts w:hint="eastAsia"/>
+        </w:rPr>
+        <w:t>제 1</w:t>
+      </w:r>
+      <w:proofErr w:type="gramEnd"/>
+      <w:r>
+        <w:rPr>
+          <w:rFonts w:hint="eastAsia"/>
+        </w:rPr>
+        <w:t xml:space="preserve">항애의 해임건의는 </w:t>
       </w:r>
       <w:proofErr w:type="spellStart"/>
       <w:r>
@@ -2763,11 +3361,19 @@
     </w:p>
     <w:p/>
     <w:p>
-      <w:r>
-        <w:rPr>
-          <w:rFonts w:hint="eastAsia"/>
-        </w:rPr>
-        <w:t>제 64조</w:t>
+      <w:proofErr w:type="gramStart"/>
+      <w:r>
+        <w:rPr>
+          <w:rFonts w:hint="eastAsia"/>
+        </w:rPr>
+        <w:t>제 64</w:t>
+      </w:r>
+      <w:proofErr w:type="gramEnd"/>
+      <w:r>
+        <w:rPr>
+          <w:rFonts w:hint="eastAsia"/>
+        </w:rPr>
+        <w:t>조</w:t>
       </w:r>
     </w:p>
     <w:p>
@@ -2837,20 +3443,36 @@
           <w:numId w:val="28"/>
         </w:numPr>
       </w:pPr>
-      <w:r>
-        <w:rPr>
-          <w:rFonts w:hint="eastAsia"/>
-        </w:rPr>
-        <w:t>제 2항과 3항의 처분에 대해서는 법원에 제소할 수 없다.</w:t>
-      </w:r>
-    </w:p>
-    <w:p/>
-    <w:p>
-      <w:r>
-        <w:rPr>
-          <w:rFonts w:hint="eastAsia"/>
-        </w:rPr>
-        <w:t>제 65조</w:t>
+      <w:proofErr w:type="gramStart"/>
+      <w:r>
+        <w:rPr>
+          <w:rFonts w:hint="eastAsia"/>
+        </w:rPr>
+        <w:t>제 2</w:t>
+      </w:r>
+      <w:proofErr w:type="gramEnd"/>
+      <w:r>
+        <w:rPr>
+          <w:rFonts w:hint="eastAsia"/>
+        </w:rPr>
+        <w:t>항과 3항의 처분에 대해서는 법원에 제소할 수 없다.</w:t>
+      </w:r>
+    </w:p>
+    <w:p/>
+    <w:p>
+      <w:proofErr w:type="gramStart"/>
+      <w:r>
+        <w:rPr>
+          <w:rFonts w:hint="eastAsia"/>
+        </w:rPr>
+        <w:t>제 65</w:t>
+      </w:r>
+      <w:proofErr w:type="gramEnd"/>
+      <w:r>
+        <w:rPr>
+          <w:rFonts w:hint="eastAsia"/>
+        </w:rPr>
+        <w:t>조</w:t>
       </w:r>
     </w:p>
     <w:p>
@@ -2876,11 +3498,19 @@
           <w:numId w:val="29"/>
         </w:numPr>
       </w:pPr>
-      <w:r>
-        <w:rPr>
-          <w:rFonts w:hint="eastAsia"/>
-        </w:rPr>
-        <w:t xml:space="preserve">제 1항의 탄핵소추는 </w:t>
+      <w:proofErr w:type="gramStart"/>
+      <w:r>
+        <w:rPr>
+          <w:rFonts w:hint="eastAsia"/>
+        </w:rPr>
+        <w:t>제 1</w:t>
+      </w:r>
+      <w:proofErr w:type="gramEnd"/>
+      <w:r>
+        <w:rPr>
+          <w:rFonts w:hint="eastAsia"/>
+        </w:rPr>
+        <w:t xml:space="preserve">항의 탄핵소추는 </w:t>
       </w:r>
       <w:proofErr w:type="spellStart"/>
       <w:r>
@@ -2971,19 +3601,35 @@
     </w:p>
     <w:p/>
     <w:p>
-      <w:r>
-        <w:rPr>
-          <w:rFonts w:hint="eastAsia"/>
-        </w:rPr>
-        <w:t>제 4장 정부</w:t>
-      </w:r>
-    </w:p>
-    <w:p>
-      <w:r>
-        <w:rPr>
-          <w:rFonts w:hint="eastAsia"/>
-        </w:rPr>
-        <w:t>제 66조</w:t>
+      <w:proofErr w:type="gramStart"/>
+      <w:r>
+        <w:rPr>
+          <w:rFonts w:hint="eastAsia"/>
+        </w:rPr>
+        <w:t>제 4</w:t>
+      </w:r>
+      <w:proofErr w:type="gramEnd"/>
+      <w:r>
+        <w:rPr>
+          <w:rFonts w:hint="eastAsia"/>
+        </w:rPr>
+        <w:t>장 정부</w:t>
+      </w:r>
+    </w:p>
+    <w:p>
+      <w:proofErr w:type="gramStart"/>
+      <w:r>
+        <w:rPr>
+          <w:rFonts w:hint="eastAsia"/>
+        </w:rPr>
+        <w:t>제 66</w:t>
+      </w:r>
+      <w:proofErr w:type="gramEnd"/>
+      <w:r>
+        <w:rPr>
+          <w:rFonts w:hint="eastAsia"/>
+        </w:rPr>
+        <w:t>조</w:t>
       </w:r>
     </w:p>
     <w:p>
@@ -3047,12 +3693,20 @@
       </w:r>
     </w:p>
     <w:p>
+      <w:proofErr w:type="gramStart"/>
       <w:r>
         <w:rPr>
           <w:rFonts w:hint="eastAsia"/>
         </w:rPr>
         <w:lastRenderedPageBreak/>
-        <w:t>제 67조</w:t>
+        <w:t>제 67</w:t>
+      </w:r>
+      <w:proofErr w:type="gramEnd"/>
+      <w:r>
+        <w:rPr>
+          <w:rFonts w:hint="eastAsia"/>
+        </w:rPr>
+        <w:t>조</w:t>
       </w:r>
     </w:p>
     <w:p>
@@ -3078,11 +3732,19 @@
           <w:numId w:val="31"/>
         </w:numPr>
       </w:pPr>
-      <w:r>
-        <w:rPr>
-          <w:rFonts w:hint="eastAsia"/>
-        </w:rPr>
-        <w:t>제 1항의 선거에 있어서 최고득표자가 2인 이상인 때에는 국회의 재적의원 과반수가 출석한 공개회의에서 다수표를 얻은 자를 당선자로 한다.</w:t>
+      <w:proofErr w:type="gramStart"/>
+      <w:r>
+        <w:rPr>
+          <w:rFonts w:hint="eastAsia"/>
+        </w:rPr>
+        <w:t>제 1</w:t>
+      </w:r>
+      <w:proofErr w:type="gramEnd"/>
+      <w:r>
+        <w:rPr>
+          <w:rFonts w:hint="eastAsia"/>
+        </w:rPr>
+        <w:t>항의 선거에 있어서 최고득표자가 2인 이상인 때에는 국회의 재적의원 과반수가 출석한 공개회의에서 다수표를 얻은 자를 당선자로 한다.</w:t>
       </w:r>
     </w:p>
     <w:p>
@@ -3132,11 +3794,19 @@
     </w:p>
     <w:p/>
     <w:p>
-      <w:r>
-        <w:rPr>
-          <w:rFonts w:hint="eastAsia"/>
-        </w:rPr>
-        <w:t>제 68조</w:t>
+      <w:proofErr w:type="gramStart"/>
+      <w:r>
+        <w:rPr>
+          <w:rFonts w:hint="eastAsia"/>
+        </w:rPr>
+        <w:t>제 68</w:t>
+      </w:r>
+      <w:proofErr w:type="gramEnd"/>
+      <w:r>
+        <w:rPr>
+          <w:rFonts w:hint="eastAsia"/>
+        </w:rPr>
+        <w:t>조</w:t>
       </w:r>
     </w:p>
     <w:p>
@@ -3171,11 +3841,19 @@
     </w:p>
     <w:p/>
     <w:p>
-      <w:r>
-        <w:rPr>
-          <w:rFonts w:hint="eastAsia"/>
-        </w:rPr>
-        <w:t>제 69조</w:t>
+      <w:proofErr w:type="gramStart"/>
+      <w:r>
+        <w:rPr>
+          <w:rFonts w:hint="eastAsia"/>
+        </w:rPr>
+        <w:t>제 69</w:t>
+      </w:r>
+      <w:proofErr w:type="gramEnd"/>
+      <w:r>
+        <w:rPr>
+          <w:rFonts w:hint="eastAsia"/>
+        </w:rPr>
+        <w:t>조</w:t>
       </w:r>
     </w:p>
     <w:p>
@@ -3187,6 +3865,7 @@
       </w:r>
     </w:p>
     <w:p>
+      <w:proofErr w:type="gramStart"/>
       <w:r>
         <w:t>“</w:t>
       </w:r>
@@ -3194,7 +3873,14 @@
         <w:rPr>
           <w:rFonts w:hint="eastAsia"/>
         </w:rPr>
-        <w:t xml:space="preserve"> 나는 헌법을 준수하고 국가를 보위하며 조국의 평화적 통일과 국민의 자유와 복리의 증진 및 민족문화의 창달에 노력하여 </w:t>
+        <w:t xml:space="preserve"> 나는</w:t>
+      </w:r>
+      <w:proofErr w:type="gramEnd"/>
+      <w:r>
+        <w:rPr>
+          <w:rFonts w:hint="eastAsia"/>
+        </w:rPr>
+        <w:t xml:space="preserve"> 헌법을 준수하고 국가를 보위하며 조국의 평화적 통일과 국민의 자유와 복리의 증진 및 민족문화의 창달에 노력하여 </w:t>
       </w:r>
       <w:proofErr w:type="spellStart"/>
       <w:r>
@@ -3216,11 +3902,19 @@
     </w:p>
     <w:p/>
     <w:p>
-      <w:r>
-        <w:rPr>
-          <w:rFonts w:hint="eastAsia"/>
-        </w:rPr>
-        <w:t>제 70조</w:t>
+      <w:proofErr w:type="gramStart"/>
+      <w:r>
+        <w:rPr>
+          <w:rFonts w:hint="eastAsia"/>
+        </w:rPr>
+        <w:t>제 70</w:t>
+      </w:r>
+      <w:proofErr w:type="gramEnd"/>
+      <w:r>
+        <w:rPr>
+          <w:rFonts w:hint="eastAsia"/>
+        </w:rPr>
+        <w:t>조</w:t>
       </w:r>
     </w:p>
     <w:p>
@@ -3233,25 +3927,1766 @@
     </w:p>
     <w:p/>
     <w:p>
-      <w:r>
-        <w:rPr>
-          <w:rFonts w:hint="eastAsia"/>
-        </w:rPr>
-        <w:t>제 71조</w:t>
-      </w:r>
-    </w:p>
-    <w:p>
-      <w:pPr>
-        <w:rPr>
-          <w:rFonts w:hint="eastAsia"/>
-        </w:rPr>
-      </w:pPr>
+      <w:proofErr w:type="gramStart"/>
+      <w:r>
+        <w:rPr>
+          <w:rFonts w:hint="eastAsia"/>
+        </w:rPr>
+        <w:t>제 71</w:t>
+      </w:r>
+      <w:proofErr w:type="gramEnd"/>
+      <w:r>
+        <w:rPr>
+          <w:rFonts w:hint="eastAsia"/>
+        </w:rPr>
+        <w:t>조</w:t>
+      </w:r>
+    </w:p>
+    <w:p>
       <w:r>
         <w:rPr>
           <w:rFonts w:hint="eastAsia"/>
         </w:rPr>
         <w:t>대통령이 궐위되거나 사고로 인하여 직무를 수행할 수 없을 때에는 국무총리, 법률이 정한 국무위원의 순서로 그 권한을 대행한다.</w:t>
       </w:r>
+    </w:p>
+    <w:p/>
+    <w:p>
+      <w:proofErr w:type="gramStart"/>
+      <w:r>
+        <w:rPr>
+          <w:rFonts w:hint="eastAsia"/>
+        </w:rPr>
+        <w:lastRenderedPageBreak/>
+        <w:t>제 72</w:t>
+      </w:r>
+      <w:proofErr w:type="gramEnd"/>
+      <w:r>
+        <w:rPr>
+          <w:rFonts w:hint="eastAsia"/>
+        </w:rPr>
+        <w:t>조</w:t>
+      </w:r>
+    </w:p>
+    <w:p>
+      <w:r>
+        <w:rPr>
+          <w:rFonts w:hint="eastAsia"/>
+        </w:rPr>
+        <w:t>대통령은 필요하다고 인정할 때에는 외교, 국방, 통일 기타 국가안위에 관한 중요정책을 국민투표에 붙일 수 있다.</w:t>
+      </w:r>
+    </w:p>
+    <w:p/>
+    <w:p>
+      <w:proofErr w:type="gramStart"/>
+      <w:r>
+        <w:rPr>
+          <w:rFonts w:hint="eastAsia"/>
+        </w:rPr>
+        <w:t>제 73</w:t>
+      </w:r>
+      <w:proofErr w:type="gramEnd"/>
+      <w:r>
+        <w:rPr>
+          <w:rFonts w:hint="eastAsia"/>
+        </w:rPr>
+        <w:t>조</w:t>
+      </w:r>
+    </w:p>
+    <w:p>
+      <w:r>
+        <w:rPr>
+          <w:rFonts w:hint="eastAsia"/>
+        </w:rPr>
+        <w:t>대통령은 조약을 체결, 비준하고 외교사절을 신임, 접수 또는 파견하며, 선전포고와 강화를 한다.</w:t>
+      </w:r>
+    </w:p>
+    <w:p/>
+    <w:p>
+      <w:proofErr w:type="gramStart"/>
+      <w:r>
+        <w:rPr>
+          <w:rFonts w:hint="eastAsia"/>
+        </w:rPr>
+        <w:t>제 74</w:t>
+      </w:r>
+      <w:proofErr w:type="gramEnd"/>
+      <w:r>
+        <w:rPr>
+          <w:rFonts w:hint="eastAsia"/>
+        </w:rPr>
+        <w:t>조</w:t>
+      </w:r>
+    </w:p>
+    <w:p>
+      <w:r>
+        <w:rPr>
+          <w:rFonts w:hint="eastAsia"/>
+        </w:rPr>
+        <w:t>1) 대통령은 헌법과 법률이 정하는 바에 의하여 국군을 통수한다.</w:t>
+      </w:r>
+    </w:p>
+    <w:p>
+      <w:r>
+        <w:rPr>
+          <w:rFonts w:hint="eastAsia"/>
+        </w:rPr>
+        <w:t>2) 국군의 조직과 편성은 법률로 정한다.</w:t>
+      </w:r>
+    </w:p>
+    <w:p/>
+    <w:p>
+      <w:proofErr w:type="gramStart"/>
+      <w:r>
+        <w:rPr>
+          <w:rFonts w:hint="eastAsia"/>
+        </w:rPr>
+        <w:t>제 75</w:t>
+      </w:r>
+      <w:proofErr w:type="gramEnd"/>
+      <w:r>
+        <w:rPr>
+          <w:rFonts w:hint="eastAsia"/>
+        </w:rPr>
+        <w:t>조</w:t>
+      </w:r>
+    </w:p>
+    <w:p>
+      <w:r>
+        <w:rPr>
+          <w:rFonts w:hint="eastAsia"/>
+        </w:rPr>
+        <w:t xml:space="preserve">대통령은 법률에서 구체적으로 범위를 정하여 </w:t>
+      </w:r>
+      <w:proofErr w:type="spellStart"/>
+      <w:r>
+        <w:rPr>
+          <w:rFonts w:hint="eastAsia"/>
+        </w:rPr>
+        <w:t>위임받은</w:t>
+      </w:r>
+      <w:proofErr w:type="spellEnd"/>
+      <w:r>
+        <w:rPr>
+          <w:rFonts w:hint="eastAsia"/>
+        </w:rPr>
+        <w:t xml:space="preserve"> 사항과 법률을 집행하기 위하여 필요한 사항에 관하여 대통령령을 발할 수 있다.</w:t>
+      </w:r>
+    </w:p>
+    <w:p/>
+    <w:p>
+      <w:proofErr w:type="gramStart"/>
+      <w:r>
+        <w:rPr>
+          <w:rFonts w:hint="eastAsia"/>
+        </w:rPr>
+        <w:t>제 76</w:t>
+      </w:r>
+      <w:proofErr w:type="gramEnd"/>
+      <w:r>
+        <w:rPr>
+          <w:rFonts w:hint="eastAsia"/>
+        </w:rPr>
+        <w:t>조</w:t>
+      </w:r>
+    </w:p>
+    <w:p>
+      <w:r>
+        <w:rPr>
+          <w:rFonts w:hint="eastAsia"/>
+        </w:rPr>
+        <w:t>1) 대통령은 내우, 외환, 천재, 지변 또는 중대한 재정, 경제상의 위기에 있어서 국가의 안전보장 또는 공공의 안녕질서를 유지하기 위하여 긴급한 조치가 필요하고, 국회의 집회를 기다릴 여유가 없을 때에 한하여 최소한으로 필요한 재정, 경제상의 처분을 하거나 이에 관하여 법률의 효력을 가지는 명령을 발할 수 있다.</w:t>
+      </w:r>
+    </w:p>
+    <w:p>
+      <w:r>
+        <w:rPr>
+          <w:rFonts w:hint="eastAsia"/>
+        </w:rPr>
+        <w:t>2) 대통령은 국가의 안위에 관계되는 중대한 교전상태에 있어서 국가를 보위하기 위하여 긴급한 조치가 필요하고 국회의 집회가 불가능한 때에 한하여 법률의 효력을 가지는 명령을 발할 수 있다.</w:t>
+      </w:r>
+    </w:p>
+    <w:p>
+      <w:r>
+        <w:rPr>
+          <w:rFonts w:hint="eastAsia"/>
+        </w:rPr>
+        <w:t xml:space="preserve">3) 대통령은 </w:t>
+      </w:r>
+      <w:proofErr w:type="gramStart"/>
+      <w:r>
+        <w:rPr>
+          <w:rFonts w:hint="eastAsia"/>
+        </w:rPr>
+        <w:t>제 1</w:t>
+      </w:r>
+      <w:proofErr w:type="gramEnd"/>
+      <w:r>
+        <w:rPr>
+          <w:rFonts w:hint="eastAsia"/>
+        </w:rPr>
+        <w:t xml:space="preserve">항과 </w:t>
+      </w:r>
+      <w:proofErr w:type="gramStart"/>
+      <w:r>
+        <w:rPr>
+          <w:rFonts w:hint="eastAsia"/>
+        </w:rPr>
+        <w:t>제 2</w:t>
+      </w:r>
+      <w:proofErr w:type="gramEnd"/>
+      <w:r>
+        <w:rPr>
+          <w:rFonts w:hint="eastAsia"/>
+        </w:rPr>
+        <w:t xml:space="preserve">항의 처분 또는 명령을 한 때에는 </w:t>
+      </w:r>
+      <w:proofErr w:type="spellStart"/>
+      <w:r>
+        <w:rPr>
+          <w:rFonts w:hint="eastAsia"/>
+        </w:rPr>
+        <w:t>지체없이</w:t>
+      </w:r>
+      <w:proofErr w:type="spellEnd"/>
+      <w:r>
+        <w:rPr>
+          <w:rFonts w:hint="eastAsia"/>
+        </w:rPr>
+        <w:t xml:space="preserve"> 국회에 보고하여 그 승인을 얻어야 한다.</w:t>
+      </w:r>
+    </w:p>
+    <w:p>
+      <w:r>
+        <w:rPr>
+          <w:rFonts w:hint="eastAsia"/>
+        </w:rPr>
+        <w:t xml:space="preserve">4) </w:t>
+      </w:r>
+      <w:proofErr w:type="gramStart"/>
+      <w:r>
+        <w:rPr>
+          <w:rFonts w:hint="eastAsia"/>
+        </w:rPr>
+        <w:t>제 3</w:t>
+      </w:r>
+      <w:proofErr w:type="gramEnd"/>
+      <w:r>
+        <w:rPr>
+          <w:rFonts w:hint="eastAsia"/>
+        </w:rPr>
+        <w:t>항의 승인을 얻지 못한 때에는 그 처분 또는 명령은 그때부터 효력을 상실한다. 이 경우 그 명령에 의하여 개정 또는 폐지되었던 법률은 그 명령이 승인을 얻지 못한 때</w:t>
+      </w:r>
+      <w:r>
+        <w:rPr>
+          <w:rFonts w:hint="eastAsia"/>
+        </w:rPr>
+        <w:lastRenderedPageBreak/>
+        <w:t>부터 당연히 효력을 회복한다.</w:t>
+      </w:r>
+    </w:p>
+    <w:p>
+      <w:r>
+        <w:rPr>
+          <w:rFonts w:hint="eastAsia"/>
+        </w:rPr>
+        <w:t xml:space="preserve">5) 대통령은 </w:t>
+      </w:r>
+      <w:proofErr w:type="gramStart"/>
+      <w:r>
+        <w:rPr>
+          <w:rFonts w:hint="eastAsia"/>
+        </w:rPr>
+        <w:t>제 3</w:t>
+      </w:r>
+      <w:proofErr w:type="gramEnd"/>
+      <w:r>
+        <w:rPr>
+          <w:rFonts w:hint="eastAsia"/>
+        </w:rPr>
+        <w:t xml:space="preserve">항과 </w:t>
+      </w:r>
+      <w:proofErr w:type="gramStart"/>
+      <w:r>
+        <w:rPr>
+          <w:rFonts w:hint="eastAsia"/>
+        </w:rPr>
+        <w:t>제 4</w:t>
+      </w:r>
+      <w:proofErr w:type="gramEnd"/>
+      <w:r>
+        <w:rPr>
+          <w:rFonts w:hint="eastAsia"/>
+        </w:rPr>
+        <w:t xml:space="preserve">항의 사유를 </w:t>
+      </w:r>
+      <w:proofErr w:type="spellStart"/>
+      <w:r>
+        <w:rPr>
+          <w:rFonts w:hint="eastAsia"/>
+        </w:rPr>
+        <w:t>지체없이</w:t>
+      </w:r>
+      <w:proofErr w:type="spellEnd"/>
+      <w:r>
+        <w:rPr>
+          <w:rFonts w:hint="eastAsia"/>
+        </w:rPr>
+        <w:t xml:space="preserve"> 공포하여야 한다.</w:t>
+      </w:r>
+    </w:p>
+    <w:p/>
+    <w:p>
+      <w:proofErr w:type="gramStart"/>
+      <w:r>
+        <w:rPr>
+          <w:rFonts w:hint="eastAsia"/>
+        </w:rPr>
+        <w:t>제 77</w:t>
+      </w:r>
+      <w:proofErr w:type="gramEnd"/>
+      <w:r>
+        <w:rPr>
+          <w:rFonts w:hint="eastAsia"/>
+        </w:rPr>
+        <w:t>조</w:t>
+      </w:r>
+    </w:p>
+    <w:p>
+      <w:r>
+        <w:rPr>
+          <w:rFonts w:hint="eastAsia"/>
+        </w:rPr>
+        <w:t>1) 대통령은 전시, 사변 또는 이에 준하는 국가 비상사태에 있어서 병력으로써 군사상의 필요에 응하거나 공공의 안녕질서를 유지할 필요가 있을 때에는 법률이 정하는 바에 의하여 계엄을 선포할 수 있다.</w:t>
+      </w:r>
+    </w:p>
+    <w:p>
+      <w:r>
+        <w:rPr>
+          <w:rFonts w:hint="eastAsia"/>
+        </w:rPr>
+        <w:t xml:space="preserve">2) 계엄은 비상계엄과 </w:t>
+      </w:r>
+      <w:proofErr w:type="spellStart"/>
+      <w:r>
+        <w:rPr>
+          <w:rFonts w:hint="eastAsia"/>
+        </w:rPr>
+        <w:t>경비계엄으로</w:t>
+      </w:r>
+      <w:proofErr w:type="spellEnd"/>
+      <w:r>
+        <w:rPr>
+          <w:rFonts w:hint="eastAsia"/>
+        </w:rPr>
+        <w:t xml:space="preserve"> 한다</w:t>
+      </w:r>
+    </w:p>
+    <w:p>
+      <w:r>
+        <w:rPr>
+          <w:rFonts w:hint="eastAsia"/>
+        </w:rPr>
+        <w:t>3) 비상계엄이 선포된 때에는 법률이 정하는 바에 의하여 영장제도, 언론, 출판, 집회, 결사의 자유, 정부</w:t>
+      </w:r>
+      <w:r>
+        <w:rPr>
+          <w:rFonts w:hint="eastAsia"/>
+        </w:rPr>
+        <w:t>나</w:t>
+      </w:r>
+      <w:r>
+        <w:rPr>
+          <w:rFonts w:hint="eastAsia"/>
+        </w:rPr>
+        <w:t xml:space="preserve"> 법원의 권한에 관하여 특별한 조치를 할 수 있다. </w:t>
+      </w:r>
+    </w:p>
+    <w:p>
+      <w:r>
+        <w:rPr>
+          <w:rFonts w:hint="eastAsia"/>
+        </w:rPr>
+        <w:t xml:space="preserve">4) 계엄을 선포한 때에는 대통령은 </w:t>
+      </w:r>
+      <w:proofErr w:type="spellStart"/>
+      <w:r>
+        <w:rPr>
+          <w:rFonts w:hint="eastAsia"/>
+        </w:rPr>
+        <w:t>지체없이</w:t>
+      </w:r>
+      <w:proofErr w:type="spellEnd"/>
+      <w:r>
+        <w:rPr>
+          <w:rFonts w:hint="eastAsia"/>
+        </w:rPr>
+        <w:t xml:space="preserve"> 국회에 통고하여야 한다.</w:t>
+      </w:r>
+    </w:p>
+    <w:p>
+      <w:r>
+        <w:rPr>
+          <w:rFonts w:hint="eastAsia"/>
+        </w:rPr>
+        <w:t>5) 국회가 재적의원 과반수의 찬성으로 계엄의 해제를 요구한 때에는 대통령은 이를 해제하여야 한다.</w:t>
+      </w:r>
+    </w:p>
+    <w:p/>
+    <w:p>
+      <w:proofErr w:type="gramStart"/>
+      <w:r>
+        <w:rPr>
+          <w:rFonts w:hint="eastAsia"/>
+        </w:rPr>
+        <w:t>제 78</w:t>
+      </w:r>
+      <w:proofErr w:type="gramEnd"/>
+      <w:r>
+        <w:rPr>
+          <w:rFonts w:hint="eastAsia"/>
+        </w:rPr>
+        <w:t>조</w:t>
+      </w:r>
+    </w:p>
+    <w:p>
+      <w:r>
+        <w:rPr>
+          <w:rFonts w:hint="eastAsia"/>
+        </w:rPr>
+        <w:t>대통령은 헌법과 법률이 정하는 바에 의하여 공무원을 임면한다.</w:t>
+      </w:r>
+    </w:p>
+    <w:p/>
+    <w:p>
+      <w:proofErr w:type="gramStart"/>
+      <w:r>
+        <w:rPr>
+          <w:rFonts w:hint="eastAsia"/>
+        </w:rPr>
+        <w:t>제 79</w:t>
+      </w:r>
+      <w:proofErr w:type="gramEnd"/>
+      <w:r>
+        <w:rPr>
+          <w:rFonts w:hint="eastAsia"/>
+        </w:rPr>
+        <w:t xml:space="preserve">조 </w:t>
+      </w:r>
+    </w:p>
+    <w:p>
+      <w:r>
+        <w:rPr>
+          <w:rFonts w:hint="eastAsia"/>
+        </w:rPr>
+        <w:t>1) 대통령은 법률이 정하는 바에 의하여 사면, 감형 또는 복권을 명할 수 있다.\</w:t>
+      </w:r>
+    </w:p>
+    <w:p>
+      <w:r>
+        <w:rPr>
+          <w:rFonts w:hint="eastAsia"/>
+        </w:rPr>
+        <w:t>2) 일반사면을 명하려면 국회의 동의를 얻어야 한다.</w:t>
+      </w:r>
+    </w:p>
+    <w:p>
+      <w:pPr>
+        <w:rPr>
+          <w:rFonts w:hint="eastAsia"/>
+        </w:rPr>
+      </w:pPr>
+      <w:r>
+        <w:rPr>
+          <w:rFonts w:hint="eastAsia"/>
+        </w:rPr>
+        <w:t>3) 사면, 감형 및 복권에 관한 사항은 법률로 정한다.</w:t>
+      </w:r>
+    </w:p>
+    <w:p>
+      <w:pPr>
+        <w:rPr>
+          <w:rFonts w:hint="eastAsia"/>
+        </w:rPr>
+      </w:pPr>
+    </w:p>
+    <w:p>
+      <w:proofErr w:type="gramStart"/>
+      <w:r>
+        <w:rPr>
+          <w:rFonts w:hint="eastAsia"/>
+        </w:rPr>
+        <w:t xml:space="preserve">제 </w:t>
+      </w:r>
+      <w:r>
+        <w:rPr>
+          <w:rFonts w:hint="eastAsia"/>
+        </w:rPr>
+        <w:t>80</w:t>
+      </w:r>
+      <w:proofErr w:type="gramEnd"/>
+      <w:r>
+        <w:rPr>
+          <w:rFonts w:hint="eastAsia"/>
+        </w:rPr>
+        <w:t>조</w:t>
+      </w:r>
+    </w:p>
+    <w:p>
+      <w:r>
+        <w:rPr>
+          <w:rFonts w:hint="eastAsia"/>
+        </w:rPr>
+        <w:t>대통령은 법률이 정하는 바에 의하여 훈장 기타의 영전을 수여한다</w:t>
+      </w:r>
+      <w:r>
+        <w:rPr>
+          <w:rFonts w:hint="eastAsia"/>
+        </w:rPr>
+        <w:t>.</w:t>
+      </w:r>
+    </w:p>
+    <w:p/>
+    <w:p>
+      <w:proofErr w:type="gramStart"/>
+      <w:r>
+        <w:rPr>
+          <w:rFonts w:hint="eastAsia"/>
+        </w:rPr>
+        <w:t>제 81</w:t>
+      </w:r>
+      <w:proofErr w:type="gramEnd"/>
+      <w:r>
+        <w:rPr>
+          <w:rFonts w:hint="eastAsia"/>
+        </w:rPr>
+        <w:t>조</w:t>
+      </w:r>
+    </w:p>
+    <w:p>
+      <w:r>
+        <w:rPr>
+          <w:rFonts w:hint="eastAsia"/>
+        </w:rPr>
+        <w:lastRenderedPageBreak/>
+        <w:t>대통령은 국회에 출석하여 발언하거나 서한으로 의견을 표시할 수 있다.</w:t>
+      </w:r>
+    </w:p>
+    <w:p/>
+    <w:p>
+      <w:proofErr w:type="gramStart"/>
+      <w:r>
+        <w:rPr>
+          <w:rFonts w:hint="eastAsia"/>
+        </w:rPr>
+        <w:t>제 82</w:t>
+      </w:r>
+      <w:proofErr w:type="gramEnd"/>
+      <w:r>
+        <w:rPr>
+          <w:rFonts w:hint="eastAsia"/>
+        </w:rPr>
+        <w:t>조</w:t>
+      </w:r>
+    </w:p>
+    <w:p>
+      <w:r>
+        <w:rPr>
+          <w:rFonts w:hint="eastAsia"/>
+        </w:rPr>
+        <w:t>대통령의 국법상 행위는 문서로써 하며, 이 문서에는 국무총리와 관계 국무위원이 부서한다. 군사에 관한 것도 또한 같다.</w:t>
+      </w:r>
+    </w:p>
+    <w:p/>
+    <w:p>
+      <w:proofErr w:type="gramStart"/>
+      <w:r>
+        <w:rPr>
+          <w:rFonts w:hint="eastAsia"/>
+        </w:rPr>
+        <w:t>제 83</w:t>
+      </w:r>
+      <w:proofErr w:type="gramEnd"/>
+      <w:r>
+        <w:rPr>
+          <w:rFonts w:hint="eastAsia"/>
+        </w:rPr>
+        <w:t>조</w:t>
+      </w:r>
+    </w:p>
+    <w:p>
+      <w:r>
+        <w:rPr>
+          <w:rFonts w:hint="eastAsia"/>
+        </w:rPr>
+        <w:t>대통령은 국무총리, 국무위원, 행정각부의 장 기타 법률이 정하는 공사의 직을 겸할 수 없다.</w:t>
+      </w:r>
+    </w:p>
+    <w:p/>
+    <w:p>
+      <w:proofErr w:type="gramStart"/>
+      <w:r>
+        <w:rPr>
+          <w:rFonts w:hint="eastAsia"/>
+        </w:rPr>
+        <w:t>제 84</w:t>
+      </w:r>
+      <w:proofErr w:type="gramEnd"/>
+      <w:r>
+        <w:rPr>
+          <w:rFonts w:hint="eastAsia"/>
+        </w:rPr>
+        <w:t>조</w:t>
+      </w:r>
+    </w:p>
+    <w:p>
+      <w:r>
+        <w:rPr>
+          <w:rFonts w:hint="eastAsia"/>
+        </w:rPr>
+        <w:t>대통령은 내란 또는 외환의 죄를 범한 경우를 제외하고는 재직 중 형사상의 소추를 받지 아니한다.</w:t>
+      </w:r>
+    </w:p>
+    <w:p/>
+    <w:p>
+      <w:proofErr w:type="gramStart"/>
+      <w:r>
+        <w:rPr>
+          <w:rFonts w:hint="eastAsia"/>
+        </w:rPr>
+        <w:t>제 85</w:t>
+      </w:r>
+      <w:proofErr w:type="gramEnd"/>
+      <w:r>
+        <w:rPr>
+          <w:rFonts w:hint="eastAsia"/>
+        </w:rPr>
+        <w:t>조</w:t>
+      </w:r>
+    </w:p>
+    <w:p>
+      <w:r>
+        <w:rPr>
+          <w:rFonts w:hint="eastAsia"/>
+        </w:rPr>
+        <w:t>전직대통령의 신분과 예우에 관하여는 법률로 정한다.</w:t>
+      </w:r>
+    </w:p>
+    <w:p/>
+    <w:p>
+      <w:proofErr w:type="gramStart"/>
+      <w:r>
+        <w:rPr>
+          <w:rFonts w:hint="eastAsia"/>
+        </w:rPr>
+        <w:t>제 2</w:t>
+      </w:r>
+      <w:proofErr w:type="gramEnd"/>
+      <w:r>
+        <w:rPr>
+          <w:rFonts w:hint="eastAsia"/>
+        </w:rPr>
+        <w:t xml:space="preserve">절 행정부 </w:t>
+      </w:r>
+    </w:p>
+    <w:p>
+      <w:pPr>
+        <w:rPr>
+          <w:rFonts w:hint="eastAsia"/>
+        </w:rPr>
+      </w:pPr>
+      <w:proofErr w:type="gramStart"/>
+      <w:r>
+        <w:rPr>
+          <w:rFonts w:hint="eastAsia"/>
+        </w:rPr>
+        <w:t>제 1</w:t>
+      </w:r>
+      <w:proofErr w:type="gramEnd"/>
+      <w:r>
+        <w:rPr>
+          <w:rFonts w:hint="eastAsia"/>
+        </w:rPr>
+        <w:t>관 국무총리와 국무위원</w:t>
+      </w:r>
+    </w:p>
+    <w:p>
+      <w:pPr>
+        <w:rPr>
+          <w:rFonts w:hint="eastAsia"/>
+        </w:rPr>
+      </w:pPr>
+    </w:p>
+    <w:p>
+      <w:proofErr w:type="gramStart"/>
+      <w:r>
+        <w:rPr>
+          <w:rFonts w:hint="eastAsia"/>
+        </w:rPr>
+        <w:t>제 86</w:t>
+      </w:r>
+      <w:proofErr w:type="gramEnd"/>
+      <w:r>
+        <w:rPr>
+          <w:rFonts w:hint="eastAsia"/>
+        </w:rPr>
+        <w:t>조</w:t>
+      </w:r>
+    </w:p>
+    <w:p>
+      <w:r>
+        <w:rPr>
+          <w:rFonts w:hint="eastAsia"/>
+        </w:rPr>
+        <w:t>1) 국무총리는 국회의 동의를 얻어 대통령이 임명한다.</w:t>
+      </w:r>
+    </w:p>
+    <w:p>
+      <w:r>
+        <w:rPr>
+          <w:rFonts w:hint="eastAsia"/>
+        </w:rPr>
+        <w:t>2) 국무총리는 대통령을 보좌하며, 행정에 관하여 대통령의 명을 받아 행정각부를 통할한다.</w:t>
+      </w:r>
+    </w:p>
+    <w:p>
+      <w:r>
+        <w:rPr>
+          <w:rFonts w:hint="eastAsia"/>
+        </w:rPr>
+        <w:t>3) 군인은 현역을 면한 후가 아니면 국무총리로 임명될 수 없다.</w:t>
+      </w:r>
+    </w:p>
+    <w:p/>
+    <w:p>
+      <w:proofErr w:type="gramStart"/>
+      <w:r>
+        <w:rPr>
+          <w:rFonts w:hint="eastAsia"/>
+        </w:rPr>
+        <w:lastRenderedPageBreak/>
+        <w:t>제 87</w:t>
+      </w:r>
+      <w:proofErr w:type="gramEnd"/>
+      <w:r>
+        <w:rPr>
+          <w:rFonts w:hint="eastAsia"/>
+        </w:rPr>
+        <w:t>조</w:t>
+      </w:r>
+    </w:p>
+    <w:p>
+      <w:r>
+        <w:rPr>
+          <w:rFonts w:hint="eastAsia"/>
+        </w:rPr>
+        <w:t>1) 국무위원은 국무총리의 제청으로 대통령이 임명한다.</w:t>
+      </w:r>
+    </w:p>
+    <w:p>
+      <w:r>
+        <w:rPr>
+          <w:rFonts w:hint="eastAsia"/>
+        </w:rPr>
+        <w:t>2) 국무위원은 국정에 관하여 대통령을 보좌하며, 국무회의의 구성원으로서 국정을 심의한다.</w:t>
+      </w:r>
+    </w:p>
+    <w:p>
+      <w:r>
+        <w:rPr>
+          <w:rFonts w:hint="eastAsia"/>
+        </w:rPr>
+        <w:t>3) 국무총리는 국무위원의 해임을 대통령에게 건의할 수 있다.</w:t>
+      </w:r>
+    </w:p>
+    <w:p>
+      <w:r>
+        <w:rPr>
+          <w:rFonts w:hint="eastAsia"/>
+        </w:rPr>
+        <w:t>4) 군인은 현역을 면한 후가 아니면 국무위원으로 임명될 수 없다.</w:t>
+      </w:r>
+    </w:p>
+    <w:p/>
+    <w:p>
+      <w:pPr>
+        <w:rPr>
+          <w:rFonts w:hint="eastAsia"/>
+        </w:rPr>
+      </w:pPr>
+      <w:proofErr w:type="gramStart"/>
+      <w:r>
+        <w:rPr>
+          <w:rFonts w:hint="eastAsia"/>
+        </w:rPr>
+        <w:t>제 2</w:t>
+      </w:r>
+      <w:proofErr w:type="gramEnd"/>
+      <w:r>
+        <w:rPr>
+          <w:rFonts w:hint="eastAsia"/>
+        </w:rPr>
+        <w:t>관 국무회의</w:t>
+      </w:r>
+    </w:p>
+    <w:p>
+      <w:pPr>
+        <w:rPr>
+          <w:rFonts w:hint="eastAsia"/>
+        </w:rPr>
+      </w:pPr>
+    </w:p>
+    <w:p>
+      <w:proofErr w:type="gramStart"/>
+      <w:r>
+        <w:rPr>
+          <w:rFonts w:hint="eastAsia"/>
+        </w:rPr>
+        <w:t>제 88</w:t>
+      </w:r>
+      <w:proofErr w:type="gramEnd"/>
+      <w:r>
+        <w:rPr>
+          <w:rFonts w:hint="eastAsia"/>
+        </w:rPr>
+        <w:t>조</w:t>
+      </w:r>
+    </w:p>
+    <w:p>
+      <w:r>
+        <w:rPr>
+          <w:rFonts w:hint="eastAsia"/>
+        </w:rPr>
+        <w:t>1) 국무회의는 정부의 권한에 속하는 중요한 정책을 심의한다.</w:t>
+      </w:r>
+    </w:p>
+    <w:p>
+      <w:r>
+        <w:rPr>
+          <w:rFonts w:hint="eastAsia"/>
+        </w:rPr>
+        <w:t>2) 국무회의는 대통령, 국무총리와 15인 이상 30인 이하의 국무위원으로 구성한다</w:t>
+      </w:r>
+    </w:p>
+    <w:p>
+      <w:r>
+        <w:rPr>
+          <w:rFonts w:hint="eastAsia"/>
+        </w:rPr>
+        <w:t>3) 대통령은 국무회의의 의장이 되고, 국무총리는 부의장이 된다.</w:t>
+      </w:r>
+    </w:p>
+    <w:p/>
+    <w:p>
+      <w:proofErr w:type="gramStart"/>
+      <w:r>
+        <w:rPr>
+          <w:rFonts w:hint="eastAsia"/>
+        </w:rPr>
+        <w:t>제 89</w:t>
+      </w:r>
+      <w:proofErr w:type="gramEnd"/>
+      <w:r>
+        <w:rPr>
+          <w:rFonts w:hint="eastAsia"/>
+        </w:rPr>
+        <w:t>조</w:t>
+      </w:r>
+    </w:p>
+    <w:p>
+      <w:r>
+        <w:rPr>
+          <w:rFonts w:hint="eastAsia"/>
+        </w:rPr>
+        <w:t>다음 사항은 국무회의의 심의를 거쳐야 한다.</w:t>
+      </w:r>
+    </w:p>
+    <w:p>
+      <w:r>
+        <w:rPr>
+          <w:rFonts w:hint="eastAsia"/>
+        </w:rPr>
+        <w:t>1. 국정의 기본계획과 정부의 일반정책</w:t>
+      </w:r>
+    </w:p>
+    <w:p>
+      <w:r>
+        <w:rPr>
+          <w:rFonts w:hint="eastAsia"/>
+        </w:rPr>
+        <w:t>2. 선전, 강화 기타 중요한 대외정책</w:t>
+      </w:r>
+    </w:p>
+    <w:p>
+      <w:r>
+        <w:rPr>
+          <w:rFonts w:hint="eastAsia"/>
+        </w:rPr>
+        <w:t xml:space="preserve">3. 헌법개정안, 국민투표안, </w:t>
+      </w:r>
+      <w:proofErr w:type="spellStart"/>
+      <w:r>
+        <w:rPr>
+          <w:rFonts w:hint="eastAsia"/>
+        </w:rPr>
+        <w:t>조약안</w:t>
+      </w:r>
+      <w:proofErr w:type="spellEnd"/>
+      <w:r>
+        <w:rPr>
+          <w:rFonts w:hint="eastAsia"/>
+        </w:rPr>
+        <w:t>, 법률안 및 대통령령안</w:t>
+      </w:r>
+    </w:p>
+    <w:p>
+      <w:r>
+        <w:rPr>
+          <w:rFonts w:hint="eastAsia"/>
+        </w:rPr>
+        <w:t>4. 예산안, 결산, 국유재산처분의 기본계획, 국가의 부담이 될 계약 기타 재정에 관한 중요사항</w:t>
+      </w:r>
+    </w:p>
+    <w:p>
+      <w:r>
+        <w:rPr>
+          <w:rFonts w:hint="eastAsia"/>
+        </w:rPr>
+        <w:t>5. 대통령의 긴급명령, 긴급경제처분 및 명령 또는 계엄과 그 해제</w:t>
+      </w:r>
+    </w:p>
+    <w:p>
+      <w:r>
+        <w:rPr>
+          <w:rFonts w:hint="eastAsia"/>
+        </w:rPr>
+        <w:t>6. 군사에 관한 중요사항</w:t>
+      </w:r>
+    </w:p>
+    <w:p>
+      <w:r>
+        <w:rPr>
+          <w:rFonts w:hint="eastAsia"/>
+        </w:rPr>
+        <w:t>7. 국회의 임시회 집회의 요구.</w:t>
+      </w:r>
+    </w:p>
+    <w:p>
+      <w:r>
+        <w:rPr>
+          <w:rFonts w:hint="eastAsia"/>
+        </w:rPr>
+        <w:t>8. 영전수여</w:t>
+      </w:r>
+    </w:p>
+    <w:p>
+      <w:r>
+        <w:rPr>
+          <w:rFonts w:hint="eastAsia"/>
+        </w:rPr>
+        <w:t>9. 사면, 감형과 복권</w:t>
+      </w:r>
+    </w:p>
+    <w:p>
+      <w:r>
+        <w:rPr>
+          <w:rFonts w:hint="eastAsia"/>
+        </w:rPr>
+        <w:lastRenderedPageBreak/>
+        <w:t xml:space="preserve">10. </w:t>
+      </w:r>
+      <w:proofErr w:type="spellStart"/>
+      <w:r>
+        <w:rPr>
+          <w:rFonts w:hint="eastAsia"/>
+        </w:rPr>
+        <w:t>행정각부간의</w:t>
+      </w:r>
+      <w:proofErr w:type="spellEnd"/>
+      <w:r>
+        <w:rPr>
+          <w:rFonts w:hint="eastAsia"/>
+        </w:rPr>
+        <w:t xml:space="preserve"> 권한의 확정</w:t>
+      </w:r>
+    </w:p>
+    <w:p>
+      <w:r>
+        <w:rPr>
+          <w:rFonts w:hint="eastAsia"/>
+        </w:rPr>
+        <w:t>11. 정부 안의 권한의 위임 또는 배정에 관한 기본계획</w:t>
+      </w:r>
+    </w:p>
+    <w:p>
+      <w:r>
+        <w:rPr>
+          <w:rFonts w:hint="eastAsia"/>
+        </w:rPr>
+        <w:t>12. 국정처리상황의 평가 및 분석</w:t>
+      </w:r>
+    </w:p>
+    <w:p>
+      <w:r>
+        <w:rPr>
+          <w:rFonts w:hint="eastAsia"/>
+        </w:rPr>
+        <w:t>13. 행정각부의 중요한 정책의 수립과 조정</w:t>
+      </w:r>
+    </w:p>
+    <w:p>
+      <w:r>
+        <w:rPr>
+          <w:rFonts w:hint="eastAsia"/>
+        </w:rPr>
+        <w:t>14. 정당해산의 제소</w:t>
+      </w:r>
+    </w:p>
+    <w:p>
+      <w:r>
+        <w:rPr>
+          <w:rFonts w:hint="eastAsia"/>
+        </w:rPr>
+        <w:t>15. 정부에 제출 또는 회부된 정부의 정책에 관계되는 청원의 심사</w:t>
+      </w:r>
+    </w:p>
+    <w:p>
+      <w:r>
+        <w:rPr>
+          <w:rFonts w:hint="eastAsia"/>
+        </w:rPr>
+        <w:t>16. 검찰총장, 합동참모의장, 각군 참모의장, 국립대학교총장, 대사 기타 법률이 정한 공무원과 국영기업체관리자의 임명</w:t>
+      </w:r>
+    </w:p>
+    <w:p>
+      <w:r>
+        <w:rPr>
+          <w:rFonts w:hint="eastAsia"/>
+        </w:rPr>
+        <w:t>17. 기타 대통령, 국무총리 또는 국무위원이 제출한 사항</w:t>
+      </w:r>
+    </w:p>
+    <w:p/>
+    <w:p>
+      <w:proofErr w:type="gramStart"/>
+      <w:r>
+        <w:rPr>
+          <w:rFonts w:hint="eastAsia"/>
+        </w:rPr>
+        <w:t>제 90</w:t>
+      </w:r>
+      <w:proofErr w:type="gramEnd"/>
+      <w:r>
+        <w:rPr>
+          <w:rFonts w:hint="eastAsia"/>
+        </w:rPr>
+        <w:t>조</w:t>
+      </w:r>
+    </w:p>
+    <w:p>
+      <w:r>
+        <w:rPr>
+          <w:rFonts w:hint="eastAsia"/>
+        </w:rPr>
+        <w:t>1) 국정의 중요한 상황에 관한 대통령의 자문에 응하기 위하여 국가원로로 구성되는 국가원로자문회의를 둘 수 있다.</w:t>
+      </w:r>
+    </w:p>
+    <w:p>
+      <w:r>
+        <w:rPr>
+          <w:rFonts w:hint="eastAsia"/>
+        </w:rPr>
+        <w:t>2) 국가원로자문회의의 의장은 직전대통령이 된다. 다만, 직전대통령이 없을 때에는 대통령이 지명한다.</w:t>
+      </w:r>
+    </w:p>
+    <w:p>
+      <w:r>
+        <w:rPr>
+          <w:rFonts w:hint="eastAsia"/>
+        </w:rPr>
+        <w:t>3) 국가원로자문회의의 조직, 직무범위 기타 필요한 사항은 법률로 정한다.</w:t>
+      </w:r>
+    </w:p>
+    <w:p/>
+    <w:p>
+      <w:proofErr w:type="gramStart"/>
+      <w:r>
+        <w:rPr>
+          <w:rFonts w:hint="eastAsia"/>
+        </w:rPr>
+        <w:t>제 91</w:t>
+      </w:r>
+      <w:proofErr w:type="gramEnd"/>
+      <w:r>
+        <w:rPr>
+          <w:rFonts w:hint="eastAsia"/>
+        </w:rPr>
+        <w:t>조</w:t>
+      </w:r>
+    </w:p>
+    <w:p>
+      <w:r>
+        <w:rPr>
+          <w:rFonts w:hint="eastAsia"/>
+        </w:rPr>
+        <w:t xml:space="preserve">1) 국가안전보장에 관련되는 대외정책, 군사정책과 국내정책의 수립에 관하여 국무회의나 심의에 앞서 대통령의 자문에 응하기 위하여 국가 안전보장회의를 둔다. </w:t>
+      </w:r>
+    </w:p>
+    <w:p>
+      <w:r>
+        <w:rPr>
+          <w:rFonts w:hint="eastAsia"/>
+        </w:rPr>
+        <w:t>2) 국가안전보장회의는 대통령이 주재한다.</w:t>
+      </w:r>
+    </w:p>
+    <w:p>
+      <w:r>
+        <w:rPr>
+          <w:rFonts w:hint="eastAsia"/>
+        </w:rPr>
+        <w:t xml:space="preserve">3) 국가안전보장회의의 조직, 직무범위 기타 필요한 사항은 법률로 정한다. </w:t>
+      </w:r>
+    </w:p>
+    <w:p/>
+    <w:p>
+      <w:proofErr w:type="gramStart"/>
+      <w:r>
+        <w:rPr>
+          <w:rFonts w:hint="eastAsia"/>
+        </w:rPr>
+        <w:t>제 92</w:t>
+      </w:r>
+      <w:proofErr w:type="gramEnd"/>
+      <w:r>
+        <w:rPr>
+          <w:rFonts w:hint="eastAsia"/>
+        </w:rPr>
+        <w:t>조</w:t>
+      </w:r>
+    </w:p>
+    <w:p>
+      <w:r>
+        <w:rPr>
+          <w:rFonts w:hint="eastAsia"/>
+        </w:rPr>
+        <w:t xml:space="preserve">1) 평화통일정책의 수립에 관한 대통령의 자문에 응하기 위하여 민주평화통일자문회의를 둘 수 있다. </w:t>
+      </w:r>
+    </w:p>
+    <w:p>
+      <w:r>
+        <w:rPr>
+          <w:rFonts w:hint="eastAsia"/>
+        </w:rPr>
+        <w:t>2) 민주평화통일자문회의의 조직, 직무범위 기타 필요한 사항은 법률로 정한다.</w:t>
+      </w:r>
+    </w:p>
+    <w:p>
+      <w:proofErr w:type="gramStart"/>
+      <w:r>
+        <w:rPr>
+          <w:rFonts w:hint="eastAsia"/>
+        </w:rPr>
+        <w:lastRenderedPageBreak/>
+        <w:t>제 93</w:t>
+      </w:r>
+      <w:proofErr w:type="gramEnd"/>
+      <w:r>
+        <w:rPr>
+          <w:rFonts w:hint="eastAsia"/>
+        </w:rPr>
+        <w:t>조</w:t>
+      </w:r>
+    </w:p>
+    <w:p>
+      <w:r>
+        <w:rPr>
+          <w:rFonts w:hint="eastAsia"/>
+        </w:rPr>
+        <w:t>1) 국민경제의 발전을 위한 중요정책의 수립에 관하여 대통령의 자문에 응하기 위하여 국민경제자문회의를 둘 수 있다.</w:t>
+      </w:r>
+    </w:p>
+    <w:p>
+      <w:r>
+        <w:rPr>
+          <w:rFonts w:hint="eastAsia"/>
+        </w:rPr>
+        <w:t>2) 국민경제자문회의의 조직, 직무범위 기타 필요한 사항은 법률로 정한다.</w:t>
+      </w:r>
+    </w:p>
+    <w:p/>
+    <w:p>
+      <w:proofErr w:type="gramStart"/>
+      <w:r>
+        <w:rPr>
+          <w:rFonts w:hint="eastAsia"/>
+        </w:rPr>
+        <w:t>제 94</w:t>
+      </w:r>
+      <w:proofErr w:type="gramEnd"/>
+      <w:r>
+        <w:rPr>
+          <w:rFonts w:hint="eastAsia"/>
+        </w:rPr>
+        <w:t>조</w:t>
+      </w:r>
+    </w:p>
+    <w:p>
+      <w:r>
+        <w:rPr>
+          <w:rFonts w:hint="eastAsia"/>
+        </w:rPr>
+        <w:t>행정각부의 장은 국무위원 중에서 국무총리의 제청으로 대통령이 임명한다.</w:t>
+      </w:r>
+    </w:p>
+    <w:p/>
+    <w:p>
+      <w:proofErr w:type="gramStart"/>
+      <w:r>
+        <w:rPr>
+          <w:rFonts w:hint="eastAsia"/>
+        </w:rPr>
+        <w:t>제 95</w:t>
+      </w:r>
+      <w:proofErr w:type="gramEnd"/>
+      <w:r>
+        <w:rPr>
+          <w:rFonts w:hint="eastAsia"/>
+        </w:rPr>
+        <w:t>조</w:t>
+      </w:r>
+    </w:p>
+    <w:p>
+      <w:r>
+        <w:rPr>
+          <w:rFonts w:hint="eastAsia"/>
+        </w:rPr>
+        <w:t xml:space="preserve">국무총리 또는 행정각부의 장은 소관사무에 관하여 법률이나 대통령령의 위임 또는 직권으로 총리령 또는 </w:t>
+      </w:r>
+      <w:proofErr w:type="spellStart"/>
+      <w:r>
+        <w:rPr>
+          <w:rFonts w:hint="eastAsia"/>
+        </w:rPr>
+        <w:t>부령을</w:t>
+      </w:r>
+      <w:proofErr w:type="spellEnd"/>
+      <w:r>
+        <w:rPr>
+          <w:rFonts w:hint="eastAsia"/>
+        </w:rPr>
+        <w:t xml:space="preserve"> 발할 수 있다.</w:t>
+      </w:r>
+    </w:p>
+    <w:p/>
+    <w:p>
+      <w:r>
+        <w:rPr>
+          <w:rFonts w:hint="eastAsia"/>
+        </w:rPr>
+        <w:t>제96조</w:t>
+      </w:r>
+    </w:p>
+    <w:p>
+      <w:r>
+        <w:rPr>
+          <w:rFonts w:hint="eastAsia"/>
+        </w:rPr>
+        <w:t>행정각부의 설치, 조직과 직무범위는 법률로 정한다.</w:t>
+      </w:r>
+    </w:p>
+    <w:p/>
+    <w:p>
+      <w:proofErr w:type="gramStart"/>
+      <w:r>
+        <w:rPr>
+          <w:rFonts w:hint="eastAsia"/>
+        </w:rPr>
+        <w:t>제 4</w:t>
+      </w:r>
+      <w:proofErr w:type="gramEnd"/>
+      <w:r>
+        <w:rPr>
+          <w:rFonts w:hint="eastAsia"/>
+        </w:rPr>
+        <w:t>관 감사원</w:t>
+      </w:r>
+    </w:p>
+    <w:p/>
+    <w:p>
+      <w:proofErr w:type="gramStart"/>
+      <w:r>
+        <w:rPr>
+          <w:rFonts w:hint="eastAsia"/>
+        </w:rPr>
+        <w:t>제 97</w:t>
+      </w:r>
+      <w:proofErr w:type="gramEnd"/>
+      <w:r>
+        <w:rPr>
+          <w:rFonts w:hint="eastAsia"/>
+        </w:rPr>
+        <w:t>조</w:t>
+      </w:r>
+    </w:p>
+    <w:p>
+      <w:r>
+        <w:rPr>
+          <w:rFonts w:hint="eastAsia"/>
+        </w:rPr>
+        <w:t xml:space="preserve">국가의 세입, 세출의 결산, 국가 및 법률이 정한 단체의 회계검사와 행정기관 및 공무원의 직무에 관한 감찰을 하기 위하여 대통령 </w:t>
+      </w:r>
+      <w:proofErr w:type="spellStart"/>
+      <w:r>
+        <w:rPr>
+          <w:rFonts w:hint="eastAsia"/>
+        </w:rPr>
+        <w:t>소속하에</w:t>
+      </w:r>
+      <w:proofErr w:type="spellEnd"/>
+      <w:r>
+        <w:rPr>
+          <w:rFonts w:hint="eastAsia"/>
+        </w:rPr>
+        <w:t xml:space="preserve"> 감사원을 둔다.</w:t>
+      </w:r>
+    </w:p>
+    <w:p/>
+    <w:p>
+      <w:proofErr w:type="gramStart"/>
+      <w:r>
+        <w:rPr>
+          <w:rFonts w:hint="eastAsia"/>
+        </w:rPr>
+        <w:t>제 98</w:t>
+      </w:r>
+      <w:proofErr w:type="gramEnd"/>
+      <w:r>
+        <w:rPr>
+          <w:rFonts w:hint="eastAsia"/>
+        </w:rPr>
+        <w:t>조</w:t>
+      </w:r>
+    </w:p>
+    <w:p>
+      <w:r>
+        <w:rPr>
+          <w:rFonts w:hint="eastAsia"/>
+        </w:rPr>
+        <w:t>1) 감사원은 원장을 포함한 5인 이상 11인 이하의 감사위원으로 구성한다.</w:t>
+      </w:r>
+    </w:p>
+    <w:p>
+      <w:r>
+        <w:rPr>
+          <w:rFonts w:hint="eastAsia"/>
+        </w:rPr>
+        <w:t>2) 원장은 국회의 동의를 얻어 대통령이 임명하고, 그 임기는 4년으로 하며, 1차에 한하여 중임할 수 있다.</w:t>
+      </w:r>
+    </w:p>
+    <w:p>
+      <w:r>
+        <w:rPr>
+          <w:rFonts w:hint="eastAsia"/>
+        </w:rPr>
+        <w:t>3) 감사위원은 원장의 제청으로 대통령이 임명하고, 그 임기는 4년으로 하며, 1차에 한하여 중임할 수 있다.</w:t>
+      </w:r>
+    </w:p>
+    <w:p>
+      <w:proofErr w:type="gramStart"/>
+      <w:r>
+        <w:rPr>
+          <w:rFonts w:hint="eastAsia"/>
+        </w:rPr>
+        <w:lastRenderedPageBreak/>
+        <w:t>제 99</w:t>
+      </w:r>
+      <w:proofErr w:type="gramEnd"/>
+      <w:r>
+        <w:rPr>
+          <w:rFonts w:hint="eastAsia"/>
+        </w:rPr>
+        <w:t>조</w:t>
+      </w:r>
+    </w:p>
+    <w:p>
+      <w:r>
+        <w:rPr>
+          <w:rFonts w:hint="eastAsia"/>
+        </w:rPr>
+        <w:t xml:space="preserve">감사원은 세입, 세출의 결산을 매년 검사하여 대통령과 차년도국회에 그 결과를 보고하여야 한다. </w:t>
+      </w:r>
+    </w:p>
+    <w:p/>
+    <w:p>
+      <w:proofErr w:type="gramStart"/>
+      <w:r>
+        <w:rPr>
+          <w:rFonts w:hint="eastAsia"/>
+        </w:rPr>
+        <w:t>제 100</w:t>
+      </w:r>
+      <w:proofErr w:type="gramEnd"/>
+      <w:r>
+        <w:rPr>
+          <w:rFonts w:hint="eastAsia"/>
+        </w:rPr>
+        <w:t>조</w:t>
+      </w:r>
+    </w:p>
+    <w:p>
+      <w:r>
+        <w:rPr>
+          <w:rFonts w:hint="eastAsia"/>
+        </w:rPr>
+        <w:t>감사원의 조직, 직무범위, 감사위원의 자격, 감사 대상 공무원의 범위 기타 필요한 사항은 법률로 정한다.</w:t>
+      </w:r>
+    </w:p>
+    <w:p/>
+    <w:p>
+      <w:proofErr w:type="gramStart"/>
+      <w:r>
+        <w:rPr>
+          <w:rFonts w:hint="eastAsia"/>
+        </w:rPr>
+        <w:t>제 5</w:t>
+      </w:r>
+      <w:proofErr w:type="gramEnd"/>
+      <w:r>
+        <w:rPr>
+          <w:rFonts w:hint="eastAsia"/>
+        </w:rPr>
+        <w:t>장 법원</w:t>
+      </w:r>
+    </w:p>
+    <w:p/>
+    <w:p>
+      <w:proofErr w:type="gramStart"/>
+      <w:r>
+        <w:rPr>
+          <w:rFonts w:hint="eastAsia"/>
+        </w:rPr>
+        <w:t>제 101</w:t>
+      </w:r>
+      <w:proofErr w:type="gramEnd"/>
+      <w:r>
+        <w:rPr>
+          <w:rFonts w:hint="eastAsia"/>
+        </w:rPr>
+        <w:t>조</w:t>
+      </w:r>
+    </w:p>
+    <w:p>
+      <w:r>
+        <w:rPr>
+          <w:rFonts w:hint="eastAsia"/>
+        </w:rPr>
+        <w:t>1) 사법권은 법관으로 구성된 법원에 속한다.</w:t>
+      </w:r>
+    </w:p>
+    <w:p>
+      <w:r>
+        <w:rPr>
+          <w:rFonts w:hint="eastAsia"/>
+        </w:rPr>
+        <w:t>2) 법원은 최고법원인 대법원과 각급법원으로 조직된다.</w:t>
+      </w:r>
+    </w:p>
+    <w:p>
+      <w:r>
+        <w:rPr>
+          <w:rFonts w:hint="eastAsia"/>
+        </w:rPr>
+        <w:t>3) 법관의 자격은 법률로 정한다.</w:t>
+      </w:r>
+    </w:p>
+    <w:p/>
+    <w:p>
+      <w:proofErr w:type="gramStart"/>
+      <w:r>
+        <w:rPr>
+          <w:rFonts w:hint="eastAsia"/>
+        </w:rPr>
+        <w:t>제 102</w:t>
+      </w:r>
+      <w:proofErr w:type="gramEnd"/>
+      <w:r>
+        <w:rPr>
+          <w:rFonts w:hint="eastAsia"/>
+        </w:rPr>
+        <w:t>조</w:t>
+      </w:r>
+    </w:p>
+    <w:p>
+      <w:r>
+        <w:rPr>
+          <w:rFonts w:hint="eastAsia"/>
+        </w:rPr>
+        <w:t>1) 대법원에 부를 둘 수 있다.</w:t>
+      </w:r>
+    </w:p>
+    <w:p>
+      <w:r>
+        <w:rPr>
+          <w:rFonts w:hint="eastAsia"/>
+        </w:rPr>
+        <w:t>2) 대법원에 대법관을 둔다. 다만, 법률이 정하는 바에 의하여 대법관이 아닌 법관을 둘 수 있다.</w:t>
+      </w:r>
+    </w:p>
+    <w:p>
+      <w:r>
+        <w:rPr>
+          <w:rFonts w:hint="eastAsia"/>
+        </w:rPr>
+        <w:t>3) 대법관과 각급법원의 조직은 법률로 정한다.</w:t>
+      </w:r>
+    </w:p>
+    <w:p/>
+    <w:p>
+      <w:proofErr w:type="gramStart"/>
+      <w:r>
+        <w:rPr>
+          <w:rFonts w:hint="eastAsia"/>
+        </w:rPr>
+        <w:t>제 103</w:t>
+      </w:r>
+      <w:proofErr w:type="gramEnd"/>
+      <w:r>
+        <w:rPr>
+          <w:rFonts w:hint="eastAsia"/>
+        </w:rPr>
+        <w:t>조</w:t>
+      </w:r>
+    </w:p>
+    <w:p>
+      <w:r>
+        <w:rPr>
+          <w:rFonts w:hint="eastAsia"/>
+        </w:rPr>
+        <w:t>법관은 헌법과 법률에 의하여 그 양심에 따라 독립하여 심판한다</w:t>
+      </w:r>
+    </w:p>
+    <w:p/>
+    <w:p>
+      <w:r>
+        <w:rPr>
+          <w:rFonts w:hint="eastAsia"/>
+        </w:rPr>
+        <w:t>제104조</w:t>
+      </w:r>
+    </w:p>
+    <w:p>
+      <w:r>
+        <w:rPr>
+          <w:rFonts w:hint="eastAsia"/>
+        </w:rPr>
+        <w:t>1) 대법원장은 국회의 동의를 얻어 대통령이 임명한다.</w:t>
+      </w:r>
+    </w:p>
+    <w:p>
+      <w:r>
+        <w:rPr>
+          <w:rFonts w:hint="eastAsia"/>
+        </w:rPr>
+        <w:lastRenderedPageBreak/>
+        <w:t>2) 대법관은 대법원장의 제청으로 국회의 동의를 얻어 대통령이 임명한다.</w:t>
+      </w:r>
+    </w:p>
+    <w:p>
+      <w:r>
+        <w:rPr>
+          <w:rFonts w:hint="eastAsia"/>
+        </w:rPr>
+        <w:t>3) 대법원장과 대법관이 아닌 법관은 대법관회의의 동의를 얻어 대법원장이 임명한다.</w:t>
+      </w:r>
+    </w:p>
+    <w:p/>
+    <w:p>
+      <w:proofErr w:type="gramStart"/>
+      <w:r>
+        <w:rPr>
+          <w:rFonts w:hint="eastAsia"/>
+        </w:rPr>
+        <w:t>제 105</w:t>
+      </w:r>
+      <w:proofErr w:type="gramEnd"/>
+      <w:r>
+        <w:rPr>
+          <w:rFonts w:hint="eastAsia"/>
+        </w:rPr>
+        <w:t>조</w:t>
+      </w:r>
+    </w:p>
+    <w:p>
+      <w:r>
+        <w:rPr>
+          <w:rFonts w:hint="eastAsia"/>
+        </w:rPr>
+        <w:t>1) 대법원장의 임기는 6년으로 하며, 중임할 수 없다.</w:t>
+      </w:r>
+    </w:p>
+    <w:p>
+      <w:r>
+        <w:rPr>
+          <w:rFonts w:hint="eastAsia"/>
+        </w:rPr>
+        <w:t>2) 대법관의 임기는 6년으로 하며, 법률이 정하는 바에 의하여 연임할 수 있다.</w:t>
+      </w:r>
+    </w:p>
+    <w:p>
+      <w:r>
+        <w:rPr>
+          <w:rFonts w:hint="eastAsia"/>
+        </w:rPr>
+        <w:t>3) 대법원장과 대법관이 아닌 법관의 임기는 10년으로 하며, 법률이 정하는 바에 의하여 연임할 수 있다.</w:t>
+      </w:r>
+    </w:p>
+    <w:p>
+      <w:r>
+        <w:rPr>
+          <w:rFonts w:hint="eastAsia"/>
+        </w:rPr>
+        <w:t>4) 법관의 정년은 법률로 정한다.</w:t>
+      </w:r>
+    </w:p>
+    <w:p/>
+    <w:p>
+      <w:proofErr w:type="gramStart"/>
+      <w:r>
+        <w:rPr>
+          <w:rFonts w:hint="eastAsia"/>
+        </w:rPr>
+        <w:t>제 106</w:t>
+      </w:r>
+      <w:proofErr w:type="gramEnd"/>
+      <w:r>
+        <w:rPr>
+          <w:rFonts w:hint="eastAsia"/>
+        </w:rPr>
+        <w:t>조</w:t>
+      </w:r>
+    </w:p>
+    <w:p>
+      <w:r>
+        <w:rPr>
+          <w:rFonts w:hint="eastAsia"/>
+        </w:rPr>
+        <w:t>1) 법관은 탄핵 또는 금고 이상의 형의 선고에 의하지 아니하고는 파면되지 아니하며, 징계 처분에 의하지 아니하고는 정직, 감봉 기타 불리한 처분을 받지 아니한다.</w:t>
+      </w:r>
+    </w:p>
+    <w:p>
+      <w:r>
+        <w:rPr>
+          <w:rFonts w:hint="eastAsia"/>
+        </w:rPr>
+        <w:t>2) 법관이 중대한 심신상의 장애로 직무를 수행할 수 없을 때에는 법률이 정하는 바에 의하여 퇴직하게 할 수 있다.</w:t>
+      </w:r>
+    </w:p>
+    <w:p/>
+    <w:p>
+      <w:proofErr w:type="gramStart"/>
+      <w:r>
+        <w:rPr>
+          <w:rFonts w:hint="eastAsia"/>
+        </w:rPr>
+        <w:t>제 107</w:t>
+      </w:r>
+      <w:proofErr w:type="gramEnd"/>
+      <w:r>
+        <w:rPr>
+          <w:rFonts w:hint="eastAsia"/>
+        </w:rPr>
+        <w:t>조</w:t>
+      </w:r>
+    </w:p>
+    <w:p>
+      <w:r>
+        <w:rPr>
+          <w:rFonts w:hint="eastAsia"/>
+        </w:rPr>
+        <w:t>1) 법률이 헌법에 위반되는 여부가 재판의 정제가 된 경우에는 법원은 헌법재판소에 제청하여 그 심판에 의하여 재판한다.</w:t>
+      </w:r>
+    </w:p>
+    <w:p>
+      <w:r>
+        <w:rPr>
+          <w:rFonts w:hint="eastAsia"/>
+        </w:rPr>
+        <w:t>2) 명령, 규칙 또는 처분이 헌법이나 법률에 위반되는 경우가 재판의 전제가 된 경우에는 대법원은 이를 최종적으로 심사할 권한을 가진다.</w:t>
+      </w:r>
+    </w:p>
+    <w:p>
+      <w:r>
+        <w:rPr>
+          <w:rFonts w:hint="eastAsia"/>
+        </w:rPr>
+        <w:t>3) 재판의 전심절차로서 행정심판을 할 수 있다. 행정심판의 절차는 법률로 정하되, 사법절차가 준용되어야 한다.</w:t>
+      </w:r>
+    </w:p>
+    <w:p/>
+    <w:p>
+      <w:proofErr w:type="gramStart"/>
+      <w:r>
+        <w:rPr>
+          <w:rFonts w:hint="eastAsia"/>
+        </w:rPr>
+        <w:t>제 108</w:t>
+      </w:r>
+      <w:proofErr w:type="gramEnd"/>
+      <w:r>
+        <w:rPr>
+          <w:rFonts w:hint="eastAsia"/>
+        </w:rPr>
+        <w:t>조</w:t>
+      </w:r>
+    </w:p>
+    <w:p>
+      <w:r>
+        <w:rPr>
+          <w:rFonts w:hint="eastAsia"/>
+        </w:rPr>
+        <w:t>대법원은 법률에 저촉되지 아니하는 범위 안에서 소송에 관한 절차, 법원의 내부규율과 사무처리에 관한 규칙을 제정할 수 있다.</w:t>
+      </w:r>
+    </w:p>
+    <w:p>
+      <w:proofErr w:type="gramStart"/>
+      <w:r>
+        <w:rPr>
+          <w:rFonts w:hint="eastAsia"/>
+        </w:rPr>
+        <w:lastRenderedPageBreak/>
+        <w:t>제 109</w:t>
+      </w:r>
+      <w:proofErr w:type="gramEnd"/>
+      <w:r>
+        <w:rPr>
+          <w:rFonts w:hint="eastAsia"/>
+        </w:rPr>
+        <w:t>조</w:t>
+      </w:r>
+    </w:p>
+    <w:p>
+      <w:r>
+        <w:rPr>
+          <w:rFonts w:hint="eastAsia"/>
+        </w:rPr>
+        <w:t>재판의 심리와 판결은 공개한다. 다만, 심리는 국가의 안전보장 또는 안녕질서를 방해하거나 선량한 풍속을 행할 염려가 있을 때에는 법원의 결정으로 공개하지 아니할 수 있다.</w:t>
+      </w:r>
+    </w:p>
+    <w:p/>
+    <w:p>
+      <w:pPr>
+        <w:rPr>
+          <w:rFonts w:hint="eastAsia"/>
+        </w:rPr>
+      </w:pPr>
+    </w:p>
+    <w:p>
+      <w:pPr>
+        <w:rPr>
+          <w:rFonts w:hint="eastAsia"/>
+        </w:rPr>
+      </w:pPr>
     </w:p>
     <w:sectPr>
       <w:pgSz w:w="11906" w:h="16838"/>
@@ -7465,23 +9900,6 @@
 </file>
 
 <file path=customXml/item1.xml><?xml version="1.0" encoding="utf-8"?>
-<p:properties xmlns:p="http://schemas.microsoft.com/office/2006/metadata/properties" xmlns:xsi="http://www.w3.org/2001/XMLSchema-instance" xmlns:pc="http://schemas.microsoft.com/office/infopath/2007/PartnerControls">
-  <documentManagement>
-    <_activity xmlns="43964763-f08d-4b59-9e57-2ed240ae8aa2" xsi:nil="true"/>
-  </documentManagement>
-</p:properties>
-</file>
-
-<file path=customXml/item2.xml><?xml version="1.0" encoding="utf-8"?>
-<?mso-contentType ?>
-<FormTemplates xmlns="http://schemas.microsoft.com/sharepoint/v3/contenttype/forms">
-  <Display>DocumentLibraryForm</Display>
-  <Edit>DocumentLibraryForm</Edit>
-  <New>DocumentLibraryForm</New>
-</FormTemplates>
-</file>
-
-<file path=customXml/item3.xml><?xml version="1.0" encoding="utf-8"?>
 <ct:contentTypeSchema xmlns:ct="http://schemas.microsoft.com/office/2006/metadata/contentType" xmlns:ma="http://schemas.microsoft.com/office/2006/metadata/properties/metaAttributes" ct:_="" ma:_="" ma:contentTypeName="문서" ma:contentTypeID="0x0101003236DF4EECA1C348A6F28055687C5E4C" ma:contentTypeVersion="13" ma:contentTypeDescription="새 문서를 만듭니다." ma:contentTypeScope="" ma:versionID="79bbb2bb6cd40273917dc0e342042229">
   <xsd:schema xmlns:xsd="http://www.w3.org/2001/XMLSchema" xmlns:xs="http://www.w3.org/2001/XMLSchema" xmlns:p="http://schemas.microsoft.com/office/2006/metadata/properties" xmlns:ns3="43964763-f08d-4b59-9e57-2ed240ae8aa2" targetNamespace="http://schemas.microsoft.com/office/2006/metadata/properties" ma:root="true" ma:fieldsID="055d68f9d36cbd3be3c5591274ec72cf" ns3:_="">
     <xsd:import namespace="43964763-f08d-4b59-9e57-2ed240ae8aa2"/>
@@ -7681,25 +10099,24 @@
 </ct:contentTypeSchema>
 </file>
 
-<file path=customXml/itemProps1.xml><?xml version="1.0" encoding="utf-8"?>
-<ds:datastoreItem xmlns:ds="http://schemas.openxmlformats.org/officeDocument/2006/customXml" ds:itemID="{3AF18C9D-AC5C-42AA-8F97-6CAD75A2043A}">
-  <ds:schemaRefs>
-    <ds:schemaRef ds:uri="http://schemas.microsoft.com/office/2006/metadata/properties"/>
-    <ds:schemaRef ds:uri="http://schemas.microsoft.com/office/infopath/2007/PartnerControls"/>
-    <ds:schemaRef ds:uri="43964763-f08d-4b59-9e57-2ed240ae8aa2"/>
-  </ds:schemaRefs>
-</ds:datastoreItem>
+<file path=customXml/item2.xml><?xml version="1.0" encoding="utf-8"?>
+<?mso-contentType ?>
+<FormTemplates xmlns="http://schemas.microsoft.com/sharepoint/v3/contenttype/forms">
+  <Display>DocumentLibraryForm</Display>
+  <Edit>DocumentLibraryForm</Edit>
+  <New>DocumentLibraryForm</New>
+</FormTemplates>
 </file>
 
-<file path=customXml/itemProps2.xml><?xml version="1.0" encoding="utf-8"?>
-<ds:datastoreItem xmlns:ds="http://schemas.openxmlformats.org/officeDocument/2006/customXml" ds:itemID="{35647CA4-5E22-4570-8B81-969B172B497A}">
-  <ds:schemaRefs>
-    <ds:schemaRef ds:uri="http://schemas.microsoft.com/sharepoint/v3/contenttype/forms"/>
-  </ds:schemaRefs>
-</ds:datastoreItem>
+<file path=customXml/item3.xml><?xml version="1.0" encoding="utf-8"?>
+<p:properties xmlns:p="http://schemas.microsoft.com/office/2006/metadata/properties" xmlns:xsi="http://www.w3.org/2001/XMLSchema-instance" xmlns:pc="http://schemas.microsoft.com/office/infopath/2007/PartnerControls">
+  <documentManagement>
+    <_activity xmlns="43964763-f08d-4b59-9e57-2ed240ae8aa2" xsi:nil="true"/>
+  </documentManagement>
+</p:properties>
 </file>
 
-<file path=customXml/itemProps3.xml><?xml version="1.0" encoding="utf-8"?>
+<file path=customXml/itemProps1.xml><?xml version="1.0" encoding="utf-8"?>
 <ds:datastoreItem xmlns:ds="http://schemas.openxmlformats.org/officeDocument/2006/customXml" ds:itemID="{791CD8DF-96B4-4A9A-81B0-161553E2B65D}">
   <ds:schemaRefs>
     <ds:schemaRef ds:uri="http://schemas.microsoft.com/office/2006/metadata/contentType"/>
@@ -7715,4 +10132,22 @@
     <ds:schemaRef ds:uri="http://schemas.microsoft.com/internal/obd"/>
   </ds:schemaRefs>
 </ds:datastoreItem>
+</file>
+
+<file path=customXml/itemProps2.xml><?xml version="1.0" encoding="utf-8"?>
+<ds:datastoreItem xmlns:ds="http://schemas.openxmlformats.org/officeDocument/2006/customXml" ds:itemID="{35647CA4-5E22-4570-8B81-969B172B497A}">
+  <ds:schemaRefs>
+    <ds:schemaRef ds:uri="http://schemas.microsoft.com/sharepoint/v3/contenttype/forms"/>
+  </ds:schemaRefs>
+</ds:datastoreItem>
+</file>
+
+<file path=customXml/itemProps3.xml><?xml version="1.0" encoding="utf-8"?>
+<ds:datastoreItem xmlns:ds="http://schemas.openxmlformats.org/officeDocument/2006/customXml" ds:itemID="{3AF18C9D-AC5C-42AA-8F97-6CAD75A2043A}">
+  <ds:schemaRefs>
+    <ds:schemaRef ds:uri="http://schemas.microsoft.com/office/2006/metadata/properties"/>
+    <ds:schemaRef ds:uri="http://schemas.microsoft.com/office/infopath/2007/PartnerControls"/>
+    <ds:schemaRef ds:uri="43964763-f08d-4b59-9e57-2ed240ae8aa2"/>
+  </ds:schemaRefs>
+</ds:datastoreItem>
 </file>
--- a/대한민국 헌법.docx
+++ b/대한민국 헌법.docx
@@ -4391,11 +4391,6 @@
       </w:r>
     </w:p>
     <w:p>
-      <w:pPr>
-        <w:rPr>
-          <w:rFonts w:hint="eastAsia"/>
-        </w:rPr>
-      </w:pPr>
       <w:r>
         <w:rPr>
           <w:rFonts w:hint="eastAsia"/>
@@ -4403,13 +4398,7 @@
         <w:t>3) 사면, 감형 및 복권에 관한 사항은 법률로 정한다.</w:t>
       </w:r>
     </w:p>
-    <w:p>
-      <w:pPr>
-        <w:rPr>
-          <w:rFonts w:hint="eastAsia"/>
-        </w:rPr>
-      </w:pPr>
-    </w:p>
+    <w:p/>
     <w:p>
       <w:proofErr w:type="gramStart"/>
       <w:r>
@@ -4590,11 +4579,6 @@
       </w:r>
     </w:p>
     <w:p>
-      <w:pPr>
-        <w:rPr>
-          <w:rFonts w:hint="eastAsia"/>
-        </w:rPr>
-      </w:pPr>
       <w:proofErr w:type="gramStart"/>
       <w:r>
         <w:rPr>
@@ -4610,13 +4594,7 @@
         <w:t>관 국무총리와 국무위원</w:t>
       </w:r>
     </w:p>
-    <w:p>
-      <w:pPr>
-        <w:rPr>
-          <w:rFonts w:hint="eastAsia"/>
-        </w:rPr>
-      </w:pPr>
-    </w:p>
+    <w:p/>
     <w:p>
       <w:proofErr w:type="gramStart"/>
       <w:r>
@@ -4709,11 +4687,6 @@
     </w:p>
     <w:p/>
     <w:p>
-      <w:pPr>
-        <w:rPr>
-          <w:rFonts w:hint="eastAsia"/>
-        </w:rPr>
-      </w:pPr>
       <w:proofErr w:type="gramStart"/>
       <w:r>
         <w:rPr>
@@ -4729,13 +4702,7 @@
         <w:t>관 국무회의</w:t>
       </w:r>
     </w:p>
-    <w:p>
-      <w:pPr>
-        <w:rPr>
-          <w:rFonts w:hint="eastAsia"/>
-        </w:rPr>
-      </w:pPr>
-    </w:p>
+    <w:p/>
     <w:p>
       <w:proofErr w:type="gramStart"/>
       <w:r>
@@ -5675,19 +5642,1517 @@
     </w:p>
     <w:p/>
     <w:p>
-      <w:pPr>
-        <w:rPr>
-          <w:rFonts w:hint="eastAsia"/>
-        </w:rPr>
-      </w:pPr>
-    </w:p>
-    <w:p>
-      <w:pPr>
-        <w:rPr>
-          <w:rFonts w:hint="eastAsia"/>
-        </w:rPr>
-      </w:pPr>
-    </w:p>
+      <w:proofErr w:type="gramStart"/>
+      <w:r>
+        <w:rPr>
+          <w:rFonts w:hint="eastAsia"/>
+        </w:rPr>
+        <w:t>제 110</w:t>
+      </w:r>
+      <w:proofErr w:type="gramEnd"/>
+      <w:r>
+        <w:rPr>
+          <w:rFonts w:hint="eastAsia"/>
+        </w:rPr>
+        <w:t>조</w:t>
+      </w:r>
+    </w:p>
+    <w:p>
+      <w:r>
+        <w:rPr>
+          <w:rFonts w:hint="eastAsia"/>
+        </w:rPr>
+        <w:t>1) 군사재판을 관할하기 위하여 특별법원으로서 군사법원을 둘 수 있다.</w:t>
+      </w:r>
+    </w:p>
+    <w:p>
+      <w:pPr>
+        <w:rPr>
+          <w:rFonts w:hint="eastAsia"/>
+        </w:rPr>
+      </w:pPr>
+      <w:r>
+        <w:rPr>
+          <w:rFonts w:hint="eastAsia"/>
+        </w:rPr>
+        <w:t>2) 군사법원의 상고심은 대법원에서 관할한다.</w:t>
+      </w:r>
+    </w:p>
+    <w:p>
+      <w:r>
+        <w:rPr>
+          <w:rFonts w:hint="eastAsia"/>
+        </w:rPr>
+        <w:t>3) 군사법원의 조직, 권한 및 재판관의 권한은 법률로 정한다.</w:t>
+      </w:r>
+    </w:p>
+    <w:p>
+      <w:r>
+        <w:rPr>
+          <w:rFonts w:hint="eastAsia"/>
+        </w:rPr>
+        <w:t xml:space="preserve">4) 비상계엄하의 군사재판은 군인, 군무원의 범죄나 군사에 관한 간첩죄의 경우와 초병, 초소, </w:t>
+      </w:r>
+      <w:proofErr w:type="spellStart"/>
+      <w:r>
+        <w:rPr>
+          <w:rFonts w:hint="eastAsia"/>
+        </w:rPr>
+        <w:t>유독음식물공급</w:t>
+      </w:r>
+      <w:proofErr w:type="spellEnd"/>
+      <w:r>
+        <w:rPr>
+          <w:rFonts w:hint="eastAsia"/>
+        </w:rPr>
+        <w:t>, 포로에 관한 죄 중 법률이 정한 경우에 한하여 단심으로 할 수 있다. 다만, 사형을 선고한 경우에는 그러하지 아니한다.</w:t>
+      </w:r>
+    </w:p>
+    <w:p/>
+    <w:p>
+      <w:proofErr w:type="gramStart"/>
+      <w:r>
+        <w:rPr>
+          <w:rFonts w:hint="eastAsia"/>
+        </w:rPr>
+        <w:t>제 6</w:t>
+      </w:r>
+      <w:proofErr w:type="gramEnd"/>
+      <w:r>
+        <w:rPr>
+          <w:rFonts w:hint="eastAsia"/>
+        </w:rPr>
+        <w:t>장 헌법재판소</w:t>
+      </w:r>
+    </w:p>
+    <w:p/>
+    <w:p>
+      <w:proofErr w:type="gramStart"/>
+      <w:r>
+        <w:rPr>
+          <w:rFonts w:hint="eastAsia"/>
+        </w:rPr>
+        <w:t>제 111</w:t>
+      </w:r>
+      <w:proofErr w:type="gramEnd"/>
+      <w:r>
+        <w:rPr>
+          <w:rFonts w:hint="eastAsia"/>
+        </w:rPr>
+        <w:t>조</w:t>
+      </w:r>
+    </w:p>
+    <w:p>
+      <w:r>
+        <w:rPr>
+          <w:rFonts w:hint="eastAsia"/>
+        </w:rPr>
+        <w:t>1) 헌법재판소는 다음 사항을 관장한다.</w:t>
+      </w:r>
+    </w:p>
+    <w:p>
+      <w:r>
+        <w:rPr>
+          <w:rFonts w:hint="eastAsia"/>
+        </w:rPr>
+        <w:t>1-1) 법원의 제청에 의한 법률의 위헌여부 심판</w:t>
+      </w:r>
+    </w:p>
+    <w:p>
+      <w:r>
+        <w:rPr>
+          <w:rFonts w:hint="eastAsia"/>
+        </w:rPr>
+        <w:t>1-2) 탄핵의 심판</w:t>
+      </w:r>
+    </w:p>
+    <w:p>
+      <w:r>
+        <w:rPr>
+          <w:rFonts w:hint="eastAsia"/>
+        </w:rPr>
+        <w:t>1-3) 정당의 해산 심판</w:t>
+      </w:r>
+    </w:p>
+    <w:p>
+      <w:r>
+        <w:rPr>
+          <w:rFonts w:hint="eastAsia"/>
+        </w:rPr>
+        <w:t>1-4) 국가기관 상호간, 국가기관과 지방자치단체간 및 지방자치단체 상호간의 권한쟁의에 관한 심판.</w:t>
+      </w:r>
+    </w:p>
+    <w:p>
+      <w:r>
+        <w:rPr>
+          <w:rFonts w:hint="eastAsia"/>
+        </w:rPr>
+        <w:t xml:space="preserve">1-5) 법률이 정하는 </w:t>
+      </w:r>
+      <w:proofErr w:type="spellStart"/>
+      <w:r>
+        <w:rPr>
+          <w:rFonts w:hint="eastAsia"/>
+        </w:rPr>
+        <w:t>헙법소원에</w:t>
+      </w:r>
+      <w:proofErr w:type="spellEnd"/>
+      <w:r>
+        <w:rPr>
+          <w:rFonts w:hint="eastAsia"/>
+        </w:rPr>
+        <w:t xml:space="preserve"> 관한 심판</w:t>
+      </w:r>
+    </w:p>
+    <w:p>
+      <w:r>
+        <w:rPr>
+          <w:rFonts w:hint="eastAsia"/>
+        </w:rPr>
+        <w:t>2) 헌법재판소는 법관의 자격을 가진 9인의 재판관으로 구성하며, 재판관은 대통령이 임명한다.</w:t>
+      </w:r>
+    </w:p>
+    <w:p>
+      <w:r>
+        <w:rPr>
+          <w:rFonts w:hint="eastAsia"/>
+        </w:rPr>
+        <w:t xml:space="preserve">3) </w:t>
+      </w:r>
+      <w:proofErr w:type="gramStart"/>
+      <w:r>
+        <w:rPr>
+          <w:rFonts w:hint="eastAsia"/>
+        </w:rPr>
+        <w:t>제 2</w:t>
+      </w:r>
+      <w:proofErr w:type="gramEnd"/>
+      <w:r>
+        <w:rPr>
+          <w:rFonts w:hint="eastAsia"/>
+        </w:rPr>
+        <w:t>항의 재판관 중 3인은 국회에서 선출하는 자를, 3인은 대법원장이 지명하는 자를 임명한다.</w:t>
+      </w:r>
+    </w:p>
+    <w:p>
+      <w:r>
+        <w:rPr>
+          <w:rFonts w:hint="eastAsia"/>
+        </w:rPr>
+        <w:lastRenderedPageBreak/>
+        <w:t>4) 헌법재판소의 장은 국회의 동의를 얻어 재판관 중에서 대통령이 임명한다.</w:t>
+      </w:r>
+    </w:p>
+    <w:p/>
+    <w:p>
+      <w:proofErr w:type="gramStart"/>
+      <w:r>
+        <w:rPr>
+          <w:rFonts w:hint="eastAsia"/>
+        </w:rPr>
+        <w:t>제 112</w:t>
+      </w:r>
+      <w:proofErr w:type="gramEnd"/>
+      <w:r>
+        <w:rPr>
+          <w:rFonts w:hint="eastAsia"/>
+        </w:rPr>
+        <w:t xml:space="preserve">조 </w:t>
+      </w:r>
+    </w:p>
+    <w:p>
+      <w:r>
+        <w:rPr>
+          <w:rFonts w:hint="eastAsia"/>
+        </w:rPr>
+        <w:t>1) 헌법재판소 재판관의 임기는 6년으로 하며, 법률이 정하는 바에 의하여 연임할 수 있다.</w:t>
+      </w:r>
+    </w:p>
+    <w:p>
+      <w:r>
+        <w:rPr>
+          <w:rFonts w:hint="eastAsia"/>
+        </w:rPr>
+        <w:t>2) 헌법재판소 재판관은 정당에 가입하거나 정치에 관여할 수 없다.</w:t>
+      </w:r>
+    </w:p>
+    <w:p>
+      <w:r>
+        <w:rPr>
+          <w:rFonts w:hint="eastAsia"/>
+        </w:rPr>
+        <w:t xml:space="preserve">3) </w:t>
+      </w:r>
+      <w:r>
+        <w:rPr>
+          <w:rFonts w:hint="eastAsia"/>
+        </w:rPr>
+        <w:t>헌법재판소 재판관은 탄핵 또는 금고 이상의 형의 선고에 의하지 아니하고는 파면되지 아니한다.</w:t>
+      </w:r>
+    </w:p>
+    <w:p/>
+    <w:p>
+      <w:proofErr w:type="gramStart"/>
+      <w:r>
+        <w:rPr>
+          <w:rFonts w:hint="eastAsia"/>
+        </w:rPr>
+        <w:t>제 113</w:t>
+      </w:r>
+      <w:proofErr w:type="gramEnd"/>
+      <w:r>
+        <w:rPr>
+          <w:rFonts w:hint="eastAsia"/>
+        </w:rPr>
+        <w:t>조</w:t>
+      </w:r>
+    </w:p>
+    <w:p>
+      <w:r>
+        <w:rPr>
+          <w:rFonts w:hint="eastAsia"/>
+        </w:rPr>
+        <w:t>1) 헌법재판소에서 법률의 위헌결정, 탄핵의 결정, 정당해산의 결정 또는 헌법소원에 관한 인용결정을 할 때에는 재판관 6인 이상의 찬성이 있어야 한다.</w:t>
+      </w:r>
+    </w:p>
+    <w:p>
+      <w:r>
+        <w:rPr>
+          <w:rFonts w:hint="eastAsia"/>
+        </w:rPr>
+        <w:t>2) 헌법재판소는 법률에 저촉되지 아니하는 범위 안에서 심판에 관한 절차, 내부규율과 사무처리에 관한 규칙을 제정할 수 있다.</w:t>
+      </w:r>
+    </w:p>
+    <w:p>
+      <w:r>
+        <w:rPr>
+          <w:rFonts w:hint="eastAsia"/>
+        </w:rPr>
+        <w:t xml:space="preserve">3) 헌법재판소의 조직과 운영 기타 필요한 사항은 법률로 정한다. </w:t>
+      </w:r>
+    </w:p>
+    <w:p/>
+    <w:p>
+      <w:proofErr w:type="gramStart"/>
+      <w:r>
+        <w:rPr>
+          <w:rFonts w:hint="eastAsia"/>
+        </w:rPr>
+        <w:t>제 7</w:t>
+      </w:r>
+      <w:proofErr w:type="gramEnd"/>
+      <w:r>
+        <w:rPr>
+          <w:rFonts w:hint="eastAsia"/>
+        </w:rPr>
+        <w:t>장 선거관리</w:t>
+      </w:r>
+    </w:p>
+    <w:p/>
+    <w:p>
+      <w:proofErr w:type="gramStart"/>
+      <w:r>
+        <w:rPr>
+          <w:rFonts w:hint="eastAsia"/>
+        </w:rPr>
+        <w:t>제 114</w:t>
+      </w:r>
+      <w:proofErr w:type="gramEnd"/>
+      <w:r>
+        <w:rPr>
+          <w:rFonts w:hint="eastAsia"/>
+        </w:rPr>
+        <w:t>조</w:t>
+      </w:r>
+    </w:p>
+    <w:p>
+      <w:r>
+        <w:rPr>
+          <w:rFonts w:hint="eastAsia"/>
+        </w:rPr>
+        <w:t>1) 선거와 국민투표의 공정한 관리 및 정당에 관한 사무를 처리하기 위하여 선거관리위원회를 둔다.</w:t>
+      </w:r>
+    </w:p>
+    <w:p>
+      <w:r>
+        <w:rPr>
+          <w:rFonts w:hint="eastAsia"/>
+        </w:rPr>
+        <w:t>2) 중앙선거관리위원회는 대통령이 임명하는 3인, 국회에서 선출하는 3인과 대법원장이 지명하는 3인의 위원으로 구성된다. 위원장은 위원 중에서 호선한다.</w:t>
+      </w:r>
+    </w:p>
+    <w:p>
+      <w:r>
+        <w:rPr>
+          <w:rFonts w:hint="eastAsia"/>
+        </w:rPr>
+        <w:t>3) 위원의 임기는 6년으로 한다.</w:t>
+      </w:r>
+    </w:p>
+    <w:p>
+      <w:r>
+        <w:rPr>
+          <w:rFonts w:hint="eastAsia"/>
+        </w:rPr>
+        <w:t>4) 위원은 정당에 가입하거나 정치에 관여할 수 없다.</w:t>
+      </w:r>
+    </w:p>
+    <w:p>
+      <w:r>
+        <w:rPr>
+          <w:rFonts w:hint="eastAsia"/>
+        </w:rPr>
+        <w:t>5) 위원은 탄핵 또는 금고 이상의 형의 선고에 의하지 아니하고는 파면되지 아니한다.</w:t>
+      </w:r>
+    </w:p>
+    <w:p>
+      <w:r>
+        <w:rPr>
+          <w:rFonts w:hint="eastAsia"/>
+        </w:rPr>
+        <w:t xml:space="preserve">6) 중앙선거관리위원회는 법령의 범위 안에서 </w:t>
+      </w:r>
+      <w:proofErr w:type="gramStart"/>
+      <w:r>
+        <w:rPr>
+          <w:rFonts w:hint="eastAsia"/>
+        </w:rPr>
+        <w:t>선거관리,국민투표관리</w:t>
+      </w:r>
+      <w:proofErr w:type="gramEnd"/>
+      <w:r>
+        <w:rPr>
+          <w:rFonts w:hint="eastAsia"/>
+        </w:rPr>
+        <w:t xml:space="preserve"> 또는 정당사무에 </w:t>
+      </w:r>
+      <w:r>
+        <w:rPr>
+          <w:rFonts w:hint="eastAsia"/>
+        </w:rPr>
+        <w:lastRenderedPageBreak/>
+        <w:t>관한 규칙을 제정할 수 있으며, 법률에 저촉되지 아니하는 범위 안에서 내부규율에 관한 규칙을 제정할 수 있다.</w:t>
+      </w:r>
+    </w:p>
+    <w:p>
+      <w:r>
+        <w:rPr>
+          <w:rFonts w:hint="eastAsia"/>
+        </w:rPr>
+        <w:t>7) 각급 선거관리위원회의 조직, 직무범위 기타 필요한 사항은 법률로 정한다.</w:t>
+      </w:r>
+    </w:p>
+    <w:p/>
+    <w:p>
+      <w:proofErr w:type="gramStart"/>
+      <w:r>
+        <w:rPr>
+          <w:rFonts w:hint="eastAsia"/>
+        </w:rPr>
+        <w:t>제 115</w:t>
+      </w:r>
+      <w:proofErr w:type="gramEnd"/>
+      <w:r>
+        <w:rPr>
+          <w:rFonts w:hint="eastAsia"/>
+        </w:rPr>
+        <w:t>조</w:t>
+      </w:r>
+    </w:p>
+    <w:p>
+      <w:r>
+        <w:rPr>
+          <w:rFonts w:hint="eastAsia"/>
+        </w:rPr>
+        <w:t>1) 각급 선거관리위원회는 선거인명부의 작성 등 선거사무와 국민사무투표에 관하여 관계 행정기관에 필요한 지시를 할 수 있다.</w:t>
+      </w:r>
+    </w:p>
+    <w:p>
+      <w:r>
+        <w:rPr>
+          <w:rFonts w:hint="eastAsia"/>
+        </w:rPr>
+        <w:t xml:space="preserve">2) </w:t>
+      </w:r>
+      <w:proofErr w:type="gramStart"/>
+      <w:r>
+        <w:rPr>
+          <w:rFonts w:hint="eastAsia"/>
+        </w:rPr>
+        <w:t>제 1</w:t>
+      </w:r>
+      <w:proofErr w:type="gramEnd"/>
+      <w:r>
+        <w:rPr>
+          <w:rFonts w:hint="eastAsia"/>
+        </w:rPr>
+        <w:t>항의 지시를 받은 당해 행정기관은 이에 응하여야 한다.</w:t>
+      </w:r>
+    </w:p>
+    <w:p/>
+    <w:p>
+      <w:proofErr w:type="gramStart"/>
+      <w:r>
+        <w:rPr>
+          <w:rFonts w:hint="eastAsia"/>
+        </w:rPr>
+        <w:t>제 116</w:t>
+      </w:r>
+      <w:proofErr w:type="gramEnd"/>
+      <w:r>
+        <w:rPr>
+          <w:rFonts w:hint="eastAsia"/>
+        </w:rPr>
+        <w:t>조</w:t>
+      </w:r>
+    </w:p>
+    <w:p>
+      <w:r>
+        <w:rPr>
+          <w:rFonts w:hint="eastAsia"/>
+        </w:rPr>
+        <w:t>1) 선거운동은 각급 선거관리위원회의 관리하에 법률이 정하는 범위 안에서 하되, 균등한 기회가 보장되어야 한다.</w:t>
+      </w:r>
+    </w:p>
+    <w:p>
+      <w:r>
+        <w:rPr>
+          <w:rFonts w:hint="eastAsia"/>
+        </w:rPr>
+        <w:t xml:space="preserve">2) </w:t>
+      </w:r>
+      <w:r>
+        <w:rPr>
+          <w:rFonts w:hint="eastAsia"/>
+        </w:rPr>
+        <w:t xml:space="preserve">선거에 관한 경비는 법률이 정하는 경우를 제외하고는 정당 또는 후보자에게 부담시킬 수 없다. </w:t>
+      </w:r>
+    </w:p>
+    <w:p/>
+    <w:p>
+      <w:proofErr w:type="gramStart"/>
+      <w:r>
+        <w:rPr>
+          <w:rFonts w:hint="eastAsia"/>
+        </w:rPr>
+        <w:t>제 8</w:t>
+      </w:r>
+      <w:proofErr w:type="gramEnd"/>
+      <w:r>
+        <w:rPr>
+          <w:rFonts w:hint="eastAsia"/>
+        </w:rPr>
+        <w:t xml:space="preserve">장 지방자치 </w:t>
+      </w:r>
+    </w:p>
+    <w:p/>
+    <w:p>
+      <w:proofErr w:type="gramStart"/>
+      <w:r>
+        <w:rPr>
+          <w:rFonts w:hint="eastAsia"/>
+        </w:rPr>
+        <w:t>제 117</w:t>
+      </w:r>
+      <w:proofErr w:type="gramEnd"/>
+      <w:r>
+        <w:rPr>
+          <w:rFonts w:hint="eastAsia"/>
+        </w:rPr>
+        <w:t>조</w:t>
+      </w:r>
+    </w:p>
+    <w:p>
+      <w:r>
+        <w:rPr>
+          <w:rFonts w:hint="eastAsia"/>
+        </w:rPr>
+        <w:t>1) 지방자치단체는 주민의 복리에 관한 사무를 처리하고 재산을 관리하며, 법령의 범위 안에서 자치에 관한 규정을 제정할 수 있다.</w:t>
+      </w:r>
+    </w:p>
+    <w:p>
+      <w:r>
+        <w:rPr>
+          <w:rFonts w:hint="eastAsia"/>
+        </w:rPr>
+        <w:t>2) 지방자치단체의 종류는 법률로 정한다.</w:t>
+      </w:r>
+    </w:p>
+    <w:p/>
+    <w:p>
+      <w:proofErr w:type="gramStart"/>
+      <w:r>
+        <w:rPr>
+          <w:rFonts w:hint="eastAsia"/>
+        </w:rPr>
+        <w:t>제 118</w:t>
+      </w:r>
+      <w:proofErr w:type="gramEnd"/>
+      <w:r>
+        <w:rPr>
+          <w:rFonts w:hint="eastAsia"/>
+        </w:rPr>
+        <w:t>조</w:t>
+      </w:r>
+    </w:p>
+    <w:p>
+      <w:r>
+        <w:rPr>
+          <w:rFonts w:hint="eastAsia"/>
+        </w:rPr>
+        <w:t>1) 지방자치단체에 의회를 둔다.</w:t>
+      </w:r>
+    </w:p>
+    <w:p>
+      <w:r>
+        <w:rPr>
+          <w:rFonts w:hint="eastAsia"/>
+        </w:rPr>
+        <w:t>2) 지방의회의 조직, 권한, 의원선거와 지방자치단체의 장의 선임방법 기타 지방자치단체의 조직과 운영에 관한 사항은 법률로 정한다.</w:t>
+      </w:r>
+    </w:p>
+    <w:p/>
+    <w:p>
+      <w:proofErr w:type="gramStart"/>
+      <w:r>
+        <w:rPr>
+          <w:rFonts w:hint="eastAsia"/>
+        </w:rPr>
+        <w:lastRenderedPageBreak/>
+        <w:t>제 9</w:t>
+      </w:r>
+      <w:proofErr w:type="gramEnd"/>
+      <w:r>
+        <w:rPr>
+          <w:rFonts w:hint="eastAsia"/>
+        </w:rPr>
+        <w:t>장 경제</w:t>
+      </w:r>
+    </w:p>
+    <w:p/>
+    <w:p>
+      <w:proofErr w:type="gramStart"/>
+      <w:r>
+        <w:rPr>
+          <w:rFonts w:hint="eastAsia"/>
+        </w:rPr>
+        <w:t>제 119</w:t>
+      </w:r>
+      <w:proofErr w:type="gramEnd"/>
+      <w:r>
+        <w:rPr>
+          <w:rFonts w:hint="eastAsia"/>
+        </w:rPr>
+        <w:t>조</w:t>
+      </w:r>
+    </w:p>
+    <w:p>
+      <w:r>
+        <w:rPr>
+          <w:rFonts w:hint="eastAsia"/>
+        </w:rPr>
+        <w:t>1) 대한민국의 경제질서는 개인과 기업의 경제상의 자유와 창의를 존중함을 기본으로 한다.</w:t>
+      </w:r>
+    </w:p>
+    <w:p>
+      <w:r>
+        <w:rPr>
+          <w:rFonts w:hint="eastAsia"/>
+        </w:rPr>
+        <w:t xml:space="preserve">2) 국가는 </w:t>
+      </w:r>
+      <w:proofErr w:type="spellStart"/>
+      <w:r>
+        <w:rPr>
+          <w:rFonts w:hint="eastAsia"/>
+        </w:rPr>
+        <w:t>균형있는</w:t>
+      </w:r>
+      <w:proofErr w:type="spellEnd"/>
+      <w:r>
+        <w:rPr>
+          <w:rFonts w:hint="eastAsia"/>
+        </w:rPr>
+        <w:t xml:space="preserve"> 국민경제의 성장 및 안정과 적절한 소득의 분배를 유지하고, 시장의 지배와 경제력의 남용을 방지하며, </w:t>
+      </w:r>
+      <w:proofErr w:type="spellStart"/>
+      <w:r>
+        <w:rPr>
+          <w:rFonts w:hint="eastAsia"/>
+        </w:rPr>
+        <w:t>경제주체간의</w:t>
+      </w:r>
+      <w:proofErr w:type="spellEnd"/>
+      <w:r>
+        <w:rPr>
+          <w:rFonts w:hint="eastAsia"/>
+        </w:rPr>
+        <w:t xml:space="preserve"> 조화를 통한 경제의 민주화를 위하여 경제에 관한 규제와 조정을 할 수 있다.</w:t>
+      </w:r>
+    </w:p>
+    <w:p/>
+    <w:p>
+      <w:proofErr w:type="gramStart"/>
+      <w:r>
+        <w:rPr>
+          <w:rFonts w:hint="eastAsia"/>
+        </w:rPr>
+        <w:t>제 120</w:t>
+      </w:r>
+      <w:proofErr w:type="gramEnd"/>
+      <w:r>
+        <w:rPr>
+          <w:rFonts w:hint="eastAsia"/>
+        </w:rPr>
+        <w:t>조</w:t>
+      </w:r>
+    </w:p>
+    <w:p>
+      <w:r>
+        <w:rPr>
+          <w:rFonts w:hint="eastAsia"/>
+        </w:rPr>
+        <w:t>1) 광물 기타 중요한 지하자원, 수산자원, 수력과 경제상 이용할 수 있는 자연력은 법률이 정하는 바에 의하여 일정한 기간 그 채취, 개발 또는 이용을 특허할 수 있다.</w:t>
+      </w:r>
+    </w:p>
+    <w:p>
+      <w:r>
+        <w:rPr>
+          <w:rFonts w:hint="eastAsia"/>
+        </w:rPr>
+        <w:t xml:space="preserve">2) 국토와 자원은 국가의 보호를 받으며, 국가는 그 </w:t>
+      </w:r>
+      <w:proofErr w:type="spellStart"/>
+      <w:r>
+        <w:rPr>
+          <w:rFonts w:hint="eastAsia"/>
+        </w:rPr>
+        <w:t>균형있는</w:t>
+      </w:r>
+      <w:proofErr w:type="spellEnd"/>
+      <w:r>
+        <w:rPr>
+          <w:rFonts w:hint="eastAsia"/>
+        </w:rPr>
+        <w:t xml:space="preserve"> 개발과 이용을 위하여 필요한 계획을 수립한다.</w:t>
+      </w:r>
+    </w:p>
+    <w:p/>
+    <w:p>
+      <w:proofErr w:type="gramStart"/>
+      <w:r>
+        <w:rPr>
+          <w:rFonts w:hint="eastAsia"/>
+        </w:rPr>
+        <w:t>제 121</w:t>
+      </w:r>
+      <w:proofErr w:type="gramEnd"/>
+      <w:r>
+        <w:rPr>
+          <w:rFonts w:hint="eastAsia"/>
+        </w:rPr>
+        <w:t xml:space="preserve">조 </w:t>
+      </w:r>
+    </w:p>
+    <w:p>
+      <w:r>
+        <w:rPr>
+          <w:rFonts w:hint="eastAsia"/>
+        </w:rPr>
+        <w:t>1) 국가는 농지에 관하여 경자유전의 원칙이 달성될 수 있도록 노력하여야 하며, 농지의 소작제도는 금지된다.</w:t>
+      </w:r>
+    </w:p>
+    <w:p>
+      <w:r>
+        <w:rPr>
+          <w:rFonts w:hint="eastAsia"/>
+        </w:rPr>
+        <w:t>2) 농업생산성의 재고와 농지의 합리적인 이용을 위하거나 불가피한 사정으로 발생하는 농지의 임대차와 위탁경영은 법률이 정하는 바에 의하여 인정된다.</w:t>
+      </w:r>
+    </w:p>
+    <w:p/>
+    <w:p>
+      <w:proofErr w:type="gramStart"/>
+      <w:r>
+        <w:rPr>
+          <w:rFonts w:hint="eastAsia"/>
+        </w:rPr>
+        <w:t>제 122</w:t>
+      </w:r>
+      <w:proofErr w:type="gramEnd"/>
+      <w:r>
+        <w:rPr>
+          <w:rFonts w:hint="eastAsia"/>
+        </w:rPr>
+        <w:t>조</w:t>
+      </w:r>
+    </w:p>
+    <w:p>
+      <w:r>
+        <w:rPr>
+          <w:rFonts w:hint="eastAsia"/>
+        </w:rPr>
+        <w:t xml:space="preserve">국가는 국민 모두의 생산 및 생활의 기반이 되는 국토의 효율적이고 </w:t>
+      </w:r>
+      <w:proofErr w:type="spellStart"/>
+      <w:r>
+        <w:rPr>
+          <w:rFonts w:hint="eastAsia"/>
+        </w:rPr>
+        <w:t>균형있는</w:t>
+      </w:r>
+      <w:proofErr w:type="spellEnd"/>
+      <w:r>
+        <w:rPr>
+          <w:rFonts w:hint="eastAsia"/>
+        </w:rPr>
+        <w:t xml:space="preserve"> 이용, 개발과 보전을 위하여 법률이 정하는 바에 의하여 그에 관한 필요한 제한과 의무를 과할 수 있다.</w:t>
+      </w:r>
+    </w:p>
+    <w:p/>
+    <w:p>
+      <w:proofErr w:type="gramStart"/>
+      <w:r>
+        <w:rPr>
+          <w:rFonts w:hint="eastAsia"/>
+        </w:rPr>
+        <w:t>제 123</w:t>
+      </w:r>
+      <w:proofErr w:type="gramEnd"/>
+      <w:r>
+        <w:rPr>
+          <w:rFonts w:hint="eastAsia"/>
+        </w:rPr>
+        <w:t>조</w:t>
+      </w:r>
+    </w:p>
+    <w:p>
+      <w:r>
+        <w:rPr>
+          <w:rFonts w:hint="eastAsia"/>
+        </w:rPr>
+        <w:t xml:space="preserve">1) 국가는 농업 및 어업을 보호, 육성하기 위하여 농, 어초종합개발과 그 지원 등 필요한 </w:t>
+      </w:r>
+      <w:r>
+        <w:rPr>
+          <w:rFonts w:hint="eastAsia"/>
+        </w:rPr>
+        <w:lastRenderedPageBreak/>
+        <w:t>계획을 수립, 시행하여야 한다.</w:t>
+      </w:r>
+    </w:p>
+    <w:p>
+      <w:r>
+        <w:rPr>
+          <w:rFonts w:hint="eastAsia"/>
+        </w:rPr>
+        <w:t xml:space="preserve">2) 국가는 </w:t>
+      </w:r>
+      <w:proofErr w:type="spellStart"/>
+      <w:r>
+        <w:rPr>
+          <w:rFonts w:hint="eastAsia"/>
+        </w:rPr>
+        <w:t>지역간의</w:t>
+      </w:r>
+      <w:proofErr w:type="spellEnd"/>
+      <w:r>
+        <w:rPr>
+          <w:rFonts w:hint="eastAsia"/>
+        </w:rPr>
+        <w:t xml:space="preserve"> </w:t>
+      </w:r>
+      <w:proofErr w:type="spellStart"/>
+      <w:r>
+        <w:rPr>
+          <w:rFonts w:hint="eastAsia"/>
+        </w:rPr>
+        <w:t>균형있는</w:t>
+      </w:r>
+      <w:proofErr w:type="spellEnd"/>
+      <w:r>
+        <w:rPr>
+          <w:rFonts w:hint="eastAsia"/>
+        </w:rPr>
+        <w:t xml:space="preserve"> 발전을 위하여 지역경제를 육성할 의무를 진다.</w:t>
+      </w:r>
+    </w:p>
+    <w:p>
+      <w:r>
+        <w:rPr>
+          <w:rFonts w:hint="eastAsia"/>
+        </w:rPr>
+        <w:t>3) 국가는 중소기업을 보호, 육성하여야 한다.</w:t>
+      </w:r>
+    </w:p>
+    <w:p>
+      <w:r>
+        <w:rPr>
+          <w:rFonts w:hint="eastAsia"/>
+        </w:rPr>
+        <w:t>4) 국가는 농수산물의 수급균형과 유통구조의 개선에 노력하여 가격안전을 도모함으로써 농, 어민의 이익을 보호한다.</w:t>
+      </w:r>
+    </w:p>
+    <w:p>
+      <w:r>
+        <w:rPr>
+          <w:rFonts w:hint="eastAsia"/>
+        </w:rPr>
+        <w:t>5) 국가는 농, 어민과 중소기업의 자조조직을 육성하여야 하며, 그 자율적 활동과 발전을 보장한다.</w:t>
+      </w:r>
+    </w:p>
+    <w:p/>
+    <w:p>
+      <w:proofErr w:type="gramStart"/>
+      <w:r>
+        <w:rPr>
+          <w:rFonts w:hint="eastAsia"/>
+        </w:rPr>
+        <w:t>제 124</w:t>
+      </w:r>
+      <w:proofErr w:type="gramEnd"/>
+      <w:r>
+        <w:rPr>
+          <w:rFonts w:hint="eastAsia"/>
+        </w:rPr>
+        <w:t>조</w:t>
+      </w:r>
+    </w:p>
+    <w:p>
+      <w:r>
+        <w:rPr>
+          <w:rFonts w:hint="eastAsia"/>
+        </w:rPr>
+        <w:t>국가는 건전한 소비행위를 계도하고 생산품의 품질향상을 촉구하기 위한 소비자보호운동을 법률이 정하는 바에 의하여 보장한다.</w:t>
+      </w:r>
+    </w:p>
+    <w:p/>
+    <w:p>
+      <w:proofErr w:type="gramStart"/>
+      <w:r>
+        <w:rPr>
+          <w:rFonts w:hint="eastAsia"/>
+        </w:rPr>
+        <w:t>제 125</w:t>
+      </w:r>
+      <w:proofErr w:type="gramEnd"/>
+      <w:r>
+        <w:rPr>
+          <w:rFonts w:hint="eastAsia"/>
+        </w:rPr>
+        <w:t xml:space="preserve">조 </w:t>
+      </w:r>
+    </w:p>
+    <w:p>
+      <w:r>
+        <w:rPr>
+          <w:rFonts w:hint="eastAsia"/>
+        </w:rPr>
+        <w:t>국가는 대외무역을 육성하며, 이를 규제, 조정할 수 없다.</w:t>
+      </w:r>
+    </w:p>
+    <w:p/>
+    <w:p>
+      <w:proofErr w:type="gramStart"/>
+      <w:r>
+        <w:rPr>
+          <w:rFonts w:hint="eastAsia"/>
+        </w:rPr>
+        <w:t>제 126</w:t>
+      </w:r>
+      <w:proofErr w:type="gramEnd"/>
+      <w:r>
+        <w:rPr>
+          <w:rFonts w:hint="eastAsia"/>
+        </w:rPr>
+        <w:t>조</w:t>
+      </w:r>
+    </w:p>
+    <w:p>
+      <w:r>
+        <w:rPr>
+          <w:rFonts w:hint="eastAsia"/>
+        </w:rPr>
+        <w:t xml:space="preserve">국방상 또는 국민경제상 </w:t>
+      </w:r>
+      <w:proofErr w:type="spellStart"/>
+      <w:r>
+        <w:rPr>
+          <w:rFonts w:hint="eastAsia"/>
+        </w:rPr>
+        <w:t>긴절한</w:t>
+      </w:r>
+      <w:proofErr w:type="spellEnd"/>
+      <w:r>
+        <w:rPr>
+          <w:rFonts w:hint="eastAsia"/>
+        </w:rPr>
+        <w:t xml:space="preserve"> 필요로 인하여 법률이 정하는 경우를 제외하고는, </w:t>
+      </w:r>
+      <w:proofErr w:type="spellStart"/>
+      <w:r>
+        <w:rPr>
+          <w:rFonts w:hint="eastAsia"/>
+        </w:rPr>
+        <w:t>사영기업을</w:t>
+      </w:r>
+      <w:proofErr w:type="spellEnd"/>
+      <w:r>
+        <w:rPr>
+          <w:rFonts w:hint="eastAsia"/>
+        </w:rPr>
+        <w:t xml:space="preserve"> 국유 또는 공유로 이전하거나 그 경영을 통제 또는 관리할 수 없다.</w:t>
+      </w:r>
+    </w:p>
+    <w:p/>
+    <w:p>
+      <w:proofErr w:type="gramStart"/>
+      <w:r>
+        <w:rPr>
+          <w:rFonts w:hint="eastAsia"/>
+        </w:rPr>
+        <w:t>제 127</w:t>
+      </w:r>
+      <w:proofErr w:type="gramEnd"/>
+      <w:r>
+        <w:rPr>
+          <w:rFonts w:hint="eastAsia"/>
+        </w:rPr>
+        <w:t>조</w:t>
+      </w:r>
+    </w:p>
+    <w:p>
+      <w:r>
+        <w:rPr>
+          <w:rFonts w:hint="eastAsia"/>
+        </w:rPr>
+        <w:t>1) 국가는 과학기술의 혁신과 정보 및 인력의 개발을 통하여 국민경제의 발전에 노력하여야 한다.</w:t>
+      </w:r>
+    </w:p>
+    <w:p>
+      <w:r>
+        <w:rPr>
+          <w:rFonts w:hint="eastAsia"/>
+        </w:rPr>
+        <w:t>2) 국가는 국가표준제도를 확립한다.</w:t>
+      </w:r>
+    </w:p>
+    <w:p>
+      <w:r>
+        <w:rPr>
+          <w:rFonts w:hint="eastAsia"/>
+        </w:rPr>
+        <w:t xml:space="preserve">3) 대통령은 </w:t>
+      </w:r>
+      <w:proofErr w:type="gramStart"/>
+      <w:r>
+        <w:rPr>
+          <w:rFonts w:hint="eastAsia"/>
+        </w:rPr>
+        <w:t>제 1</w:t>
+      </w:r>
+      <w:proofErr w:type="gramEnd"/>
+      <w:r>
+        <w:rPr>
+          <w:rFonts w:hint="eastAsia"/>
+        </w:rPr>
+        <w:t>항의 목적을 달성하기 위하여 필요한 자문기구를 둘 수 있다.</w:t>
+      </w:r>
+    </w:p>
+    <w:p/>
+    <w:p>
+      <w:proofErr w:type="gramStart"/>
+      <w:r>
+        <w:rPr>
+          <w:rFonts w:hint="eastAsia"/>
+        </w:rPr>
+        <w:t>제 10</w:t>
+      </w:r>
+      <w:proofErr w:type="gramEnd"/>
+      <w:r>
+        <w:rPr>
+          <w:rFonts w:hint="eastAsia"/>
+        </w:rPr>
+        <w:t>장 헌법개정</w:t>
+      </w:r>
+    </w:p>
+    <w:p/>
+    <w:p>
+      <w:proofErr w:type="gramStart"/>
+      <w:r>
+        <w:rPr>
+          <w:rFonts w:hint="eastAsia"/>
+        </w:rPr>
+        <w:lastRenderedPageBreak/>
+        <w:t>제 128</w:t>
+      </w:r>
+      <w:proofErr w:type="gramEnd"/>
+      <w:r>
+        <w:rPr>
+          <w:rFonts w:hint="eastAsia"/>
+        </w:rPr>
+        <w:t>조</w:t>
+      </w:r>
+    </w:p>
+    <w:p>
+      <w:r>
+        <w:rPr>
+          <w:rFonts w:hint="eastAsia"/>
+        </w:rPr>
+        <w:t xml:space="preserve">1) 헌법개정은 </w:t>
+      </w:r>
+      <w:proofErr w:type="spellStart"/>
+      <w:r>
+        <w:rPr>
+          <w:rFonts w:hint="eastAsia"/>
+        </w:rPr>
+        <w:t>국회재적의원</w:t>
+      </w:r>
+      <w:proofErr w:type="spellEnd"/>
+      <w:r>
+        <w:rPr>
+          <w:rFonts w:hint="eastAsia"/>
+        </w:rPr>
+        <w:t xml:space="preserve"> 과반수 또는 대통령의 발의로 제안된다.</w:t>
+      </w:r>
+    </w:p>
+    <w:p>
+      <w:r>
+        <w:rPr>
+          <w:rFonts w:hint="eastAsia"/>
+        </w:rPr>
+        <w:t>2) 대통령의 임기연장 또는 중임변경을 위한 헌법개정은 그 헌법개정 제안 당시의 대통령에 대하여는 효력이 없다.</w:t>
+      </w:r>
+    </w:p>
+    <w:p/>
+    <w:p>
+      <w:proofErr w:type="gramStart"/>
+      <w:r>
+        <w:rPr>
+          <w:rFonts w:hint="eastAsia"/>
+        </w:rPr>
+        <w:t>제 129</w:t>
+      </w:r>
+      <w:proofErr w:type="gramEnd"/>
+      <w:r>
+        <w:rPr>
+          <w:rFonts w:hint="eastAsia"/>
+        </w:rPr>
+        <w:t>조</w:t>
+      </w:r>
+    </w:p>
+    <w:p>
+      <w:r>
+        <w:rPr>
+          <w:rFonts w:hint="eastAsia"/>
+        </w:rPr>
+        <w:t xml:space="preserve">제안된 </w:t>
+      </w:r>
+      <w:proofErr w:type="spellStart"/>
+      <w:r>
+        <w:rPr>
+          <w:rFonts w:hint="eastAsia"/>
+        </w:rPr>
+        <w:t>헙법개정안은</w:t>
+      </w:r>
+      <w:proofErr w:type="spellEnd"/>
+      <w:r>
+        <w:rPr>
+          <w:rFonts w:hint="eastAsia"/>
+        </w:rPr>
+        <w:t xml:space="preserve"> 대통령이 20일 이상의 기간 이를 공고하여야 한다.</w:t>
+      </w:r>
+    </w:p>
+    <w:p/>
+    <w:p>
+      <w:proofErr w:type="gramStart"/>
+      <w:r>
+        <w:rPr>
+          <w:rFonts w:hint="eastAsia"/>
+        </w:rPr>
+        <w:t>제 130</w:t>
+      </w:r>
+      <w:proofErr w:type="gramEnd"/>
+      <w:r>
+        <w:rPr>
+          <w:rFonts w:hint="eastAsia"/>
+        </w:rPr>
+        <w:t>조</w:t>
+      </w:r>
+    </w:p>
+    <w:p>
+      <w:r>
+        <w:rPr>
+          <w:rFonts w:hint="eastAsia"/>
+        </w:rPr>
+        <w:t>1) 국회는 헌법개정안이 공고된 날로부터 60일 이내에 의결하여야 하며, 국회의 의결은 재적의원 3분의 2 이상의 찬성을 얻어야 한다.</w:t>
+      </w:r>
+    </w:p>
+    <w:p>
+      <w:r>
+        <w:rPr>
+          <w:rFonts w:hint="eastAsia"/>
+        </w:rPr>
+        <w:t xml:space="preserve">2) 헌법개정안은 국회가 의결한 후 30일 이내에 국민투표에 붙여 </w:t>
+      </w:r>
+      <w:proofErr w:type="spellStart"/>
+      <w:r>
+        <w:rPr>
+          <w:rFonts w:hint="eastAsia"/>
+        </w:rPr>
+        <w:t>국회의원선거권자</w:t>
+      </w:r>
+      <w:proofErr w:type="spellEnd"/>
+      <w:r>
+        <w:rPr>
+          <w:rFonts w:hint="eastAsia"/>
+        </w:rPr>
+        <w:t xml:space="preserve"> 과반수의 투표와 투표자 과반수의 찬성을 얻어야 한다.</w:t>
+      </w:r>
+    </w:p>
+    <w:p>
+      <w:r>
+        <w:rPr>
+          <w:rFonts w:hint="eastAsia"/>
+        </w:rPr>
+        <w:t>3) 헌법개정안이 제2항의 찬성을 얻은 때에는 헌법개정은 확정되며, 대통령은 이를 공포하여야 한다.</w:t>
+      </w:r>
+    </w:p>
+    <w:p/>
+    <w:p>
+      <w:r>
+        <w:rPr>
+          <w:rFonts w:hint="eastAsia"/>
+        </w:rPr>
+        <w:t xml:space="preserve">부칙 </w:t>
+      </w:r>
+      <w:proofErr w:type="gramStart"/>
+      <w:r>
+        <w:rPr>
+          <w:rFonts w:hint="eastAsia"/>
+        </w:rPr>
+        <w:t>&lt; 헌법</w:t>
+      </w:r>
+      <w:proofErr w:type="gramEnd"/>
+      <w:r>
+        <w:rPr>
+          <w:rFonts w:hint="eastAsia"/>
+        </w:rPr>
+        <w:t xml:space="preserve"> </w:t>
+      </w:r>
+      <w:proofErr w:type="gramStart"/>
+      <w:r>
+        <w:rPr>
+          <w:rFonts w:hint="eastAsia"/>
+        </w:rPr>
+        <w:t>제 10</w:t>
+      </w:r>
+      <w:proofErr w:type="gramEnd"/>
+      <w:r>
+        <w:rPr>
+          <w:rFonts w:hint="eastAsia"/>
+        </w:rPr>
+        <w:t>호, 1987. 10. 29. &gt;</w:t>
+      </w:r>
+    </w:p>
+    <w:p>
+      <w:proofErr w:type="gramStart"/>
+      <w:r>
+        <w:rPr>
+          <w:rFonts w:hint="eastAsia"/>
+        </w:rPr>
+        <w:t>제 1</w:t>
+      </w:r>
+      <w:proofErr w:type="gramEnd"/>
+      <w:r>
+        <w:rPr>
+          <w:rFonts w:hint="eastAsia"/>
+        </w:rPr>
+        <w:t>조</w:t>
+      </w:r>
+    </w:p>
+    <w:p>
+      <w:pPr>
+        <w:rPr>
+          <w:rFonts w:hint="eastAsia"/>
+        </w:rPr>
+      </w:pPr>
+      <w:r>
+        <w:rPr>
+          <w:rFonts w:hint="eastAsia"/>
+        </w:rPr>
+        <w:t xml:space="preserve">이 헌법은 1988년 2월 25일부터 시행한다. 다만, 이 헌법을 시행하기 위하여 필요한 법률의 </w:t>
+      </w:r>
+      <w:proofErr w:type="gramStart"/>
+      <w:r>
+        <w:rPr>
+          <w:rFonts w:hint="eastAsia"/>
+        </w:rPr>
+        <w:t>제정,개정과</w:t>
+      </w:r>
+      <w:proofErr w:type="gramEnd"/>
+      <w:r>
+        <w:rPr>
+          <w:rFonts w:hint="eastAsia"/>
+        </w:rPr>
+        <w:t xml:space="preserve"> 이 헌법에 의한 대통령 및 국회의원의 선거 기타 이 헌법시행에 관한 준비는 이 헌법시행 전에 할 수 있다.</w:t>
+      </w:r>
+    </w:p>
+    <w:p/>
+    <w:p>
+      <w:proofErr w:type="gramStart"/>
+      <w:r>
+        <w:rPr>
+          <w:rFonts w:hint="eastAsia"/>
+        </w:rPr>
+        <w:t>제 2</w:t>
+      </w:r>
+      <w:proofErr w:type="gramEnd"/>
+      <w:r>
+        <w:rPr>
+          <w:rFonts w:hint="eastAsia"/>
+        </w:rPr>
+        <w:t>조</w:t>
+      </w:r>
+    </w:p>
+    <w:p>
+      <w:r>
+        <w:rPr>
+          <w:rFonts w:hint="eastAsia"/>
+        </w:rPr>
+        <w:t xml:space="preserve">1) 이 헌법에 의한 최초의 대통령선거는 이 헌법시행일 </w:t>
+      </w:r>
+      <w:proofErr w:type="gramStart"/>
+      <w:r>
+        <w:rPr>
+          <w:rFonts w:hint="eastAsia"/>
+        </w:rPr>
+        <w:t>제 40</w:t>
+      </w:r>
+      <w:proofErr w:type="gramEnd"/>
+      <w:r>
+        <w:rPr>
+          <w:rFonts w:hint="eastAsia"/>
+        </w:rPr>
+        <w:t>일 전까지 실시한다.</w:t>
+      </w:r>
+    </w:p>
+    <w:p>
+      <w:r>
+        <w:rPr>
+          <w:rFonts w:hint="eastAsia"/>
+        </w:rPr>
+        <w:t>2) 이 헌법에 의한 최초의 대통령의 임기는 이 헌법시행일로부터 개시한다.</w:t>
+      </w:r>
+    </w:p>
+    <w:p/>
+    <w:p>
+      <w:proofErr w:type="gramStart"/>
+      <w:r>
+        <w:rPr>
+          <w:rFonts w:hint="eastAsia"/>
+        </w:rPr>
+        <w:t>제 3</w:t>
+      </w:r>
+      <w:proofErr w:type="gramEnd"/>
+      <w:r>
+        <w:rPr>
+          <w:rFonts w:hint="eastAsia"/>
+        </w:rPr>
+        <w:t>조</w:t>
+      </w:r>
+    </w:p>
+    <w:p>
+      <w:r>
+        <w:rPr>
+          <w:rFonts w:hint="eastAsia"/>
+        </w:rPr>
+        <w:lastRenderedPageBreak/>
+        <w:t xml:space="preserve">1) 이 헌법에 의한 최초의 국회의원선거는 이 헌법공포일로부터 6개월 이내에 실시하며, 이 헌법에 의하여 선출된 최초의 국회의원의 임기는 </w:t>
+      </w:r>
+      <w:proofErr w:type="spellStart"/>
+      <w:r>
+        <w:rPr>
+          <w:rFonts w:hint="eastAsia"/>
+        </w:rPr>
+        <w:t>국회의원선거후이</w:t>
+      </w:r>
+      <w:proofErr w:type="spellEnd"/>
+      <w:r>
+        <w:rPr>
+          <w:rFonts w:hint="eastAsia"/>
+        </w:rPr>
+        <w:t xml:space="preserve"> 헌법에 의한 국회의 최초의 집회일로부터 개시한다.</w:t>
+      </w:r>
+    </w:p>
+    <w:p>
+      <w:r>
+        <w:rPr>
+          <w:rFonts w:hint="eastAsia"/>
+        </w:rPr>
+        <w:t xml:space="preserve">2) 이 헌법공포 당시의 국회의원의 임기는 </w:t>
+      </w:r>
+      <w:proofErr w:type="gramStart"/>
+      <w:r>
+        <w:rPr>
+          <w:rFonts w:hint="eastAsia"/>
+        </w:rPr>
+        <w:t>제 1</w:t>
+      </w:r>
+      <w:proofErr w:type="gramEnd"/>
+      <w:r>
+        <w:rPr>
+          <w:rFonts w:hint="eastAsia"/>
+        </w:rPr>
+        <w:t xml:space="preserve">항에 의한 국회의 최초의 집회일 </w:t>
+      </w:r>
+      <w:proofErr w:type="spellStart"/>
+      <w:r>
+        <w:rPr>
+          <w:rFonts w:hint="eastAsia"/>
+        </w:rPr>
+        <w:t>전까지로</w:t>
+      </w:r>
+      <w:proofErr w:type="spellEnd"/>
+      <w:r>
+        <w:rPr>
+          <w:rFonts w:hint="eastAsia"/>
+        </w:rPr>
+        <w:t xml:space="preserve"> 한다.</w:t>
+      </w:r>
+    </w:p>
+    <w:p/>
+    <w:p>
+      <w:proofErr w:type="gramStart"/>
+      <w:r>
+        <w:rPr>
+          <w:rFonts w:hint="eastAsia"/>
+        </w:rPr>
+        <w:t>제 4</w:t>
+      </w:r>
+      <w:proofErr w:type="gramEnd"/>
+      <w:r>
+        <w:rPr>
+          <w:rFonts w:hint="eastAsia"/>
+        </w:rPr>
+        <w:t>조</w:t>
+      </w:r>
+    </w:p>
+    <w:p>
+      <w:r>
+        <w:rPr>
+          <w:rFonts w:hint="eastAsia"/>
+        </w:rPr>
+        <w:t xml:space="preserve">1) 이 헌법시행 당시의 공무원과 정부가 임명한 기업체의 임원은 이 헌법에 의하여 임명된 것으로 본다. 다만, 이 헌법에 의하여 선임방법이나 임명권자가 변경된 공무원과 대법원장 및 감사원장은 이 헌법에 의하여 후임자가 선임될 때까지 그 직무를 행하며, 이 경우 전임자인 공무원의 임기는 후임자가 선임되는 </w:t>
+      </w:r>
+      <w:proofErr w:type="spellStart"/>
+      <w:r>
+        <w:rPr>
+          <w:rFonts w:hint="eastAsia"/>
+        </w:rPr>
+        <w:t>전일까지로</w:t>
+      </w:r>
+      <w:proofErr w:type="spellEnd"/>
+      <w:r>
+        <w:rPr>
+          <w:rFonts w:hint="eastAsia"/>
+        </w:rPr>
+        <w:t xml:space="preserve"> 한다.</w:t>
+      </w:r>
+    </w:p>
+    <w:p>
+      <w:r>
+        <w:rPr>
+          <w:rFonts w:hint="eastAsia"/>
+        </w:rPr>
+        <w:t xml:space="preserve">2) 이 헌법시행 당시의 대법원장과 대법원판사가 아닌 법관은 </w:t>
+      </w:r>
+      <w:proofErr w:type="gramStart"/>
+      <w:r>
+        <w:rPr>
+          <w:rFonts w:hint="eastAsia"/>
+        </w:rPr>
+        <w:t>제 1항  단서의</w:t>
+      </w:r>
+      <w:proofErr w:type="gramEnd"/>
+      <w:r>
+        <w:rPr>
+          <w:rFonts w:hint="eastAsia"/>
+        </w:rPr>
+        <w:t xml:space="preserve"> 규정에 불구하고, 이 헌법에 의하여 임명된 것으로 본다.</w:t>
+      </w:r>
+    </w:p>
+    <w:p>
+      <w:r>
+        <w:rPr>
+          <w:rFonts w:hint="eastAsia"/>
+        </w:rPr>
+        <w:t>3) 이 헌법 중 공무원의 임기 또는 중임제한에 관한 규정은 이 헌법에 의하여 그 공무원이 최초로 선출 또는 임명된 때로부터 적용한다.</w:t>
+      </w:r>
+    </w:p>
+    <w:p/>
+    <w:p>
+      <w:proofErr w:type="gramStart"/>
+      <w:r>
+        <w:rPr>
+          <w:rFonts w:hint="eastAsia"/>
+        </w:rPr>
+        <w:t>제 5</w:t>
+      </w:r>
+      <w:proofErr w:type="gramEnd"/>
+      <w:r>
+        <w:rPr>
+          <w:rFonts w:hint="eastAsia"/>
+        </w:rPr>
+        <w:t>조</w:t>
+      </w:r>
+    </w:p>
+    <w:p>
+      <w:r>
+        <w:rPr>
+          <w:rFonts w:hint="eastAsia"/>
+        </w:rPr>
+        <w:t>이 헌법시행 당시의 법령과 조약은 이 헌법에 위배되지 아니하는 한 그 효력을 지속한다.</w:t>
+      </w:r>
+    </w:p>
+    <w:p/>
+    <w:p>
+      <w:proofErr w:type="gramStart"/>
+      <w:r>
+        <w:rPr>
+          <w:rFonts w:hint="eastAsia"/>
+        </w:rPr>
+        <w:t>제 6</w:t>
+      </w:r>
+      <w:proofErr w:type="gramEnd"/>
+      <w:r>
+        <w:rPr>
+          <w:rFonts w:hint="eastAsia"/>
+        </w:rPr>
+        <w:t>조</w:t>
+      </w:r>
+    </w:p>
+    <w:p>
+      <w:pPr>
+        <w:rPr>
+          <w:rFonts w:hint="eastAsia"/>
+        </w:rPr>
+      </w:pPr>
+      <w:r>
+        <w:rPr>
+          <w:rFonts w:hint="eastAsia"/>
+        </w:rPr>
+        <w:t>이 헌법시행 당시에 이 헌법에 의하여 새로 설치될 기관의 권한에 속하는 직무를 행하고 있는 기관은 이 헌법에 의하여 새로운 기관이 설치될 때까지 존속하며 그 직무를 행한다.</w:t>
+      </w:r>
+    </w:p>
+    <w:p>
+      <w:pPr>
+        <w:rPr>
+          <w:rFonts w:hint="eastAsia"/>
+        </w:rPr>
+      </w:pPr>
+    </w:p>
+    <w:p/>
     <w:sectPr>
       <w:pgSz w:w="11906" w:h="16838"/>
       <w:pgMar w:top="1701" w:right="1440" w:bottom="1440" w:left="1440" w:header="851" w:footer="992" w:gutter="0"/>
@@ -9900,6 +11365,23 @@
 </file>
 
 <file path=customXml/item1.xml><?xml version="1.0" encoding="utf-8"?>
+<p:properties xmlns:p="http://schemas.microsoft.com/office/2006/metadata/properties" xmlns:xsi="http://www.w3.org/2001/XMLSchema-instance" xmlns:pc="http://schemas.microsoft.com/office/infopath/2007/PartnerControls">
+  <documentManagement>
+    <_activity xmlns="43964763-f08d-4b59-9e57-2ed240ae8aa2" xsi:nil="true"/>
+  </documentManagement>
+</p:properties>
+</file>
+
+<file path=customXml/item2.xml><?xml version="1.0" encoding="utf-8"?>
+<?mso-contentType ?>
+<FormTemplates xmlns="http://schemas.microsoft.com/sharepoint/v3/contenttype/forms">
+  <Display>DocumentLibraryForm</Display>
+  <Edit>DocumentLibraryForm</Edit>
+  <New>DocumentLibraryForm</New>
+</FormTemplates>
+</file>
+
+<file path=customXml/item3.xml><?xml version="1.0" encoding="utf-8"?>
 <ct:contentTypeSchema xmlns:ct="http://schemas.microsoft.com/office/2006/metadata/contentType" xmlns:ma="http://schemas.microsoft.com/office/2006/metadata/properties/metaAttributes" ct:_="" ma:_="" ma:contentTypeName="문서" ma:contentTypeID="0x0101003236DF4EECA1C348A6F28055687C5E4C" ma:contentTypeVersion="13" ma:contentTypeDescription="새 문서를 만듭니다." ma:contentTypeScope="" ma:versionID="79bbb2bb6cd40273917dc0e342042229">
   <xsd:schema xmlns:xsd="http://www.w3.org/2001/XMLSchema" xmlns:xs="http://www.w3.org/2001/XMLSchema" xmlns:p="http://schemas.microsoft.com/office/2006/metadata/properties" xmlns:ns3="43964763-f08d-4b59-9e57-2ed240ae8aa2" targetNamespace="http://schemas.microsoft.com/office/2006/metadata/properties" ma:root="true" ma:fieldsID="055d68f9d36cbd3be3c5591274ec72cf" ns3:_="">
     <xsd:import namespace="43964763-f08d-4b59-9e57-2ed240ae8aa2"/>
@@ -10099,24 +11581,25 @@
 </ct:contentTypeSchema>
 </file>
 
-<file path=customXml/item2.xml><?xml version="1.0" encoding="utf-8"?>
-<?mso-contentType ?>
-<FormTemplates xmlns="http://schemas.microsoft.com/sharepoint/v3/contenttype/forms">
-  <Display>DocumentLibraryForm</Display>
-  <Edit>DocumentLibraryForm</Edit>
-  <New>DocumentLibraryForm</New>
-</FormTemplates>
+<file path=customXml/itemProps1.xml><?xml version="1.0" encoding="utf-8"?>
+<ds:datastoreItem xmlns:ds="http://schemas.openxmlformats.org/officeDocument/2006/customXml" ds:itemID="{3AF18C9D-AC5C-42AA-8F97-6CAD75A2043A}">
+  <ds:schemaRefs>
+    <ds:schemaRef ds:uri="http://schemas.microsoft.com/office/2006/metadata/properties"/>
+    <ds:schemaRef ds:uri="http://schemas.microsoft.com/office/infopath/2007/PartnerControls"/>
+    <ds:schemaRef ds:uri="43964763-f08d-4b59-9e57-2ed240ae8aa2"/>
+  </ds:schemaRefs>
+</ds:datastoreItem>
 </file>
 
-<file path=customXml/item3.xml><?xml version="1.0" encoding="utf-8"?>
-<p:properties xmlns:p="http://schemas.microsoft.com/office/2006/metadata/properties" xmlns:xsi="http://www.w3.org/2001/XMLSchema-instance" xmlns:pc="http://schemas.microsoft.com/office/infopath/2007/PartnerControls">
-  <documentManagement>
-    <_activity xmlns="43964763-f08d-4b59-9e57-2ed240ae8aa2" xsi:nil="true"/>
-  </documentManagement>
-</p:properties>
+<file path=customXml/itemProps2.xml><?xml version="1.0" encoding="utf-8"?>
+<ds:datastoreItem xmlns:ds="http://schemas.openxmlformats.org/officeDocument/2006/customXml" ds:itemID="{35647CA4-5E22-4570-8B81-969B172B497A}">
+  <ds:schemaRefs>
+    <ds:schemaRef ds:uri="http://schemas.microsoft.com/sharepoint/v3/contenttype/forms"/>
+  </ds:schemaRefs>
+</ds:datastoreItem>
 </file>
 
-<file path=customXml/itemProps1.xml><?xml version="1.0" encoding="utf-8"?>
+<file path=customXml/itemProps3.xml><?xml version="1.0" encoding="utf-8"?>
 <ds:datastoreItem xmlns:ds="http://schemas.openxmlformats.org/officeDocument/2006/customXml" ds:itemID="{791CD8DF-96B4-4A9A-81B0-161553E2B65D}">
   <ds:schemaRefs>
     <ds:schemaRef ds:uri="http://schemas.microsoft.com/office/2006/metadata/contentType"/>
@@ -10132,22 +11615,4 @@
     <ds:schemaRef ds:uri="http://schemas.microsoft.com/internal/obd"/>
   </ds:schemaRefs>
 </ds:datastoreItem>
-</file>
-
-<file path=customXml/itemProps2.xml><?xml version="1.0" encoding="utf-8"?>
-<ds:datastoreItem xmlns:ds="http://schemas.openxmlformats.org/officeDocument/2006/customXml" ds:itemID="{35647CA4-5E22-4570-8B81-969B172B497A}">
-  <ds:schemaRefs>
-    <ds:schemaRef ds:uri="http://schemas.microsoft.com/sharepoint/v3/contenttype/forms"/>
-  </ds:schemaRefs>
-</ds:datastoreItem>
-</file>
-
-<file path=customXml/itemProps3.xml><?xml version="1.0" encoding="utf-8"?>
-<ds:datastoreItem xmlns:ds="http://schemas.openxmlformats.org/officeDocument/2006/customXml" ds:itemID="{3AF18C9D-AC5C-42AA-8F97-6CAD75A2043A}">
-  <ds:schemaRefs>
-    <ds:schemaRef ds:uri="http://schemas.microsoft.com/office/2006/metadata/properties"/>
-    <ds:schemaRef ds:uri="http://schemas.microsoft.com/office/infopath/2007/PartnerControls"/>
-    <ds:schemaRef ds:uri="43964763-f08d-4b59-9e57-2ed240ae8aa2"/>
-  </ds:schemaRefs>
-</ds:datastoreItem>
 </file>